--- a/laba_1/Отчет.docx
+++ b/laba_1/Отчет.docx
@@ -717,6 +717,7 @@
               </w:rPr>
               <w:t xml:space="preserve">C. B. </w:t>
             </w:r>
+            <w:proofErr w:type="spellStart"/>
             <w:r>
               <w:rPr>
                 <w:rFonts w:eastAsia="Times New Roman" w:cs="Times New Roman"/>
@@ -724,6 +725,7 @@
               </w:rPr>
               <w:t>Болтак</w:t>
             </w:r>
+            <w:proofErr w:type="spellEnd"/>
           </w:p>
         </w:tc>
       </w:tr>
@@ -1356,39 +1358,9 @@
           <w:sz w:val="28"/>
           <w:szCs w:val="28"/>
         </w:rPr>
-        <w:t>«столбцовый метод» </w:t>
-      </w:r>
-      <w:r>
-        <w:rPr>
-          <w:rStyle w:val="kb0tx"/>
-          <w:color w:val="000000"/>
-          <w:sz w:val="28"/>
-          <w:szCs w:val="28"/>
-        </w:rPr>
-        <w:t>с одним ключевым словом, текст на русском языке;</w:t>
-      </w:r>
-    </w:p>
-    <w:p>
-      <w:pPr>
-        <w:pStyle w:val="zfr3q"/>
-        <w:spacing w:before="0" w:beforeAutospacing="0" w:after="0" w:afterAutospacing="0"/>
-        <w:ind w:left="360"/>
-        <w:jc w:val="both"/>
-        <w:rPr>
-          <w:color w:val="212121"/>
-          <w:sz w:val="28"/>
-          <w:szCs w:val="28"/>
-        </w:rPr>
-      </w:pPr>
-      <w:r>
-        <w:rPr>
-          <w:rStyle w:val="kb0tx"/>
-          <w:color w:val="000000"/>
-          <w:sz w:val="28"/>
-          <w:szCs w:val="28"/>
-        </w:rPr>
-        <w:t>- алгоритм </w:t>
-      </w:r>
+        <w:t>«</w:t>
+      </w:r>
+      <w:proofErr w:type="spellStart"/>
       <w:r>
         <w:rPr>
           <w:rStyle w:val="kb0tx"/>
@@ -1398,7 +1370,19 @@
           <w:sz w:val="28"/>
           <w:szCs w:val="28"/>
         </w:rPr>
-        <w:t>Виженера, самогенерирующийся ключ,</w:t>
+        <w:t>столбцовый</w:t>
+      </w:r>
+      <w:proofErr w:type="spellEnd"/>
+      <w:r>
+        <w:rPr>
+          <w:rStyle w:val="kb0tx"/>
+          <w:b/>
+          <w:bCs/>
+          <w:color w:val="000000"/>
+          <w:sz w:val="28"/>
+          <w:szCs w:val="28"/>
+        </w:rPr>
+        <w:t xml:space="preserve"> метод» </w:t>
       </w:r>
       <w:r>
         <w:rPr>
@@ -1407,6 +1391,61 @@
           <w:sz w:val="28"/>
           <w:szCs w:val="28"/>
         </w:rPr>
+        <w:t>с одним ключевым словом, текст на русском языке;</w:t>
+      </w:r>
+    </w:p>
+    <w:p>
+      <w:pPr>
+        <w:pStyle w:val="zfr3q"/>
+        <w:spacing w:before="0" w:beforeAutospacing="0" w:after="0" w:afterAutospacing="0"/>
+        <w:ind w:left="360"/>
+        <w:jc w:val="both"/>
+        <w:rPr>
+          <w:color w:val="212121"/>
+          <w:sz w:val="28"/>
+          <w:szCs w:val="28"/>
+        </w:rPr>
+      </w:pPr>
+      <w:r>
+        <w:rPr>
+          <w:rStyle w:val="kb0tx"/>
+          <w:color w:val="000000"/>
+          <w:sz w:val="28"/>
+          <w:szCs w:val="28"/>
+        </w:rPr>
+        <w:t>- алгоритм </w:t>
+      </w:r>
+      <w:proofErr w:type="spellStart"/>
+      <w:r>
+        <w:rPr>
+          <w:rStyle w:val="kb0tx"/>
+          <w:b/>
+          <w:bCs/>
+          <w:color w:val="000000"/>
+          <w:sz w:val="28"/>
+          <w:szCs w:val="28"/>
+        </w:rPr>
+        <w:t>Виженера</w:t>
+      </w:r>
+      <w:proofErr w:type="spellEnd"/>
+      <w:r>
+        <w:rPr>
+          <w:rStyle w:val="kb0tx"/>
+          <w:b/>
+          <w:bCs/>
+          <w:color w:val="000000"/>
+          <w:sz w:val="28"/>
+          <w:szCs w:val="28"/>
+        </w:rPr>
+        <w:t>, самогенерирующийся ключ,</w:t>
+      </w:r>
+      <w:r>
+        <w:rPr>
+          <w:rStyle w:val="kb0tx"/>
+          <w:color w:val="000000"/>
+          <w:sz w:val="28"/>
+          <w:szCs w:val="28"/>
+        </w:rPr>
         <w:t> текст на русском языке.</w:t>
       </w:r>
     </w:p>
@@ -1452,7 +1491,27 @@
           <w:sz w:val="28"/>
           <w:szCs w:val="28"/>
         </w:rPr>
-        <w:t>Программа должна игнорировать все символы, не являющиеся буквами заданного алфавита,  и шифровать только текст на заданном языке. Все алгоритмы должны быть реализованы в одной программе. Программа не должна быть написана в консольном режиме. Результат работы программы – зашифрованный/расшифрованный файл/ы. Кроме работы с файлами программа должна предоставлять ввод/вывод шифруемого текста с клавиатуры/на экран.</w:t>
+        <w:t xml:space="preserve">Программа должна игнорировать все символы, не являющиеся буквами заданного </w:t>
+      </w:r>
+      <w:proofErr w:type="gramStart"/>
+      <w:r>
+        <w:rPr>
+          <w:rStyle w:val="kb0tx"/>
+          <w:color w:val="000000"/>
+          <w:sz w:val="28"/>
+          <w:szCs w:val="28"/>
+        </w:rPr>
+        <w:t>алфавита,  и</w:t>
+      </w:r>
+      <w:proofErr w:type="gramEnd"/>
+      <w:r>
+        <w:rPr>
+          <w:rStyle w:val="kb0tx"/>
+          <w:color w:val="000000"/>
+          <w:sz w:val="28"/>
+          <w:szCs w:val="28"/>
+        </w:rPr>
+        <w:t xml:space="preserve"> шифровать только текст на заданном языке. Все алгоритмы должны быть реализованы в одной программе. Программа не должна быть написана в консольном режиме. Результат работы программы – зашифрованный/расшифрованный файл/ы. Кроме работы с файлами программа должна предоставлять ввод/вывод шифруемого текста с клавиатуры/на экран.</w:t>
       </w:r>
     </w:p>
     <w:p>
@@ -1472,13 +1531,18 @@
     <w:p>
       <w:pPr>
         <w:pStyle w:val="zfr3q"/>
+        <w:numPr>
+          <w:ilvl w:val="0"/>
+          <w:numId w:val="1"/>
+        </w:numPr>
         <w:spacing w:before="0" w:beforeAutospacing="0" w:after="0" w:afterAutospacing="0"/>
-        <w:ind w:firstLine="360"/>
         <w:jc w:val="both"/>
         <w:rPr>
+          <w:rStyle w:val="kb0tx"/>
           <w:color w:val="212121"/>
           <w:sz w:val="28"/>
           <w:szCs w:val="28"/>
+          <w:lang w:val="en-US"/>
         </w:rPr>
       </w:pPr>
       <w:r>
@@ -1488,8 +1552,577 @@
           <w:sz w:val="28"/>
           <w:szCs w:val="28"/>
         </w:rPr>
-        <w:t>2.</w:t>
-      </w:r>
+        <w:t>Тесты</w:t>
+      </w:r>
+    </w:p>
+    <w:p>
+      <w:pPr>
+        <w:pStyle w:val="zfr3q"/>
+        <w:spacing w:before="0" w:beforeAutospacing="0" w:after="0" w:afterAutospacing="0"/>
+        <w:jc w:val="both"/>
+        <w:rPr>
+          <w:color w:val="212121"/>
+          <w:sz w:val="28"/>
+          <w:szCs w:val="28"/>
+        </w:rPr>
+      </w:pPr>
+    </w:p>
+    <w:p>
+      <w:pPr>
+        <w:pStyle w:val="zfr3q"/>
+        <w:numPr>
+          <w:ilvl w:val="1"/>
+          <w:numId w:val="1"/>
+        </w:numPr>
+        <w:spacing w:before="0" w:beforeAutospacing="0" w:after="0" w:afterAutospacing="0"/>
+        <w:jc w:val="both"/>
+        <w:rPr>
+          <w:color w:val="212121"/>
+          <w:sz w:val="28"/>
+          <w:szCs w:val="28"/>
+        </w:rPr>
+      </w:pPr>
+      <w:proofErr w:type="spellStart"/>
+      <w:r>
+        <w:rPr>
+          <w:color w:val="212121"/>
+          <w:sz w:val="28"/>
+          <w:szCs w:val="28"/>
+        </w:rPr>
+        <w:t>Столбцовый</w:t>
+      </w:r>
+      <w:proofErr w:type="spellEnd"/>
+      <w:r>
+        <w:rPr>
+          <w:color w:val="212121"/>
+          <w:sz w:val="28"/>
+          <w:szCs w:val="28"/>
+        </w:rPr>
+        <w:t xml:space="preserve"> метод</w:t>
+      </w:r>
+    </w:p>
+    <w:p>
+      <w:pPr>
+        <w:pStyle w:val="zfr3q"/>
+        <w:spacing w:before="0" w:beforeAutospacing="0" w:after="0" w:afterAutospacing="0"/>
+        <w:jc w:val="both"/>
+        <w:rPr>
+          <w:color w:val="212121"/>
+          <w:sz w:val="28"/>
+          <w:szCs w:val="28"/>
+        </w:rPr>
+      </w:pPr>
+      <w:r>
+        <w:rPr>
+          <w:noProof/>
+          <w:color w:val="212121"/>
+          <w:sz w:val="28"/>
+          <w:szCs w:val="28"/>
+        </w:rPr>
+        <w:drawing>
+          <wp:anchor distT="0" distB="0" distL="114300" distR="114300" simplePos="0" relativeHeight="251659264" behindDoc="1" locked="0" layoutInCell="1" allowOverlap="1" wp14:anchorId="649B6F52" wp14:editId="5C4EF5CA">
+            <wp:simplePos x="0" y="0"/>
+            <wp:positionH relativeFrom="column">
+              <wp:posOffset>-365125</wp:posOffset>
+            </wp:positionH>
+            <wp:positionV relativeFrom="paragraph">
+              <wp:posOffset>160020</wp:posOffset>
+            </wp:positionV>
+            <wp:extent cx="4271010" cy="1850390"/>
+            <wp:effectExtent l="0" t="0" r="0" b="0"/>
+            <wp:wrapTight wrapText="bothSides">
+              <wp:wrapPolygon edited="0">
+                <wp:start x="0" y="0"/>
+                <wp:lineTo x="0" y="21348"/>
+                <wp:lineTo x="21484" y="21348"/>
+                <wp:lineTo x="21484" y="0"/>
+                <wp:lineTo x="0" y="0"/>
+              </wp:wrapPolygon>
+            </wp:wrapTight>
+            <wp:docPr id="1" name="Рисунок 1"/>
+            <wp:cNvGraphicFramePr>
+              <a:graphicFrameLocks xmlns:a="http://schemas.openxmlformats.org/drawingml/2006/main" noChangeAspect="1"/>
+            </wp:cNvGraphicFramePr>
+            <a:graphic xmlns:a="http://schemas.openxmlformats.org/drawingml/2006/main">
+              <a:graphicData uri="http://schemas.openxmlformats.org/drawingml/2006/picture">
+                <pic:pic xmlns:pic="http://schemas.openxmlformats.org/drawingml/2006/picture">
+                  <pic:nvPicPr>
+                    <pic:cNvPr id="1" name=""/>
+                    <pic:cNvPicPr/>
+                  </pic:nvPicPr>
+                  <pic:blipFill>
+                    <a:blip r:embed="rId5" cstate="print">
+                      <a:extLst>
+                        <a:ext uri="{28A0092B-C50C-407E-A947-70E740481C1C}">
+                          <a14:useLocalDpi xmlns:a14="http://schemas.microsoft.com/office/drawing/2010/main" val="0"/>
+                        </a:ext>
+                      </a:extLst>
+                    </a:blip>
+                    <a:stretch>
+                      <a:fillRect/>
+                    </a:stretch>
+                  </pic:blipFill>
+                  <pic:spPr>
+                    <a:xfrm>
+                      <a:off x="0" y="0"/>
+                      <a:ext cx="4271010" cy="1850390"/>
+                    </a:xfrm>
+                    <a:prstGeom prst="rect">
+                      <a:avLst/>
+                    </a:prstGeom>
+                  </pic:spPr>
+                </pic:pic>
+              </a:graphicData>
+            </a:graphic>
+            <wp14:sizeRelH relativeFrom="margin">
+              <wp14:pctWidth>0</wp14:pctWidth>
+            </wp14:sizeRelH>
+            <wp14:sizeRelV relativeFrom="margin">
+              <wp14:pctHeight>0</wp14:pctHeight>
+            </wp14:sizeRelV>
+          </wp:anchor>
+        </w:drawing>
+      </w:r>
+    </w:p>
+    <w:tbl>
+      <w:tblPr>
+        <w:tblStyle w:val="a5"/>
+        <w:tblpPr w:leftFromText="180" w:rightFromText="180" w:vertAnchor="text" w:horzAnchor="page" w:tblpX="8271" w:tblpY="123"/>
+        <w:tblW w:w="0" w:type="auto"/>
+        <w:tblLook w:val="04A0" w:firstRow="1" w:lastRow="0" w:firstColumn="1" w:lastColumn="0" w:noHBand="0" w:noVBand="1"/>
+      </w:tblPr>
+      <w:tblGrid>
+        <w:gridCol w:w="808"/>
+        <w:gridCol w:w="808"/>
+        <w:gridCol w:w="808"/>
+        <w:gridCol w:w="808"/>
+      </w:tblGrid>
+      <w:tr>
+        <w:trPr>
+          <w:trHeight w:val="497"/>
+        </w:trPr>
+        <w:tc>
+          <w:tcPr>
+            <w:tcW w:w="808" w:type="dxa"/>
+          </w:tcPr>
+          <w:p>
+            <w:pPr>
+              <w:jc w:val="center"/>
+            </w:pPr>
+            <w:r>
+              <w:t>Г</w:t>
+            </w:r>
+          </w:p>
+        </w:tc>
+        <w:tc>
+          <w:tcPr>
+            <w:tcW w:w="808" w:type="dxa"/>
+          </w:tcPr>
+          <w:p>
+            <w:pPr>
+              <w:jc w:val="center"/>
+            </w:pPr>
+            <w:r>
+              <w:t>Р</w:t>
+            </w:r>
+          </w:p>
+        </w:tc>
+        <w:tc>
+          <w:tcPr>
+            <w:tcW w:w="808" w:type="dxa"/>
+          </w:tcPr>
+          <w:p>
+            <w:pPr>
+              <w:jc w:val="center"/>
+            </w:pPr>
+            <w:r>
+              <w:t>О</w:t>
+            </w:r>
+          </w:p>
+        </w:tc>
+        <w:tc>
+          <w:tcPr>
+            <w:tcW w:w="808" w:type="dxa"/>
+          </w:tcPr>
+          <w:p>
+            <w:pPr>
+              <w:jc w:val="center"/>
+            </w:pPr>
+            <w:r>
+              <w:t>М</w:t>
+            </w:r>
+          </w:p>
+        </w:tc>
+      </w:tr>
+      <w:tr>
+        <w:trPr>
+          <w:trHeight w:val="497"/>
+        </w:trPr>
+        <w:tc>
+          <w:tcPr>
+            <w:tcW w:w="808" w:type="dxa"/>
+          </w:tcPr>
+          <w:p>
+            <w:pPr>
+              <w:jc w:val="center"/>
+            </w:pPr>
+            <w:r>
+              <w:t>1</w:t>
+            </w:r>
+          </w:p>
+        </w:tc>
+        <w:tc>
+          <w:tcPr>
+            <w:tcW w:w="808" w:type="dxa"/>
+          </w:tcPr>
+          <w:p>
+            <w:pPr>
+              <w:jc w:val="center"/>
+            </w:pPr>
+            <w:r>
+              <w:t>4</w:t>
+            </w:r>
+          </w:p>
+        </w:tc>
+        <w:tc>
+          <w:tcPr>
+            <w:tcW w:w="808" w:type="dxa"/>
+          </w:tcPr>
+          <w:p>
+            <w:pPr>
+              <w:jc w:val="center"/>
+            </w:pPr>
+            <w:r>
+              <w:t>3</w:t>
+            </w:r>
+          </w:p>
+        </w:tc>
+        <w:tc>
+          <w:tcPr>
+            <w:tcW w:w="808" w:type="dxa"/>
+          </w:tcPr>
+          <w:p>
+            <w:pPr>
+              <w:jc w:val="center"/>
+            </w:pPr>
+            <w:r>
+              <w:t>2</w:t>
+            </w:r>
+          </w:p>
+        </w:tc>
+      </w:tr>
+      <w:tr>
+        <w:trPr>
+          <w:trHeight w:val="497"/>
+        </w:trPr>
+        <w:tc>
+          <w:tcPr>
+            <w:tcW w:w="808" w:type="dxa"/>
+          </w:tcPr>
+          <w:p>
+            <w:pPr>
+              <w:jc w:val="center"/>
+            </w:pPr>
+            <w:r>
+              <w:t>С</w:t>
+            </w:r>
+          </w:p>
+        </w:tc>
+        <w:tc>
+          <w:tcPr>
+            <w:tcW w:w="808" w:type="dxa"/>
+          </w:tcPr>
+          <w:p>
+            <w:pPr>
+              <w:jc w:val="center"/>
+            </w:pPr>
+            <w:r>
+              <w:t>Н</w:t>
+            </w:r>
+          </w:p>
+        </w:tc>
+        <w:tc>
+          <w:tcPr>
+            <w:tcW w:w="808" w:type="dxa"/>
+          </w:tcPr>
+          <w:p>
+            <w:pPr>
+              <w:jc w:val="center"/>
+            </w:pPr>
+            <w:r>
+              <w:t>О</w:t>
+            </w:r>
+          </w:p>
+        </w:tc>
+        <w:tc>
+          <w:tcPr>
+            <w:tcW w:w="808" w:type="dxa"/>
+          </w:tcPr>
+          <w:p>
+            <w:pPr>
+              <w:jc w:val="center"/>
+            </w:pPr>
+            <w:r>
+              <w:t>В</w:t>
+            </w:r>
+          </w:p>
+        </w:tc>
+      </w:tr>
+      <w:tr>
+        <w:trPr>
+          <w:trHeight w:val="497"/>
+        </w:trPr>
+        <w:tc>
+          <w:tcPr>
+            <w:tcW w:w="808" w:type="dxa"/>
+          </w:tcPr>
+          <w:p>
+            <w:pPr>
+              <w:jc w:val="center"/>
+            </w:pPr>
+            <w:r>
+              <w:t>Ы</w:t>
+            </w:r>
+          </w:p>
+        </w:tc>
+        <w:tc>
+          <w:tcPr>
+            <w:tcW w:w="808" w:type="dxa"/>
+          </w:tcPr>
+          <w:p>
+            <w:pPr>
+              <w:jc w:val="center"/>
+            </w:pPr>
+            <w:r>
+              <w:t>М</w:t>
+            </w:r>
+          </w:p>
+        </w:tc>
+        <w:tc>
+          <w:tcPr>
+            <w:tcW w:w="808" w:type="dxa"/>
+          </w:tcPr>
+          <w:p>
+            <w:pPr>
+              <w:jc w:val="center"/>
+            </w:pPr>
+            <w:r>
+              <w:t>Г</w:t>
+            </w:r>
+          </w:p>
+        </w:tc>
+        <w:tc>
+          <w:tcPr>
+            <w:tcW w:w="808" w:type="dxa"/>
+          </w:tcPr>
+          <w:p>
+            <w:pPr>
+              <w:jc w:val="center"/>
+            </w:pPr>
+            <w:r>
+              <w:t>О</w:t>
+            </w:r>
+          </w:p>
+        </w:tc>
+      </w:tr>
+      <w:tr>
+        <w:trPr>
+          <w:trHeight w:val="54"/>
+        </w:trPr>
+        <w:tc>
+          <w:tcPr>
+            <w:tcW w:w="808" w:type="dxa"/>
+          </w:tcPr>
+          <w:p>
+            <w:pPr>
+              <w:jc w:val="center"/>
+            </w:pPr>
+            <w:r>
+              <w:t>Д</w:t>
+            </w:r>
+          </w:p>
+        </w:tc>
+        <w:tc>
+          <w:tcPr>
+            <w:tcW w:w="808" w:type="dxa"/>
+          </w:tcPr>
+          <w:p>
+            <w:pPr>
+              <w:jc w:val="center"/>
+            </w:pPr>
+            <w:r>
+              <w:t>О</w:t>
+            </w:r>
+          </w:p>
+        </w:tc>
+        <w:tc>
+          <w:tcPr>
+            <w:tcW w:w="808" w:type="dxa"/>
+          </w:tcPr>
+          <w:p>
+            <w:pPr>
+              <w:jc w:val="center"/>
+            </w:pPr>
+            <w:r>
+              <w:t>М</w:t>
+            </w:r>
+          </w:p>
+        </w:tc>
+        <w:tc>
+          <w:tcPr>
+            <w:tcW w:w="808" w:type="dxa"/>
+          </w:tcPr>
+          <w:p>
+            <w:pPr>
+              <w:jc w:val="center"/>
+            </w:pPr>
+          </w:p>
+        </w:tc>
+      </w:tr>
+    </w:tbl>
+    <w:p>
+      <w:pPr>
+        <w:pStyle w:val="zfr3q"/>
+        <w:spacing w:before="0" w:beforeAutospacing="0" w:after="0" w:afterAutospacing="0"/>
+        <w:jc w:val="both"/>
+        <w:rPr>
+          <w:color w:val="212121"/>
+          <w:sz w:val="28"/>
+          <w:szCs w:val="28"/>
+        </w:rPr>
+      </w:pPr>
+      <w:r>
+        <w:rPr>
+          <w:color w:val="212121"/>
+          <w:sz w:val="28"/>
+          <w:szCs w:val="28"/>
+        </w:rPr>
+        <w:t xml:space="preserve"> </w:t>
+      </w:r>
+      <w:proofErr w:type="spellStart"/>
+      <w:r>
+        <w:rPr>
+          <w:color w:val="212121"/>
+          <w:sz w:val="28"/>
+          <w:szCs w:val="28"/>
+        </w:rPr>
+        <w:t>Шифротекст</w:t>
+      </w:r>
+      <w:proofErr w:type="spellEnd"/>
+      <w:r>
+        <w:rPr>
+          <w:color w:val="212121"/>
+          <w:sz w:val="28"/>
+          <w:szCs w:val="28"/>
+        </w:rPr>
+        <w:t xml:space="preserve">: </w:t>
+      </w:r>
+    </w:p>
+    <w:p>
+      <w:pPr>
+        <w:pStyle w:val="zfr3q"/>
+        <w:spacing w:before="0" w:beforeAutospacing="0" w:after="0" w:afterAutospacing="0"/>
+        <w:ind w:left="360"/>
+        <w:jc w:val="both"/>
+        <w:rPr>
+          <w:color w:val="212121"/>
+          <w:sz w:val="28"/>
+          <w:szCs w:val="28"/>
+        </w:rPr>
+      </w:pPr>
+      <w:r>
+        <w:rPr>
+          <w:noProof/>
+        </w:rPr>
+        <w:drawing>
+          <wp:anchor distT="0" distB="0" distL="114300" distR="114300" simplePos="0" relativeHeight="251658240" behindDoc="1" locked="0" layoutInCell="1" allowOverlap="1" wp14:anchorId="37C73398" wp14:editId="257A9C81">
+            <wp:simplePos x="0" y="0"/>
+            <wp:positionH relativeFrom="column">
+              <wp:posOffset>-365125</wp:posOffset>
+            </wp:positionH>
+            <wp:positionV relativeFrom="paragraph">
+              <wp:posOffset>86995</wp:posOffset>
+            </wp:positionV>
+            <wp:extent cx="4271010" cy="1830705"/>
+            <wp:effectExtent l="0" t="0" r="0" b="0"/>
+            <wp:wrapTight wrapText="bothSides">
+              <wp:wrapPolygon edited="0">
+                <wp:start x="0" y="0"/>
+                <wp:lineTo x="0" y="21353"/>
+                <wp:lineTo x="21484" y="21353"/>
+                <wp:lineTo x="21484" y="0"/>
+                <wp:lineTo x="0" y="0"/>
+              </wp:wrapPolygon>
+            </wp:wrapTight>
+            <wp:docPr id="3" name="Рисунок 3"/>
+            <wp:cNvGraphicFramePr>
+              <a:graphicFrameLocks xmlns:a="http://schemas.openxmlformats.org/drawingml/2006/main" noChangeAspect="1"/>
+            </wp:cNvGraphicFramePr>
+            <a:graphic xmlns:a="http://schemas.openxmlformats.org/drawingml/2006/main">
+              <a:graphicData uri="http://schemas.openxmlformats.org/drawingml/2006/picture">
+                <pic:pic xmlns:pic="http://schemas.openxmlformats.org/drawingml/2006/picture">
+                  <pic:nvPicPr>
+                    <pic:cNvPr id="1" name=""/>
+                    <pic:cNvPicPr/>
+                  </pic:nvPicPr>
+                  <pic:blipFill>
+                    <a:blip r:embed="rId6" cstate="print">
+                      <a:extLst>
+                        <a:ext uri="{28A0092B-C50C-407E-A947-70E740481C1C}">
+                          <a14:useLocalDpi xmlns:a14="http://schemas.microsoft.com/office/drawing/2010/main" val="0"/>
+                        </a:ext>
+                      </a:extLst>
+                    </a:blip>
+                    <a:stretch>
+                      <a:fillRect/>
+                    </a:stretch>
+                  </pic:blipFill>
+                  <pic:spPr>
+                    <a:xfrm>
+                      <a:off x="0" y="0"/>
+                      <a:ext cx="4271010" cy="1830705"/>
+                    </a:xfrm>
+                    <a:prstGeom prst="rect">
+                      <a:avLst/>
+                    </a:prstGeom>
+                  </pic:spPr>
+                </pic:pic>
+              </a:graphicData>
+            </a:graphic>
+            <wp14:sizeRelH relativeFrom="margin">
+              <wp14:pctWidth>0</wp14:pctWidth>
+            </wp14:sizeRelH>
+            <wp14:sizeRelV relativeFrom="margin">
+              <wp14:pctHeight>0</wp14:pctHeight>
+            </wp14:sizeRelV>
+          </wp:anchor>
+        </w:drawing>
+      </w:r>
+      <w:r>
+        <w:rPr>
+          <w:color w:val="212121"/>
+          <w:sz w:val="28"/>
+          <w:szCs w:val="28"/>
+        </w:rPr>
+        <w:t xml:space="preserve"> СЫДВООГМНМО</w:t>
+      </w:r>
+      <w:r>
+        <w:t xml:space="preserve"> </w:t>
+      </w:r>
+    </w:p>
+    <w:p>
+      <w:pPr>
+        <w:pStyle w:val="zfr3q"/>
+        <w:spacing w:before="0" w:beforeAutospacing="0" w:after="0" w:afterAutospacing="0"/>
+        <w:ind w:left="780"/>
+        <w:jc w:val="both"/>
+        <w:rPr>
+          <w:color w:val="212121"/>
+          <w:sz w:val="28"/>
+          <w:szCs w:val="28"/>
+          <w:lang w:val="en-US"/>
+        </w:rPr>
+      </w:pPr>
     </w:p>
     <w:p>
       <w:pPr>
@@ -1513,6 +2146,1781 @@
       </w:pPr>
     </w:p>
     <w:p/>
+    <w:p/>
+    <w:p/>
+    <w:p/>
+    <w:p/>
+    <w:tbl>
+      <w:tblPr>
+        <w:tblStyle w:val="a5"/>
+        <w:tblpPr w:leftFromText="180" w:rightFromText="180" w:vertAnchor="text" w:horzAnchor="page" w:tblpX="8171" w:tblpY="738"/>
+        <w:tblW w:w="0" w:type="auto"/>
+        <w:tblLook w:val="04A0" w:firstRow="1" w:lastRow="0" w:firstColumn="1" w:lastColumn="0" w:noHBand="0" w:noVBand="1"/>
+      </w:tblPr>
+      <w:tblGrid>
+        <w:gridCol w:w="1124"/>
+        <w:gridCol w:w="1124"/>
+        <w:gridCol w:w="1124"/>
+      </w:tblGrid>
+      <w:tr>
+        <w:trPr>
+          <w:trHeight w:val="250"/>
+        </w:trPr>
+        <w:tc>
+          <w:tcPr>
+            <w:tcW w:w="1124" w:type="dxa"/>
+          </w:tcPr>
+          <w:p>
+            <w:pPr>
+              <w:jc w:val="center"/>
+            </w:pPr>
+            <w:r>
+              <w:lastRenderedPageBreak/>
+              <w:t>К</w:t>
+            </w:r>
+          </w:p>
+        </w:tc>
+        <w:tc>
+          <w:tcPr>
+            <w:tcW w:w="1124" w:type="dxa"/>
+          </w:tcPr>
+          <w:p>
+            <w:pPr>
+              <w:jc w:val="center"/>
+            </w:pPr>
+            <w:r>
+              <w:t>У</w:t>
+            </w:r>
+          </w:p>
+        </w:tc>
+        <w:tc>
+          <w:tcPr>
+            <w:tcW w:w="1124" w:type="dxa"/>
+          </w:tcPr>
+          <w:p>
+            <w:pPr>
+              <w:jc w:val="center"/>
+            </w:pPr>
+            <w:r>
+              <w:t>Б</w:t>
+            </w:r>
+          </w:p>
+        </w:tc>
+      </w:tr>
+      <w:tr>
+        <w:trPr>
+          <w:trHeight w:val="250"/>
+        </w:trPr>
+        <w:tc>
+          <w:tcPr>
+            <w:tcW w:w="1124" w:type="dxa"/>
+          </w:tcPr>
+          <w:p>
+            <w:pPr>
+              <w:jc w:val="center"/>
+            </w:pPr>
+            <w:r>
+              <w:t>2</w:t>
+            </w:r>
+          </w:p>
+        </w:tc>
+        <w:tc>
+          <w:tcPr>
+            <w:tcW w:w="1124" w:type="dxa"/>
+          </w:tcPr>
+          <w:p>
+            <w:pPr>
+              <w:jc w:val="center"/>
+            </w:pPr>
+            <w:r>
+              <w:t>3</w:t>
+            </w:r>
+          </w:p>
+        </w:tc>
+        <w:tc>
+          <w:tcPr>
+            <w:tcW w:w="1124" w:type="dxa"/>
+          </w:tcPr>
+          <w:p>
+            <w:pPr>
+              <w:jc w:val="center"/>
+            </w:pPr>
+            <w:r>
+              <w:t>1</w:t>
+            </w:r>
+          </w:p>
+        </w:tc>
+      </w:tr>
+      <w:tr>
+        <w:trPr>
+          <w:trHeight w:val="258"/>
+        </w:trPr>
+        <w:tc>
+          <w:tcPr>
+            <w:tcW w:w="1124" w:type="dxa"/>
+          </w:tcPr>
+          <w:p>
+            <w:pPr>
+              <w:jc w:val="center"/>
+            </w:pPr>
+            <w:r>
+              <w:t>К</w:t>
+            </w:r>
+          </w:p>
+        </w:tc>
+        <w:tc>
+          <w:tcPr>
+            <w:tcW w:w="1124" w:type="dxa"/>
+          </w:tcPr>
+          <w:p>
+            <w:pPr>
+              <w:jc w:val="center"/>
+            </w:pPr>
+            <w:r>
+              <w:t>О</w:t>
+            </w:r>
+          </w:p>
+        </w:tc>
+        <w:tc>
+          <w:tcPr>
+            <w:tcW w:w="1124" w:type="dxa"/>
+          </w:tcPr>
+          <w:p>
+            <w:pPr>
+              <w:jc w:val="center"/>
+            </w:pPr>
+            <w:r>
+              <w:t>М</w:t>
+            </w:r>
+          </w:p>
+        </w:tc>
+      </w:tr>
+      <w:tr>
+        <w:trPr>
+          <w:trHeight w:val="250"/>
+        </w:trPr>
+        <w:tc>
+          <w:tcPr>
+            <w:tcW w:w="1124" w:type="dxa"/>
+          </w:tcPr>
+          <w:p>
+            <w:pPr>
+              <w:jc w:val="center"/>
+            </w:pPr>
+            <w:r>
+              <w:t>П</w:t>
+            </w:r>
+          </w:p>
+        </w:tc>
+        <w:tc>
+          <w:tcPr>
+            <w:tcW w:w="1124" w:type="dxa"/>
+          </w:tcPr>
+          <w:p>
+            <w:pPr>
+              <w:jc w:val="center"/>
+            </w:pPr>
+            <w:r>
+              <w:t>Ь</w:t>
+            </w:r>
+          </w:p>
+        </w:tc>
+        <w:tc>
+          <w:tcPr>
+            <w:tcW w:w="1124" w:type="dxa"/>
+          </w:tcPr>
+          <w:p>
+            <w:pPr>
+              <w:jc w:val="center"/>
+            </w:pPr>
+            <w:r>
+              <w:t>Ю</w:t>
+            </w:r>
+          </w:p>
+        </w:tc>
+      </w:tr>
+      <w:tr>
+        <w:trPr>
+          <w:trHeight w:val="250"/>
+        </w:trPr>
+        <w:tc>
+          <w:tcPr>
+            <w:tcW w:w="1124" w:type="dxa"/>
+          </w:tcPr>
+          <w:p>
+            <w:pPr>
+              <w:jc w:val="center"/>
+            </w:pPr>
+            <w:r>
+              <w:t>Т</w:t>
+            </w:r>
+          </w:p>
+        </w:tc>
+        <w:tc>
+          <w:tcPr>
+            <w:tcW w:w="1124" w:type="dxa"/>
+          </w:tcPr>
+          <w:p>
+            <w:pPr>
+              <w:jc w:val="center"/>
+            </w:pPr>
+            <w:r>
+              <w:t>Е</w:t>
+            </w:r>
+          </w:p>
+        </w:tc>
+        <w:tc>
+          <w:tcPr>
+            <w:tcW w:w="1124" w:type="dxa"/>
+          </w:tcPr>
+          <w:p>
+            <w:pPr>
+              <w:jc w:val="center"/>
+            </w:pPr>
+            <w:r>
+              <w:t>Р</w:t>
+            </w:r>
+          </w:p>
+        </w:tc>
+      </w:tr>
+    </w:tbl>
+    <w:p>
+      <w:r>
+        <w:rPr>
+          <w:noProof/>
+        </w:rPr>
+        <w:drawing>
+          <wp:anchor distT="0" distB="0" distL="114300" distR="114300" simplePos="0" relativeHeight="251660288" behindDoc="1" locked="0" layoutInCell="1" allowOverlap="1" wp14:anchorId="181DA868" wp14:editId="38A717CB">
+            <wp:simplePos x="0" y="0"/>
+            <wp:positionH relativeFrom="column">
+              <wp:posOffset>41568</wp:posOffset>
+            </wp:positionH>
+            <wp:positionV relativeFrom="paragraph">
+              <wp:posOffset>1752356</wp:posOffset>
+            </wp:positionV>
+            <wp:extent cx="3904615" cy="1657985"/>
+            <wp:effectExtent l="0" t="0" r="635" b="0"/>
+            <wp:wrapThrough wrapText="bothSides">
+              <wp:wrapPolygon edited="0">
+                <wp:start x="0" y="0"/>
+                <wp:lineTo x="0" y="21344"/>
+                <wp:lineTo x="21498" y="21344"/>
+                <wp:lineTo x="21498" y="0"/>
+                <wp:lineTo x="0" y="0"/>
+              </wp:wrapPolygon>
+            </wp:wrapThrough>
+            <wp:docPr id="5" name="Рисунок 5"/>
+            <wp:cNvGraphicFramePr>
+              <a:graphicFrameLocks xmlns:a="http://schemas.openxmlformats.org/drawingml/2006/main" noChangeAspect="1"/>
+            </wp:cNvGraphicFramePr>
+            <a:graphic xmlns:a="http://schemas.openxmlformats.org/drawingml/2006/main">
+              <a:graphicData uri="http://schemas.openxmlformats.org/drawingml/2006/picture">
+                <pic:pic xmlns:pic="http://schemas.openxmlformats.org/drawingml/2006/picture">
+                  <pic:nvPicPr>
+                    <pic:cNvPr id="1" name=""/>
+                    <pic:cNvPicPr/>
+                  </pic:nvPicPr>
+                  <pic:blipFill>
+                    <a:blip r:embed="rId7" cstate="print">
+                      <a:extLst>
+                        <a:ext uri="{28A0092B-C50C-407E-A947-70E740481C1C}">
+                          <a14:useLocalDpi xmlns:a14="http://schemas.microsoft.com/office/drawing/2010/main" val="0"/>
+                        </a:ext>
+                      </a:extLst>
+                    </a:blip>
+                    <a:stretch>
+                      <a:fillRect/>
+                    </a:stretch>
+                  </pic:blipFill>
+                  <pic:spPr>
+                    <a:xfrm>
+                      <a:off x="0" y="0"/>
+                      <a:ext cx="3904615" cy="1657985"/>
+                    </a:xfrm>
+                    <a:prstGeom prst="rect">
+                      <a:avLst/>
+                    </a:prstGeom>
+                  </pic:spPr>
+                </pic:pic>
+              </a:graphicData>
+            </a:graphic>
+          </wp:anchor>
+        </w:drawing>
+      </w:r>
+      <w:r>
+        <w:rPr>
+          <w:noProof/>
+        </w:rPr>
+        <w:drawing>
+          <wp:inline distT="0" distB="0" distL="0" distR="0" wp14:anchorId="4BC07004" wp14:editId="27BF8D90">
+            <wp:extent cx="3904853" cy="1670050"/>
+            <wp:effectExtent l="0" t="0" r="635" b="6350"/>
+            <wp:docPr id="4" name="Рисунок 4"/>
+            <wp:cNvGraphicFramePr>
+              <a:graphicFrameLocks xmlns:a="http://schemas.openxmlformats.org/drawingml/2006/main" noChangeAspect="1"/>
+            </wp:cNvGraphicFramePr>
+            <a:graphic xmlns:a="http://schemas.openxmlformats.org/drawingml/2006/main">
+              <a:graphicData uri="http://schemas.openxmlformats.org/drawingml/2006/picture">
+                <pic:pic xmlns:pic="http://schemas.openxmlformats.org/drawingml/2006/picture">
+                  <pic:nvPicPr>
+                    <pic:cNvPr id="1" name=""/>
+                    <pic:cNvPicPr/>
+                  </pic:nvPicPr>
+                  <pic:blipFill>
+                    <a:blip r:embed="rId8"/>
+                    <a:stretch>
+                      <a:fillRect/>
+                    </a:stretch>
+                  </pic:blipFill>
+                  <pic:spPr>
+                    <a:xfrm>
+                      <a:off x="0" y="0"/>
+                      <a:ext cx="3921956" cy="1677365"/>
+                    </a:xfrm>
+                    <a:prstGeom prst="rect">
+                      <a:avLst/>
+                    </a:prstGeom>
+                  </pic:spPr>
+                </pic:pic>
+              </a:graphicData>
+            </a:graphic>
+          </wp:inline>
+        </w:drawing>
+      </w:r>
+    </w:p>
+    <w:p>
+      <w:pPr>
+        <w:ind w:left="6370"/>
+      </w:pPr>
+      <w:r>
+        <w:t xml:space="preserve"> </w:t>
+      </w:r>
+      <w:proofErr w:type="spellStart"/>
+      <w:proofErr w:type="gramStart"/>
+      <w:r>
+        <w:t>Шифротекст</w:t>
+      </w:r>
+      <w:proofErr w:type="spellEnd"/>
+      <w:r>
+        <w:t xml:space="preserve">:  </w:t>
+      </w:r>
+      <w:r>
+        <w:t>МЮРКПТОЬЕ</w:t>
+      </w:r>
+      <w:proofErr w:type="gramEnd"/>
+    </w:p>
+    <w:p/>
+    <w:p/>
+    <w:p/>
+    <w:p/>
+    <w:tbl>
+      <w:tblPr>
+        <w:tblStyle w:val="a5"/>
+        <w:tblpPr w:leftFromText="180" w:rightFromText="180" w:vertAnchor="text" w:horzAnchor="page" w:tblpX="9272" w:tblpY="988"/>
+        <w:tblW w:w="0" w:type="auto"/>
+        <w:tblLook w:val="04A0" w:firstRow="1" w:lastRow="0" w:firstColumn="1" w:lastColumn="0" w:noHBand="0" w:noVBand="1"/>
+      </w:tblPr>
+      <w:tblGrid>
+        <w:gridCol w:w="897"/>
+      </w:tblGrid>
+      <w:tr>
+        <w:trPr>
+          <w:trHeight w:val="252"/>
+        </w:trPr>
+        <w:tc>
+          <w:tcPr>
+            <w:tcW w:w="897" w:type="dxa"/>
+          </w:tcPr>
+          <w:p>
+            <w:pPr>
+              <w:jc w:val="center"/>
+            </w:pPr>
+            <w:r>
+              <w:t>А</w:t>
+            </w:r>
+          </w:p>
+        </w:tc>
+      </w:tr>
+      <w:tr>
+        <w:trPr>
+          <w:trHeight w:val="252"/>
+        </w:trPr>
+        <w:tc>
+          <w:tcPr>
+            <w:tcW w:w="897" w:type="dxa"/>
+          </w:tcPr>
+          <w:p>
+            <w:pPr>
+              <w:jc w:val="center"/>
+            </w:pPr>
+            <w:r>
+              <w:t>1</w:t>
+            </w:r>
+          </w:p>
+        </w:tc>
+      </w:tr>
+      <w:tr>
+        <w:trPr>
+          <w:trHeight w:val="252"/>
+        </w:trPr>
+        <w:tc>
+          <w:tcPr>
+            <w:tcW w:w="897" w:type="dxa"/>
+          </w:tcPr>
+          <w:p>
+            <w:pPr>
+              <w:jc w:val="center"/>
+            </w:pPr>
+            <w:r>
+              <w:t>Л</w:t>
+            </w:r>
+          </w:p>
+        </w:tc>
+      </w:tr>
+      <w:tr>
+        <w:trPr>
+          <w:trHeight w:val="252"/>
+        </w:trPr>
+        <w:tc>
+          <w:tcPr>
+            <w:tcW w:w="897" w:type="dxa"/>
+          </w:tcPr>
+          <w:p>
+            <w:pPr>
+              <w:jc w:val="center"/>
+            </w:pPr>
+            <w:r>
+              <w:t>Ё</w:t>
+            </w:r>
+          </w:p>
+        </w:tc>
+      </w:tr>
+      <w:tr>
+        <w:trPr>
+          <w:trHeight w:val="252"/>
+        </w:trPr>
+        <w:tc>
+          <w:tcPr>
+            <w:tcW w:w="897" w:type="dxa"/>
+          </w:tcPr>
+          <w:p>
+            <w:pPr>
+              <w:jc w:val="center"/>
+            </w:pPr>
+            <w:r>
+              <w:t>Д</w:t>
+            </w:r>
+          </w:p>
+        </w:tc>
+      </w:tr>
+    </w:tbl>
+    <w:p/>
+    <w:p>
+      <w:r>
+        <w:rPr>
+          <w:noProof/>
+        </w:rPr>
+        <w:drawing>
+          <wp:anchor distT="0" distB="0" distL="114300" distR="114300" simplePos="0" relativeHeight="251661312" behindDoc="0" locked="0" layoutInCell="1" allowOverlap="1" wp14:anchorId="7E76F01F" wp14:editId="0D14A84D">
+            <wp:simplePos x="0" y="0"/>
+            <wp:positionH relativeFrom="column">
+              <wp:posOffset>3175</wp:posOffset>
+            </wp:positionH>
+            <wp:positionV relativeFrom="paragraph">
+              <wp:posOffset>78594</wp:posOffset>
+            </wp:positionV>
+            <wp:extent cx="4003040" cy="1700530"/>
+            <wp:effectExtent l="0" t="0" r="0" b="0"/>
+            <wp:wrapThrough wrapText="bothSides">
+              <wp:wrapPolygon edited="0">
+                <wp:start x="0" y="0"/>
+                <wp:lineTo x="0" y="21294"/>
+                <wp:lineTo x="21484" y="21294"/>
+                <wp:lineTo x="21484" y="0"/>
+                <wp:lineTo x="0" y="0"/>
+              </wp:wrapPolygon>
+            </wp:wrapThrough>
+            <wp:docPr id="6" name="Рисунок 6"/>
+            <wp:cNvGraphicFramePr>
+              <a:graphicFrameLocks xmlns:a="http://schemas.openxmlformats.org/drawingml/2006/main" noChangeAspect="1"/>
+            </wp:cNvGraphicFramePr>
+            <a:graphic xmlns:a="http://schemas.openxmlformats.org/drawingml/2006/main">
+              <a:graphicData uri="http://schemas.openxmlformats.org/drawingml/2006/picture">
+                <pic:pic xmlns:pic="http://schemas.openxmlformats.org/drawingml/2006/picture">
+                  <pic:nvPicPr>
+                    <pic:cNvPr id="1" name=""/>
+                    <pic:cNvPicPr/>
+                  </pic:nvPicPr>
+                  <pic:blipFill>
+                    <a:blip r:embed="rId9" cstate="print">
+                      <a:extLst>
+                        <a:ext uri="{28A0092B-C50C-407E-A947-70E740481C1C}">
+                          <a14:useLocalDpi xmlns:a14="http://schemas.microsoft.com/office/drawing/2010/main" val="0"/>
+                        </a:ext>
+                      </a:extLst>
+                    </a:blip>
+                    <a:stretch>
+                      <a:fillRect/>
+                    </a:stretch>
+                  </pic:blipFill>
+                  <pic:spPr>
+                    <a:xfrm>
+                      <a:off x="0" y="0"/>
+                      <a:ext cx="4003040" cy="1700530"/>
+                    </a:xfrm>
+                    <a:prstGeom prst="rect">
+                      <a:avLst/>
+                    </a:prstGeom>
+                  </pic:spPr>
+                </pic:pic>
+              </a:graphicData>
+            </a:graphic>
+            <wp14:sizeRelH relativeFrom="margin">
+              <wp14:pctWidth>0</wp14:pctWidth>
+            </wp14:sizeRelH>
+            <wp14:sizeRelV relativeFrom="margin">
+              <wp14:pctHeight>0</wp14:pctHeight>
+            </wp14:sizeRelV>
+          </wp:anchor>
+        </w:drawing>
+      </w:r>
+    </w:p>
+    <w:p/>
+    <w:p/>
+    <w:p/>
+    <w:p/>
+    <w:p>
+      <w:r>
+        <w:rPr>
+          <w:noProof/>
+        </w:rPr>
+        <w:drawing>
+          <wp:anchor distT="0" distB="0" distL="114300" distR="114300" simplePos="0" relativeHeight="251662336" behindDoc="0" locked="0" layoutInCell="1" allowOverlap="1" wp14:anchorId="1975D23B" wp14:editId="26C27FBB">
+            <wp:simplePos x="0" y="0"/>
+            <wp:positionH relativeFrom="column">
+              <wp:posOffset>2540</wp:posOffset>
+            </wp:positionH>
+            <wp:positionV relativeFrom="paragraph">
+              <wp:posOffset>339090</wp:posOffset>
+            </wp:positionV>
+            <wp:extent cx="4020185" cy="1715770"/>
+            <wp:effectExtent l="0" t="0" r="0" b="0"/>
+            <wp:wrapThrough wrapText="bothSides">
+              <wp:wrapPolygon edited="0">
+                <wp:start x="0" y="0"/>
+                <wp:lineTo x="0" y="21344"/>
+                <wp:lineTo x="21494" y="21344"/>
+                <wp:lineTo x="21494" y="0"/>
+                <wp:lineTo x="0" y="0"/>
+              </wp:wrapPolygon>
+            </wp:wrapThrough>
+            <wp:docPr id="7" name="Рисунок 7"/>
+            <wp:cNvGraphicFramePr>
+              <a:graphicFrameLocks xmlns:a="http://schemas.openxmlformats.org/drawingml/2006/main" noChangeAspect="1"/>
+            </wp:cNvGraphicFramePr>
+            <a:graphic xmlns:a="http://schemas.openxmlformats.org/drawingml/2006/main">
+              <a:graphicData uri="http://schemas.openxmlformats.org/drawingml/2006/picture">
+                <pic:pic xmlns:pic="http://schemas.openxmlformats.org/drawingml/2006/picture">
+                  <pic:nvPicPr>
+                    <pic:cNvPr id="1" name=""/>
+                    <pic:cNvPicPr/>
+                  </pic:nvPicPr>
+                  <pic:blipFill>
+                    <a:blip r:embed="rId10" cstate="print">
+                      <a:extLst>
+                        <a:ext uri="{28A0092B-C50C-407E-A947-70E740481C1C}">
+                          <a14:useLocalDpi xmlns:a14="http://schemas.microsoft.com/office/drawing/2010/main" val="0"/>
+                        </a:ext>
+                      </a:extLst>
+                    </a:blip>
+                    <a:stretch>
+                      <a:fillRect/>
+                    </a:stretch>
+                  </pic:blipFill>
+                  <pic:spPr>
+                    <a:xfrm>
+                      <a:off x="0" y="0"/>
+                      <a:ext cx="4020185" cy="1715770"/>
+                    </a:xfrm>
+                    <a:prstGeom prst="rect">
+                      <a:avLst/>
+                    </a:prstGeom>
+                  </pic:spPr>
+                </pic:pic>
+              </a:graphicData>
+            </a:graphic>
+            <wp14:sizeRelH relativeFrom="margin">
+              <wp14:pctWidth>0</wp14:pctWidth>
+            </wp14:sizeRelH>
+            <wp14:sizeRelV relativeFrom="margin">
+              <wp14:pctHeight>0</wp14:pctHeight>
+            </wp14:sizeRelV>
+          </wp:anchor>
+        </w:drawing>
+      </w:r>
+    </w:p>
+    <w:p/>
+    <w:p/>
+    <w:p/>
+    <w:p/>
+    <w:p/>
+    <w:p/>
+    <w:p>
+      <w:r>
+        <w:br w:type="page"/>
+      </w:r>
+    </w:p>
+    <w:p>
+      <w:r>
+        <w:rPr>
+          <w:noProof/>
+        </w:rPr>
+        <w:lastRenderedPageBreak/>
+        <w:drawing>
+          <wp:inline distT="0" distB="0" distL="0" distR="0" wp14:anchorId="241BF612" wp14:editId="3700FB76">
+            <wp:extent cx="4016140" cy="1702191"/>
+            <wp:effectExtent l="0" t="0" r="3810" b="0"/>
+            <wp:docPr id="8" name="Рисунок 8"/>
+            <wp:cNvGraphicFramePr>
+              <a:graphicFrameLocks xmlns:a="http://schemas.openxmlformats.org/drawingml/2006/main" noChangeAspect="1"/>
+            </wp:cNvGraphicFramePr>
+            <a:graphic xmlns:a="http://schemas.openxmlformats.org/drawingml/2006/main">
+              <a:graphicData uri="http://schemas.openxmlformats.org/drawingml/2006/picture">
+                <pic:pic xmlns:pic="http://schemas.openxmlformats.org/drawingml/2006/picture">
+                  <pic:nvPicPr>
+                    <pic:cNvPr id="1" name=""/>
+                    <pic:cNvPicPr/>
+                  </pic:nvPicPr>
+                  <pic:blipFill>
+                    <a:blip r:embed="rId11"/>
+                    <a:stretch>
+                      <a:fillRect/>
+                    </a:stretch>
+                  </pic:blipFill>
+                  <pic:spPr>
+                    <a:xfrm>
+                      <a:off x="0" y="0"/>
+                      <a:ext cx="4067204" cy="1723834"/>
+                    </a:xfrm>
+                    <a:prstGeom prst="rect">
+                      <a:avLst/>
+                    </a:prstGeom>
+                  </pic:spPr>
+                </pic:pic>
+              </a:graphicData>
+            </a:graphic>
+          </wp:inline>
+        </w:drawing>
+      </w:r>
+    </w:p>
+    <w:p>
+      <w:r>
+        <w:rPr>
+          <w:noProof/>
+        </w:rPr>
+        <w:drawing>
+          <wp:inline distT="0" distB="0" distL="0" distR="0" wp14:anchorId="5E014D9E" wp14:editId="63FCE324">
+            <wp:extent cx="4002259" cy="1702725"/>
+            <wp:effectExtent l="0" t="0" r="0" b="0"/>
+            <wp:docPr id="9" name="Рисунок 9"/>
+            <wp:cNvGraphicFramePr>
+              <a:graphicFrameLocks xmlns:a="http://schemas.openxmlformats.org/drawingml/2006/main" noChangeAspect="1"/>
+            </wp:cNvGraphicFramePr>
+            <a:graphic xmlns:a="http://schemas.openxmlformats.org/drawingml/2006/main">
+              <a:graphicData uri="http://schemas.openxmlformats.org/drawingml/2006/picture">
+                <pic:pic xmlns:pic="http://schemas.openxmlformats.org/drawingml/2006/picture">
+                  <pic:nvPicPr>
+                    <pic:cNvPr id="1" name=""/>
+                    <pic:cNvPicPr/>
+                  </pic:nvPicPr>
+                  <pic:blipFill>
+                    <a:blip r:embed="rId12"/>
+                    <a:stretch>
+                      <a:fillRect/>
+                    </a:stretch>
+                  </pic:blipFill>
+                  <pic:spPr>
+                    <a:xfrm>
+                      <a:off x="0" y="0"/>
+                      <a:ext cx="4052742" cy="1724203"/>
+                    </a:xfrm>
+                    <a:prstGeom prst="rect">
+                      <a:avLst/>
+                    </a:prstGeom>
+                  </pic:spPr>
+                </pic:pic>
+              </a:graphicData>
+            </a:graphic>
+          </wp:inline>
+        </w:drawing>
+      </w:r>
+    </w:p>
+    <w:tbl>
+      <w:tblPr>
+        <w:tblStyle w:val="a5"/>
+        <w:tblW w:w="0" w:type="auto"/>
+        <w:tblLook w:val="04A0" w:firstRow="1" w:lastRow="0" w:firstColumn="1" w:lastColumn="0" w:noHBand="0" w:noVBand="1"/>
+      </w:tblPr>
+      <w:tblGrid>
+        <w:gridCol w:w="934"/>
+        <w:gridCol w:w="934"/>
+        <w:gridCol w:w="934"/>
+        <w:gridCol w:w="934"/>
+        <w:gridCol w:w="934"/>
+        <w:gridCol w:w="935"/>
+        <w:gridCol w:w="935"/>
+        <w:gridCol w:w="935"/>
+        <w:gridCol w:w="935"/>
+        <w:gridCol w:w="935"/>
+      </w:tblGrid>
+      <w:tr>
+        <w:tc>
+          <w:tcPr>
+            <w:tcW w:w="934" w:type="dxa"/>
+          </w:tcPr>
+          <w:p>
+            <w:pPr>
+              <w:jc w:val="center"/>
+            </w:pPr>
+            <w:r>
+              <w:t>К</w:t>
+            </w:r>
+          </w:p>
+        </w:tc>
+        <w:tc>
+          <w:tcPr>
+            <w:tcW w:w="934" w:type="dxa"/>
+          </w:tcPr>
+          <w:p>
+            <w:pPr>
+              <w:jc w:val="center"/>
+            </w:pPr>
+            <w:r>
+              <w:t>Л</w:t>
+            </w:r>
+          </w:p>
+        </w:tc>
+        <w:tc>
+          <w:tcPr>
+            <w:tcW w:w="934" w:type="dxa"/>
+          </w:tcPr>
+          <w:p>
+            <w:pPr>
+              <w:jc w:val="center"/>
+            </w:pPr>
+            <w:r>
+              <w:t>А</w:t>
+            </w:r>
+          </w:p>
+        </w:tc>
+        <w:tc>
+          <w:tcPr>
+            <w:tcW w:w="934" w:type="dxa"/>
+          </w:tcPr>
+          <w:p>
+            <w:pPr>
+              <w:jc w:val="center"/>
+            </w:pPr>
+            <w:r>
+              <w:t>В</w:t>
+            </w:r>
+          </w:p>
+        </w:tc>
+        <w:tc>
+          <w:tcPr>
+            <w:tcW w:w="934" w:type="dxa"/>
+          </w:tcPr>
+          <w:p>
+            <w:pPr>
+              <w:jc w:val="center"/>
+            </w:pPr>
+            <w:r>
+              <w:t>И</w:t>
+            </w:r>
+          </w:p>
+        </w:tc>
+        <w:tc>
+          <w:tcPr>
+            <w:tcW w:w="935" w:type="dxa"/>
+          </w:tcPr>
+          <w:p>
+            <w:pPr>
+              <w:jc w:val="center"/>
+            </w:pPr>
+            <w:r>
+              <w:t>А</w:t>
+            </w:r>
+          </w:p>
+        </w:tc>
+        <w:tc>
+          <w:tcPr>
+            <w:tcW w:w="935" w:type="dxa"/>
+          </w:tcPr>
+          <w:p>
+            <w:pPr>
+              <w:jc w:val="center"/>
+            </w:pPr>
+            <w:r>
+              <w:t>Т</w:t>
+            </w:r>
+          </w:p>
+        </w:tc>
+        <w:tc>
+          <w:tcPr>
+            <w:tcW w:w="935" w:type="dxa"/>
+          </w:tcPr>
+          <w:p>
+            <w:pPr>
+              <w:jc w:val="center"/>
+            </w:pPr>
+            <w:r>
+              <w:t>У</w:t>
+            </w:r>
+          </w:p>
+        </w:tc>
+        <w:tc>
+          <w:tcPr>
+            <w:tcW w:w="935" w:type="dxa"/>
+          </w:tcPr>
+          <w:p>
+            <w:pPr>
+              <w:jc w:val="center"/>
+            </w:pPr>
+            <w:r>
+              <w:t>Р</w:t>
+            </w:r>
+          </w:p>
+        </w:tc>
+        <w:tc>
+          <w:tcPr>
+            <w:tcW w:w="935" w:type="dxa"/>
+          </w:tcPr>
+          <w:p>
+            <w:pPr>
+              <w:jc w:val="center"/>
+            </w:pPr>
+            <w:r>
+              <w:t>А</w:t>
+            </w:r>
+          </w:p>
+        </w:tc>
+      </w:tr>
+      <w:tr>
+        <w:tc>
+          <w:tcPr>
+            <w:tcW w:w="934" w:type="dxa"/>
+          </w:tcPr>
+          <w:p>
+            <w:pPr>
+              <w:jc w:val="center"/>
+            </w:pPr>
+            <w:r>
+              <w:t>6</w:t>
+            </w:r>
+          </w:p>
+        </w:tc>
+        <w:tc>
+          <w:tcPr>
+            <w:tcW w:w="934" w:type="dxa"/>
+          </w:tcPr>
+          <w:p>
+            <w:pPr>
+              <w:jc w:val="center"/>
+            </w:pPr>
+            <w:r>
+              <w:t>7</w:t>
+            </w:r>
+          </w:p>
+        </w:tc>
+        <w:tc>
+          <w:tcPr>
+            <w:tcW w:w="934" w:type="dxa"/>
+          </w:tcPr>
+          <w:p>
+            <w:pPr>
+              <w:jc w:val="center"/>
+            </w:pPr>
+            <w:r>
+              <w:t>1</w:t>
+            </w:r>
+          </w:p>
+        </w:tc>
+        <w:tc>
+          <w:tcPr>
+            <w:tcW w:w="934" w:type="dxa"/>
+          </w:tcPr>
+          <w:p>
+            <w:pPr>
+              <w:jc w:val="center"/>
+            </w:pPr>
+            <w:r>
+              <w:t>4</w:t>
+            </w:r>
+          </w:p>
+        </w:tc>
+        <w:tc>
+          <w:tcPr>
+            <w:tcW w:w="934" w:type="dxa"/>
+          </w:tcPr>
+          <w:p>
+            <w:pPr>
+              <w:jc w:val="center"/>
+            </w:pPr>
+            <w:r>
+              <w:t>5</w:t>
+            </w:r>
+          </w:p>
+        </w:tc>
+        <w:tc>
+          <w:tcPr>
+            <w:tcW w:w="935" w:type="dxa"/>
+          </w:tcPr>
+          <w:p>
+            <w:pPr>
+              <w:jc w:val="center"/>
+            </w:pPr>
+            <w:r>
+              <w:t>2</w:t>
+            </w:r>
+          </w:p>
+        </w:tc>
+        <w:tc>
+          <w:tcPr>
+            <w:tcW w:w="935" w:type="dxa"/>
+          </w:tcPr>
+          <w:p>
+            <w:pPr>
+              <w:jc w:val="center"/>
+            </w:pPr>
+            <w:r>
+              <w:t>9</w:t>
+            </w:r>
+          </w:p>
+        </w:tc>
+        <w:tc>
+          <w:tcPr>
+            <w:tcW w:w="935" w:type="dxa"/>
+          </w:tcPr>
+          <w:p>
+            <w:pPr>
+              <w:jc w:val="center"/>
+            </w:pPr>
+            <w:r>
+              <w:t>10</w:t>
+            </w:r>
+          </w:p>
+        </w:tc>
+        <w:tc>
+          <w:tcPr>
+            <w:tcW w:w="935" w:type="dxa"/>
+          </w:tcPr>
+          <w:p>
+            <w:pPr>
+              <w:jc w:val="center"/>
+            </w:pPr>
+            <w:r>
+              <w:t>8</w:t>
+            </w:r>
+          </w:p>
+        </w:tc>
+        <w:tc>
+          <w:tcPr>
+            <w:tcW w:w="935" w:type="dxa"/>
+          </w:tcPr>
+          <w:p>
+            <w:pPr>
+              <w:jc w:val="center"/>
+            </w:pPr>
+            <w:r>
+              <w:t>3</w:t>
+            </w:r>
+          </w:p>
+        </w:tc>
+      </w:tr>
+      <w:tr>
+        <w:tc>
+          <w:tcPr>
+            <w:tcW w:w="934" w:type="dxa"/>
+          </w:tcPr>
+          <w:p>
+            <w:pPr>
+              <w:jc w:val="center"/>
+            </w:pPr>
+            <w:r>
+              <w:t>К</w:t>
+            </w:r>
+          </w:p>
+        </w:tc>
+        <w:tc>
+          <w:tcPr>
+            <w:tcW w:w="934" w:type="dxa"/>
+          </w:tcPr>
+          <w:p>
+            <w:pPr>
+              <w:jc w:val="center"/>
+            </w:pPr>
+            <w:r>
+              <w:t>О</w:t>
+            </w:r>
+          </w:p>
+        </w:tc>
+        <w:tc>
+          <w:tcPr>
+            <w:tcW w:w="934" w:type="dxa"/>
+          </w:tcPr>
+          <w:p>
+            <w:pPr>
+              <w:jc w:val="center"/>
+            </w:pPr>
+            <w:r>
+              <w:t>Т</w:t>
+            </w:r>
+          </w:p>
+        </w:tc>
+        <w:tc>
+          <w:tcPr>
+            <w:tcW w:w="934" w:type="dxa"/>
+          </w:tcPr>
+          <w:p>
+            <w:pPr>
+              <w:jc w:val="center"/>
+            </w:pPr>
+          </w:p>
+        </w:tc>
+        <w:tc>
+          <w:tcPr>
+            <w:tcW w:w="934" w:type="dxa"/>
+          </w:tcPr>
+          <w:p>
+            <w:pPr>
+              <w:jc w:val="center"/>
+            </w:pPr>
+          </w:p>
+        </w:tc>
+        <w:tc>
+          <w:tcPr>
+            <w:tcW w:w="935" w:type="dxa"/>
+          </w:tcPr>
+          <w:p>
+            <w:pPr>
+              <w:jc w:val="center"/>
+            </w:pPr>
+          </w:p>
+        </w:tc>
+        <w:tc>
+          <w:tcPr>
+            <w:tcW w:w="935" w:type="dxa"/>
+          </w:tcPr>
+          <w:p>
+            <w:pPr>
+              <w:jc w:val="center"/>
+            </w:pPr>
+          </w:p>
+        </w:tc>
+        <w:tc>
+          <w:tcPr>
+            <w:tcW w:w="935" w:type="dxa"/>
+          </w:tcPr>
+          <w:p>
+            <w:pPr>
+              <w:jc w:val="center"/>
+            </w:pPr>
+          </w:p>
+        </w:tc>
+        <w:tc>
+          <w:tcPr>
+            <w:tcW w:w="935" w:type="dxa"/>
+          </w:tcPr>
+          <w:p>
+            <w:pPr>
+              <w:jc w:val="center"/>
+            </w:pPr>
+          </w:p>
+        </w:tc>
+        <w:tc>
+          <w:tcPr>
+            <w:tcW w:w="935" w:type="dxa"/>
+          </w:tcPr>
+          <w:p>
+            <w:pPr>
+              <w:jc w:val="center"/>
+            </w:pPr>
+          </w:p>
+        </w:tc>
+      </w:tr>
+    </w:tbl>
+    <w:p>
+      <w:proofErr w:type="spellStart"/>
+      <w:r>
+        <w:t>Шифротекст</w:t>
+      </w:r>
+      <w:proofErr w:type="spellEnd"/>
+      <w:r>
+        <w:t>: ТКО</w:t>
+      </w:r>
+    </w:p>
+    <w:p/>
+    <w:p>
+      <w:pPr>
+        <w:rPr>
+          <w:lang w:val="en-US"/>
+        </w:rPr>
+      </w:pPr>
+      <w:r>
+        <w:rPr>
+          <w:noProof/>
+          <w:lang w:val="en-US"/>
+        </w:rPr>
+        <w:drawing>
+          <wp:inline distT="0" distB="0" distL="0" distR="0" wp14:anchorId="7101700E" wp14:editId="5C47904F">
+            <wp:extent cx="4064000" cy="1726820"/>
+            <wp:effectExtent l="0" t="0" r="0" b="6985"/>
+            <wp:docPr id="10" name="Рисунок 10"/>
+            <wp:cNvGraphicFramePr>
+              <a:graphicFrameLocks xmlns:a="http://schemas.openxmlformats.org/drawingml/2006/main" noChangeAspect="1"/>
+            </wp:cNvGraphicFramePr>
+            <a:graphic xmlns:a="http://schemas.openxmlformats.org/drawingml/2006/main">
+              <a:graphicData uri="http://schemas.openxmlformats.org/drawingml/2006/picture">
+                <pic:pic xmlns:pic="http://schemas.openxmlformats.org/drawingml/2006/picture">
+                  <pic:nvPicPr>
+                    <pic:cNvPr id="1" name=""/>
+                    <pic:cNvPicPr/>
+                  </pic:nvPicPr>
+                  <pic:blipFill>
+                    <a:blip r:embed="rId13"/>
+                    <a:stretch>
+                      <a:fillRect/>
+                    </a:stretch>
+                  </pic:blipFill>
+                  <pic:spPr>
+                    <a:xfrm>
+                      <a:off x="0" y="0"/>
+                      <a:ext cx="4117629" cy="1749607"/>
+                    </a:xfrm>
+                    <a:prstGeom prst="rect">
+                      <a:avLst/>
+                    </a:prstGeom>
+                  </pic:spPr>
+                </pic:pic>
+              </a:graphicData>
+            </a:graphic>
+          </wp:inline>
+        </w:drawing>
+      </w:r>
+    </w:p>
+    <w:p>
+      <w:pPr>
+        <w:rPr>
+          <w:lang w:val="en-US"/>
+        </w:rPr>
+      </w:pPr>
+      <w:r>
+        <w:rPr>
+          <w:noProof/>
+          <w:lang w:val="en-US"/>
+        </w:rPr>
+        <w:drawing>
+          <wp:inline distT="0" distB="0" distL="0" distR="0" wp14:anchorId="08FB6926" wp14:editId="74B50761">
+            <wp:extent cx="4064000" cy="1738115"/>
+            <wp:effectExtent l="0" t="0" r="0" b="0"/>
+            <wp:docPr id="11" name="Рисунок 11"/>
+            <wp:cNvGraphicFramePr>
+              <a:graphicFrameLocks xmlns:a="http://schemas.openxmlformats.org/drawingml/2006/main" noChangeAspect="1"/>
+            </wp:cNvGraphicFramePr>
+            <a:graphic xmlns:a="http://schemas.openxmlformats.org/drawingml/2006/main">
+              <a:graphicData uri="http://schemas.openxmlformats.org/drawingml/2006/picture">
+                <pic:pic xmlns:pic="http://schemas.openxmlformats.org/drawingml/2006/picture">
+                  <pic:nvPicPr>
+                    <pic:cNvPr id="1" name=""/>
+                    <pic:cNvPicPr/>
+                  </pic:nvPicPr>
+                  <pic:blipFill>
+                    <a:blip r:embed="rId14"/>
+                    <a:stretch>
+                      <a:fillRect/>
+                    </a:stretch>
+                  </pic:blipFill>
+                  <pic:spPr>
+                    <a:xfrm>
+                      <a:off x="0" y="0"/>
+                      <a:ext cx="4158679" cy="1778608"/>
+                    </a:xfrm>
+                    <a:prstGeom prst="rect">
+                      <a:avLst/>
+                    </a:prstGeom>
+                  </pic:spPr>
+                </pic:pic>
+              </a:graphicData>
+            </a:graphic>
+          </wp:inline>
+        </w:drawing>
+      </w:r>
+    </w:p>
+    <w:p>
+      <w:pPr>
+        <w:rPr>
+          <w:lang w:val="en-US"/>
+        </w:rPr>
+      </w:pPr>
+      <w:r>
+        <w:rPr>
+          <w:lang w:val="en-US"/>
+        </w:rPr>
+        <w:br w:type="page"/>
+      </w:r>
+    </w:p>
+    <w:p>
+      <w:pPr>
+        <w:pStyle w:val="a4"/>
+        <w:numPr>
+          <w:ilvl w:val="1"/>
+          <w:numId w:val="1"/>
+        </w:numPr>
+      </w:pPr>
+      <w:r>
+        <w:lastRenderedPageBreak/>
+        <w:t xml:space="preserve">Шифр </w:t>
+      </w:r>
+      <w:proofErr w:type="spellStart"/>
+      <w:r>
+        <w:t>Виженера</w:t>
+      </w:r>
+      <w:proofErr w:type="spellEnd"/>
+      <w:r>
+        <w:t xml:space="preserve"> с </w:t>
+      </w:r>
+      <w:proofErr w:type="spellStart"/>
+      <w:r>
+        <w:t>самогенерирующимся</w:t>
+      </w:r>
+      <w:proofErr w:type="spellEnd"/>
+      <w:r>
+        <w:t xml:space="preserve"> шифром</w:t>
+      </w:r>
+    </w:p>
+    <w:p>
+      <w:r>
+        <w:rPr>
+          <w:noProof/>
+        </w:rPr>
+        <w:drawing>
+          <wp:inline distT="0" distB="0" distL="0" distR="0" wp14:anchorId="5213387B" wp14:editId="5B7F1781">
+            <wp:extent cx="3968750" cy="1699499"/>
+            <wp:effectExtent l="0" t="0" r="0" b="0"/>
+            <wp:docPr id="12" name="Рисунок 12"/>
+            <wp:cNvGraphicFramePr>
+              <a:graphicFrameLocks xmlns:a="http://schemas.openxmlformats.org/drawingml/2006/main" noChangeAspect="1"/>
+            </wp:cNvGraphicFramePr>
+            <a:graphic xmlns:a="http://schemas.openxmlformats.org/drawingml/2006/main">
+              <a:graphicData uri="http://schemas.openxmlformats.org/drawingml/2006/picture">
+                <pic:pic xmlns:pic="http://schemas.openxmlformats.org/drawingml/2006/picture">
+                  <pic:nvPicPr>
+                    <pic:cNvPr id="1" name=""/>
+                    <pic:cNvPicPr/>
+                  </pic:nvPicPr>
+                  <pic:blipFill>
+                    <a:blip r:embed="rId15"/>
+                    <a:stretch>
+                      <a:fillRect/>
+                    </a:stretch>
+                  </pic:blipFill>
+                  <pic:spPr>
+                    <a:xfrm>
+                      <a:off x="0" y="0"/>
+                      <a:ext cx="4102067" cy="1756588"/>
+                    </a:xfrm>
+                    <a:prstGeom prst="rect">
+                      <a:avLst/>
+                    </a:prstGeom>
+                  </pic:spPr>
+                </pic:pic>
+              </a:graphicData>
+            </a:graphic>
+          </wp:inline>
+        </w:drawing>
+      </w:r>
+    </w:p>
+    <w:p>
+      <w:r>
+        <w:rPr>
+          <w:noProof/>
+        </w:rPr>
+        <w:drawing>
+          <wp:inline distT="0" distB="0" distL="0" distR="0" wp14:anchorId="5114B814" wp14:editId="08BC3CAA">
+            <wp:extent cx="3968750" cy="1694832"/>
+            <wp:effectExtent l="0" t="0" r="0" b="635"/>
+            <wp:docPr id="13" name="Рисунок 13"/>
+            <wp:cNvGraphicFramePr>
+              <a:graphicFrameLocks xmlns:a="http://schemas.openxmlformats.org/drawingml/2006/main" noChangeAspect="1"/>
+            </wp:cNvGraphicFramePr>
+            <a:graphic xmlns:a="http://schemas.openxmlformats.org/drawingml/2006/main">
+              <a:graphicData uri="http://schemas.openxmlformats.org/drawingml/2006/picture">
+                <pic:pic xmlns:pic="http://schemas.openxmlformats.org/drawingml/2006/picture">
+                  <pic:nvPicPr>
+                    <pic:cNvPr id="1" name=""/>
+                    <pic:cNvPicPr/>
+                  </pic:nvPicPr>
+                  <pic:blipFill>
+                    <a:blip r:embed="rId16"/>
+                    <a:stretch>
+                      <a:fillRect/>
+                    </a:stretch>
+                  </pic:blipFill>
+                  <pic:spPr>
+                    <a:xfrm>
+                      <a:off x="0" y="0"/>
+                      <a:ext cx="3996708" cy="1706771"/>
+                    </a:xfrm>
+                    <a:prstGeom prst="rect">
+                      <a:avLst/>
+                    </a:prstGeom>
+                  </pic:spPr>
+                </pic:pic>
+              </a:graphicData>
+            </a:graphic>
+          </wp:inline>
+        </w:drawing>
+      </w:r>
+    </w:p>
+    <w:p/>
+    <w:p>
+      <w:pPr>
+        <w:rPr>
+          <w:lang w:val="en-US"/>
+        </w:rPr>
+      </w:pPr>
+      <w:r>
+        <w:rPr>
+          <w:noProof/>
+          <w:lang w:val="en-US"/>
+        </w:rPr>
+        <w:drawing>
+          <wp:inline distT="0" distB="0" distL="0" distR="0" wp14:anchorId="28DF37DD" wp14:editId="748BF1FA">
+            <wp:extent cx="3968750" cy="1699075"/>
+            <wp:effectExtent l="0" t="0" r="0" b="0"/>
+            <wp:docPr id="14" name="Рисунок 14"/>
+            <wp:cNvGraphicFramePr>
+              <a:graphicFrameLocks xmlns:a="http://schemas.openxmlformats.org/drawingml/2006/main" noChangeAspect="1"/>
+            </wp:cNvGraphicFramePr>
+            <a:graphic xmlns:a="http://schemas.openxmlformats.org/drawingml/2006/main">
+              <a:graphicData uri="http://schemas.openxmlformats.org/drawingml/2006/picture">
+                <pic:pic xmlns:pic="http://schemas.openxmlformats.org/drawingml/2006/picture">
+                  <pic:nvPicPr>
+                    <pic:cNvPr id="1" name=""/>
+                    <pic:cNvPicPr/>
+                  </pic:nvPicPr>
+                  <pic:blipFill>
+                    <a:blip r:embed="rId17"/>
+                    <a:stretch>
+                      <a:fillRect/>
+                    </a:stretch>
+                  </pic:blipFill>
+                  <pic:spPr>
+                    <a:xfrm>
+                      <a:off x="0" y="0"/>
+                      <a:ext cx="4030243" cy="1725401"/>
+                    </a:xfrm>
+                    <a:prstGeom prst="rect">
+                      <a:avLst/>
+                    </a:prstGeom>
+                  </pic:spPr>
+                </pic:pic>
+              </a:graphicData>
+            </a:graphic>
+          </wp:inline>
+        </w:drawing>
+      </w:r>
+    </w:p>
+    <w:p>
+      <w:pPr>
+        <w:rPr>
+          <w:lang w:val="en-US"/>
+        </w:rPr>
+      </w:pPr>
+      <w:r>
+        <w:rPr>
+          <w:noProof/>
+          <w:lang w:val="en-US"/>
+        </w:rPr>
+        <w:drawing>
+          <wp:inline distT="0" distB="0" distL="0" distR="0" wp14:anchorId="33D53276" wp14:editId="2C13C5C1">
+            <wp:extent cx="4006850" cy="1718812"/>
+            <wp:effectExtent l="0" t="0" r="0" b="0"/>
+            <wp:docPr id="15" name="Рисунок 15"/>
+            <wp:cNvGraphicFramePr>
+              <a:graphicFrameLocks xmlns:a="http://schemas.openxmlformats.org/drawingml/2006/main" noChangeAspect="1"/>
+            </wp:cNvGraphicFramePr>
+            <a:graphic xmlns:a="http://schemas.openxmlformats.org/drawingml/2006/main">
+              <a:graphicData uri="http://schemas.openxmlformats.org/drawingml/2006/picture">
+                <pic:pic xmlns:pic="http://schemas.openxmlformats.org/drawingml/2006/picture">
+                  <pic:nvPicPr>
+                    <pic:cNvPr id="1" name=""/>
+                    <pic:cNvPicPr/>
+                  </pic:nvPicPr>
+                  <pic:blipFill>
+                    <a:blip r:embed="rId18"/>
+                    <a:stretch>
+                      <a:fillRect/>
+                    </a:stretch>
+                  </pic:blipFill>
+                  <pic:spPr>
+                    <a:xfrm>
+                      <a:off x="0" y="0"/>
+                      <a:ext cx="4065177" cy="1743832"/>
+                    </a:xfrm>
+                    <a:prstGeom prst="rect">
+                      <a:avLst/>
+                    </a:prstGeom>
+                  </pic:spPr>
+                </pic:pic>
+              </a:graphicData>
+            </a:graphic>
+          </wp:inline>
+        </w:drawing>
+      </w:r>
+    </w:p>
+    <w:p>
+      <w:pPr>
+        <w:rPr>
+          <w:lang w:val="en-US"/>
+        </w:rPr>
+      </w:pPr>
+    </w:p>
+    <w:p>
+      <w:pPr>
+        <w:tabs>
+          <w:tab w:val="left" w:pos="3950"/>
+        </w:tabs>
+        <w:rPr>
+          <w:lang w:val="en-US"/>
+        </w:rPr>
+      </w:pPr>
+      <w:r>
+        <w:rPr>
+          <w:lang w:val="en-US"/>
+        </w:rPr>
+        <w:tab/>
+      </w:r>
+    </w:p>
+    <w:p>
+      <w:pPr>
+        <w:rPr>
+          <w:lang w:val="en-US"/>
+        </w:rPr>
+      </w:pPr>
+      <w:r>
+        <w:rPr>
+          <w:lang w:val="en-US"/>
+        </w:rPr>
+        <w:br w:type="page"/>
+      </w:r>
+    </w:p>
+    <w:p>
+      <w:pPr>
+        <w:tabs>
+          <w:tab w:val="left" w:pos="3950"/>
+        </w:tabs>
+      </w:pPr>
+      <w:r>
+        <w:rPr>
+          <w:noProof/>
+        </w:rPr>
+        <w:lastRenderedPageBreak/>
+        <w:drawing>
+          <wp:inline distT="0" distB="0" distL="0" distR="0" wp14:anchorId="4A597A57" wp14:editId="068495D8">
+            <wp:extent cx="4076700" cy="1739189"/>
+            <wp:effectExtent l="0" t="0" r="0" b="0"/>
+            <wp:docPr id="16" name="Рисунок 16"/>
+            <wp:cNvGraphicFramePr>
+              <a:graphicFrameLocks xmlns:a="http://schemas.openxmlformats.org/drawingml/2006/main" noChangeAspect="1"/>
+            </wp:cNvGraphicFramePr>
+            <a:graphic xmlns:a="http://schemas.openxmlformats.org/drawingml/2006/main">
+              <a:graphicData uri="http://schemas.openxmlformats.org/drawingml/2006/picture">
+                <pic:pic xmlns:pic="http://schemas.openxmlformats.org/drawingml/2006/picture">
+                  <pic:nvPicPr>
+                    <pic:cNvPr id="1" name=""/>
+                    <pic:cNvPicPr/>
+                  </pic:nvPicPr>
+                  <pic:blipFill>
+                    <a:blip r:embed="rId19"/>
+                    <a:stretch>
+                      <a:fillRect/>
+                    </a:stretch>
+                  </pic:blipFill>
+                  <pic:spPr>
+                    <a:xfrm>
+                      <a:off x="0" y="0"/>
+                      <a:ext cx="4155250" cy="1772700"/>
+                    </a:xfrm>
+                    <a:prstGeom prst="rect">
+                      <a:avLst/>
+                    </a:prstGeom>
+                  </pic:spPr>
+                </pic:pic>
+              </a:graphicData>
+            </a:graphic>
+          </wp:inline>
+        </w:drawing>
+      </w:r>
+    </w:p>
+    <w:p>
+      <w:pPr>
+        <w:tabs>
+          <w:tab w:val="left" w:pos="3950"/>
+        </w:tabs>
+      </w:pPr>
+      <w:r>
+        <w:rPr>
+          <w:noProof/>
+        </w:rPr>
+        <w:drawing>
+          <wp:inline distT="0" distB="0" distL="0" distR="0" wp14:anchorId="3A056BD1" wp14:editId="7B6925CD">
+            <wp:extent cx="4076700" cy="1751826"/>
+            <wp:effectExtent l="0" t="0" r="0" b="1270"/>
+            <wp:docPr id="17" name="Рисунок 17"/>
+            <wp:cNvGraphicFramePr>
+              <a:graphicFrameLocks xmlns:a="http://schemas.openxmlformats.org/drawingml/2006/main" noChangeAspect="1"/>
+            </wp:cNvGraphicFramePr>
+            <a:graphic xmlns:a="http://schemas.openxmlformats.org/drawingml/2006/main">
+              <a:graphicData uri="http://schemas.openxmlformats.org/drawingml/2006/picture">
+                <pic:pic xmlns:pic="http://schemas.openxmlformats.org/drawingml/2006/picture">
+                  <pic:nvPicPr>
+                    <pic:cNvPr id="1" name=""/>
+                    <pic:cNvPicPr/>
+                  </pic:nvPicPr>
+                  <pic:blipFill>
+                    <a:blip r:embed="rId20"/>
+                    <a:stretch>
+                      <a:fillRect/>
+                    </a:stretch>
+                  </pic:blipFill>
+                  <pic:spPr>
+                    <a:xfrm>
+                      <a:off x="0" y="0"/>
+                      <a:ext cx="4154259" cy="1785154"/>
+                    </a:xfrm>
+                    <a:prstGeom prst="rect">
+                      <a:avLst/>
+                    </a:prstGeom>
+                  </pic:spPr>
+                </pic:pic>
+              </a:graphicData>
+            </a:graphic>
+          </wp:inline>
+        </w:drawing>
+      </w:r>
+    </w:p>
+    <w:p>
+      <w:r>
+        <w:br w:type="page"/>
+      </w:r>
+    </w:p>
+    <w:p>
+      <w:pPr>
+        <w:pStyle w:val="a4"/>
+        <w:numPr>
+          <w:ilvl w:val="0"/>
+          <w:numId w:val="1"/>
+        </w:numPr>
+        <w:tabs>
+          <w:tab w:val="left" w:pos="3950"/>
+        </w:tabs>
+      </w:pPr>
+      <w:r>
+        <w:lastRenderedPageBreak/>
+        <w:t>Работа с файлами</w:t>
+      </w:r>
+    </w:p>
+    <w:p>
+      <w:pPr>
+        <w:tabs>
+          <w:tab w:val="left" w:pos="3950"/>
+        </w:tabs>
+      </w:pPr>
+      <w:r>
+        <w:drawing>
+          <wp:inline distT="0" distB="0" distL="0" distR="0" wp14:anchorId="6DC4A668" wp14:editId="1B21D5E0">
+            <wp:extent cx="3606800" cy="2528423"/>
+            <wp:effectExtent l="0" t="0" r="0" b="5715"/>
+            <wp:docPr id="2" name="Рисунок 2"/>
+            <wp:cNvGraphicFramePr>
+              <a:graphicFrameLocks xmlns:a="http://schemas.openxmlformats.org/drawingml/2006/main" noChangeAspect="1"/>
+            </wp:cNvGraphicFramePr>
+            <a:graphic xmlns:a="http://schemas.openxmlformats.org/drawingml/2006/main">
+              <a:graphicData uri="http://schemas.openxmlformats.org/drawingml/2006/picture">
+                <pic:pic xmlns:pic="http://schemas.openxmlformats.org/drawingml/2006/picture">
+                  <pic:nvPicPr>
+                    <pic:cNvPr id="1" name=""/>
+                    <pic:cNvPicPr/>
+                  </pic:nvPicPr>
+                  <pic:blipFill>
+                    <a:blip r:embed="rId21"/>
+                    <a:stretch>
+                      <a:fillRect/>
+                    </a:stretch>
+                  </pic:blipFill>
+                  <pic:spPr>
+                    <a:xfrm>
+                      <a:off x="0" y="0"/>
+                      <a:ext cx="3654912" cy="2562151"/>
+                    </a:xfrm>
+                    <a:prstGeom prst="rect">
+                      <a:avLst/>
+                    </a:prstGeom>
+                  </pic:spPr>
+                </pic:pic>
+              </a:graphicData>
+            </a:graphic>
+          </wp:inline>
+        </w:drawing>
+      </w:r>
+    </w:p>
+    <w:p>
+      <w:pPr>
+        <w:tabs>
+          <w:tab w:val="left" w:pos="3950"/>
+        </w:tabs>
+      </w:pPr>
+      <w:r>
+        <w:drawing>
+          <wp:inline distT="0" distB="0" distL="0" distR="0" wp14:anchorId="34BAE9C9" wp14:editId="4312E1FB">
+            <wp:extent cx="3759200" cy="1334104"/>
+            <wp:effectExtent l="0" t="0" r="0" b="0"/>
+            <wp:docPr id="18" name="Рисунок 18"/>
+            <wp:cNvGraphicFramePr>
+              <a:graphicFrameLocks xmlns:a="http://schemas.openxmlformats.org/drawingml/2006/main" noChangeAspect="1"/>
+            </wp:cNvGraphicFramePr>
+            <a:graphic xmlns:a="http://schemas.openxmlformats.org/drawingml/2006/main">
+              <a:graphicData uri="http://schemas.openxmlformats.org/drawingml/2006/picture">
+                <pic:pic xmlns:pic="http://schemas.openxmlformats.org/drawingml/2006/picture">
+                  <pic:nvPicPr>
+                    <pic:cNvPr id="1" name=""/>
+                    <pic:cNvPicPr/>
+                  </pic:nvPicPr>
+                  <pic:blipFill>
+                    <a:blip r:embed="rId22"/>
+                    <a:stretch>
+                      <a:fillRect/>
+                    </a:stretch>
+                  </pic:blipFill>
+                  <pic:spPr>
+                    <a:xfrm>
+                      <a:off x="0" y="0"/>
+                      <a:ext cx="3804911" cy="1350326"/>
+                    </a:xfrm>
+                    <a:prstGeom prst="rect">
+                      <a:avLst/>
+                    </a:prstGeom>
+                  </pic:spPr>
+                </pic:pic>
+              </a:graphicData>
+            </a:graphic>
+          </wp:inline>
+        </w:drawing>
+      </w:r>
+    </w:p>
+    <w:p>
+      <w:pPr>
+        <w:tabs>
+          <w:tab w:val="left" w:pos="3950"/>
+        </w:tabs>
+      </w:pPr>
+    </w:p>
+    <w:p>
+      <w:pPr>
+        <w:pStyle w:val="a4"/>
+        <w:numPr>
+          <w:ilvl w:val="0"/>
+          <w:numId w:val="1"/>
+        </w:numPr>
+        <w:tabs>
+          <w:tab w:val="left" w:pos="3950"/>
+        </w:tabs>
+      </w:pPr>
+      <w:r>
+        <w:t>Выводы</w:t>
+      </w:r>
+    </w:p>
+    <w:p>
+      <w:pPr>
+        <w:tabs>
+          <w:tab w:val="left" w:pos="0"/>
+        </w:tabs>
+      </w:pPr>
+      <w:r>
+        <w:tab/>
+      </w:r>
+      <w:r>
+        <w:t>Среди рассмотренных методов наименее надёжными являются шифры перестановки (</w:t>
+      </w:r>
+      <w:r>
+        <w:t xml:space="preserve">железнодорожная </w:t>
+      </w:r>
+      <w:r>
+        <w:t xml:space="preserve">изгородь, </w:t>
+      </w:r>
+      <w:proofErr w:type="spellStart"/>
+      <w:r>
+        <w:t>столбцовый</w:t>
+      </w:r>
+      <w:proofErr w:type="spellEnd"/>
+      <w:r>
+        <w:t xml:space="preserve"> метод</w:t>
+      </w:r>
+      <w:r>
+        <w:t xml:space="preserve">) и </w:t>
+      </w:r>
+      <w:proofErr w:type="spellStart"/>
+      <w:r>
+        <w:t>одноалфавитной</w:t>
+      </w:r>
+      <w:proofErr w:type="spellEnd"/>
+      <w:r>
+        <w:t xml:space="preserve"> замены (Цезарь). Они лишь меняют порядок букв или подменяют их по фиксированному правилу, полностью сохраняя частотные характеристики языка, что </w:t>
+      </w:r>
+      <w:r>
+        <w:t>позволяет расшифровать с помощью</w:t>
+      </w:r>
+      <w:r>
+        <w:t xml:space="preserve"> частотного анализа.</w:t>
+      </w:r>
+      <w:r>
+        <w:t xml:space="preserve"> </w:t>
+      </w:r>
+      <w:r>
+        <w:t>Омофонная замена надёжнее: каждой букве ставится в соответствие несколько вариантов замены.</w:t>
+      </w:r>
+      <w:r>
+        <w:t xml:space="preserve"> </w:t>
+      </w:r>
+      <w:r>
+        <w:t>Полиграммные шифры (</w:t>
+      </w:r>
+      <w:proofErr w:type="spellStart"/>
+      <w:r>
+        <w:t>Плейфейр</w:t>
+      </w:r>
+      <w:proofErr w:type="spellEnd"/>
+      <w:r>
+        <w:t xml:space="preserve">) работают с парами символов, что скрывает частоту одиночных букв. </w:t>
+      </w:r>
+    </w:p>
+    <w:p>
+      <w:pPr>
+        <w:ind w:firstLine="708"/>
+      </w:pPr>
+      <w:r>
+        <w:t xml:space="preserve">Самым стойким среди простых шифров является шифр </w:t>
+      </w:r>
+      <w:proofErr w:type="spellStart"/>
+      <w:r>
+        <w:t>Виженера</w:t>
+      </w:r>
+      <w:proofErr w:type="spellEnd"/>
+      <w:r>
+        <w:t>. Одна и та же буква открытого текста может шифроваться по-разному в зависимости от позиции и ключа. Это маскирует естественную частоту символов.</w:t>
+      </w:r>
+    </w:p>
     <w:sectPr>
       <w:pgSz w:w="11906" w:h="16838"/>
       <w:pgMar w:top="1134" w:right="850" w:bottom="1134" w:left="1701" w:header="708" w:footer="708" w:gutter="0"/>
@@ -1527,9 +3935,9 @@
 <w:numbering xmlns:wpc="http://schemas.microsoft.com/office/word/2010/wordprocessingCanvas" xmlns:cx="http://schemas.microsoft.com/office/drawing/2014/chartex" xmlns:cx1="http://schemas.microsoft.com/office/drawing/2015/9/8/chartex" xmlns:cx2="http://schemas.microsoft.com/office/drawing/2015/10/21/chartex" xmlns:cx3="http://schemas.microsoft.com/office/drawing/2016/5/9/chartex" xmlns:cx4="http://schemas.microsoft.com/office/drawing/2016/5/10/chartex" xmlns:cx5="http://schemas.microsoft.com/office/drawing/2016/5/11/chartex" xmlns:cx6="http://schemas.microsoft.com/office/drawing/2016/5/12/chartex" xmlns:cx7="http://schemas.microsoft.com/office/drawing/2016/5/13/chartex" xmlns:cx8="http://schemas.microsoft.com/office/drawing/2016/5/14/chartex" xmlns:mc="http://schemas.openxmlformats.org/markup-compatibility/2006" xmlns:aink="http://schemas.microsoft.com/office/drawing/2016/ink" xmlns:am3d="http://schemas.microsoft.com/office/drawing/2017/model3d" xmlns:o="urn:schemas-microsoft-com:office:office" xmlns:r="http://schemas.openxmlformats.org/officeDocument/2006/relationships" xmlns:m="http://schemas.openxmlformats.org/officeDocument/2006/math" xmlns:v="urn:schemas-microsoft-com:vml" xmlns:wp14="http://schemas.microsoft.com/office/word/2010/wordprocessingDrawing" xmlns:wp="http://schemas.openxmlformats.org/drawingml/2006/wordprocessingDrawing" xmlns:w10="urn:schemas-microsoft-com:office:word" xmlns:w="http://schemas.openxmlformats.org/wordprocessingml/2006/main" xmlns:w14="http://schemas.microsoft.com/office/word/2010/wordml" xmlns:w15="http://schemas.microsoft.com/office/word/2012/wordml" xmlns:w16cex="http://schemas.microsoft.com/office/word/2018/wordml/cex" xmlns:w16cid="http://schemas.microsoft.com/office/word/2016/wordml/cid" xmlns:w16="http://schemas.microsoft.com/office/word/2018/wordml" xmlns:w16se="http://schemas.microsoft.com/office/word/2015/wordml/symex" xmlns:wpg="http://schemas.microsoft.com/office/word/2010/wordprocessingGroup" xmlns:wpi="http://schemas.microsoft.com/office/word/2010/wordprocessingInk" xmlns:wne="http://schemas.microsoft.com/office/word/2006/wordml" xmlns:wps="http://schemas.microsoft.com/office/word/2010/wordprocessingShape" mc:Ignorable="w14 w15 w16se w16cid w16 w16cex wp14">
   <w:abstractNum w:abstractNumId="0" w15:restartNumberingAfterBreak="0">
     <w:nsid w:val="039C26E8"/>
-    <w:multiLevelType w:val="hybridMultilevel"/>
-    <w:tmpl w:val="B1B86BC6"/>
-    <w:lvl w:ilvl="0" w:tplc="0419000F">
+    <w:multiLevelType w:val="multilevel"/>
+    <w:tmpl w:val="FCE8FF38"/>
+    <w:lvl w:ilvl="0">
       <w:start w:val="1"/>
       <w:numFmt w:val="decimal"/>
       <w:lvlText w:val="%1."/>
@@ -1541,81 +3949,345 @@
         <w:rFonts w:hint="default"/>
       </w:rPr>
     </w:lvl>
-    <w:lvl w:ilvl="1" w:tplc="04190019" w:tentative="1">
-      <w:start w:val="1"/>
-      <w:numFmt w:val="lowerLetter"/>
-      <w:lvlText w:val="%2."/>
-      <w:lvlJc w:val="left"/>
-      <w:pPr>
-        <w:ind w:left="1440" w:hanging="360"/>
-      </w:pPr>
-    </w:lvl>
-    <w:lvl w:ilvl="2" w:tplc="0419001B" w:tentative="1">
-      <w:start w:val="1"/>
-      <w:numFmt w:val="lowerRoman"/>
-      <w:lvlText w:val="%3."/>
-      <w:lvlJc w:val="right"/>
-      <w:pPr>
-        <w:ind w:left="2160" w:hanging="180"/>
-      </w:pPr>
-    </w:lvl>
-    <w:lvl w:ilvl="3" w:tplc="0419000F" w:tentative="1">
+    <w:lvl w:ilvl="1">
       <w:start w:val="1"/>
       <w:numFmt w:val="decimal"/>
-      <w:lvlText w:val="%4."/>
+      <w:isLgl/>
+      <w:lvlText w:val="%1.%2"/>
       <w:lvlJc w:val="left"/>
       <w:pPr>
-        <w:ind w:left="2880" w:hanging="360"/>
-      </w:pPr>
+        <w:ind w:left="780" w:hanging="420"/>
+      </w:pPr>
+      <w:rPr>
+        <w:rFonts w:hint="default"/>
+      </w:rPr>
     </w:lvl>
-    <w:lvl w:ilvl="4" w:tplc="04190019" w:tentative="1">
-      <w:start w:val="1"/>
-      <w:numFmt w:val="lowerLetter"/>
-      <w:lvlText w:val="%5."/>
-      <w:lvlJc w:val="left"/>
-      <w:pPr>
-        <w:ind w:left="3600" w:hanging="360"/>
-      </w:pPr>
-    </w:lvl>
-    <w:lvl w:ilvl="5" w:tplc="0419001B" w:tentative="1">
-      <w:start w:val="1"/>
-      <w:numFmt w:val="lowerRoman"/>
-      <w:lvlText w:val="%6."/>
-      <w:lvlJc w:val="right"/>
-      <w:pPr>
-        <w:ind w:left="4320" w:hanging="180"/>
-      </w:pPr>
-    </w:lvl>
-    <w:lvl w:ilvl="6" w:tplc="0419000F" w:tentative="1">
+    <w:lvl w:ilvl="2">
       <w:start w:val="1"/>
       <w:numFmt w:val="decimal"/>
-      <w:lvlText w:val="%7."/>
+      <w:isLgl/>
+      <w:lvlText w:val="%1.%2.%3"/>
       <w:lvlJc w:val="left"/>
       <w:pPr>
+        <w:ind w:left="1080" w:hanging="720"/>
+      </w:pPr>
+      <w:rPr>
+        <w:rFonts w:hint="default"/>
+      </w:rPr>
+    </w:lvl>
+    <w:lvl w:ilvl="3">
+      <w:start w:val="1"/>
+      <w:numFmt w:val="decimal"/>
+      <w:isLgl/>
+      <w:lvlText w:val="%1.%2.%3.%4"/>
+      <w:lvlJc w:val="left"/>
+      <w:pPr>
+        <w:ind w:left="1440" w:hanging="1080"/>
+      </w:pPr>
+      <w:rPr>
+        <w:rFonts w:hint="default"/>
+      </w:rPr>
+    </w:lvl>
+    <w:lvl w:ilvl="4">
+      <w:start w:val="1"/>
+      <w:numFmt w:val="decimal"/>
+      <w:isLgl/>
+      <w:lvlText w:val="%1.%2.%3.%4.%5"/>
+      <w:lvlJc w:val="left"/>
+      <w:pPr>
+        <w:ind w:left="1440" w:hanging="1080"/>
+      </w:pPr>
+      <w:rPr>
+        <w:rFonts w:hint="default"/>
+      </w:rPr>
+    </w:lvl>
+    <w:lvl w:ilvl="5">
+      <w:start w:val="1"/>
+      <w:numFmt w:val="decimal"/>
+      <w:isLgl/>
+      <w:lvlText w:val="%1.%2.%3.%4.%5.%6"/>
+      <w:lvlJc w:val="left"/>
+      <w:pPr>
+        <w:ind w:left="1800" w:hanging="1440"/>
+      </w:pPr>
+      <w:rPr>
+        <w:rFonts w:hint="default"/>
+      </w:rPr>
+    </w:lvl>
+    <w:lvl w:ilvl="6">
+      <w:start w:val="1"/>
+      <w:numFmt w:val="decimal"/>
+      <w:isLgl/>
+      <w:lvlText w:val="%1.%2.%3.%4.%5.%6.%7"/>
+      <w:lvlJc w:val="left"/>
+      <w:pPr>
+        <w:ind w:left="1800" w:hanging="1440"/>
+      </w:pPr>
+      <w:rPr>
+        <w:rFonts w:hint="default"/>
+      </w:rPr>
+    </w:lvl>
+    <w:lvl w:ilvl="7">
+      <w:start w:val="1"/>
+      <w:numFmt w:val="decimal"/>
+      <w:isLgl/>
+      <w:lvlText w:val="%1.%2.%3.%4.%5.%6.%7.%8"/>
+      <w:lvlJc w:val="left"/>
+      <w:pPr>
+        <w:ind w:left="2160" w:hanging="1800"/>
+      </w:pPr>
+      <w:rPr>
+        <w:rFonts w:hint="default"/>
+      </w:rPr>
+    </w:lvl>
+    <w:lvl w:ilvl="8">
+      <w:start w:val="1"/>
+      <w:numFmt w:val="decimal"/>
+      <w:isLgl/>
+      <w:lvlText w:val="%1.%2.%3.%4.%5.%6.%7.%8.%9"/>
+      <w:lvlJc w:val="left"/>
+      <w:pPr>
+        <w:ind w:left="2520" w:hanging="2160"/>
+      </w:pPr>
+      <w:rPr>
+        <w:rFonts w:hint="default"/>
+      </w:rPr>
+    </w:lvl>
+  </w:abstractNum>
+  <w:abstractNum w:abstractNumId="1" w15:restartNumberingAfterBreak="0">
+    <w:nsid w:val="220D0438"/>
+    <w:multiLevelType w:val="hybridMultilevel"/>
+    <w:tmpl w:val="5838E37C"/>
+    <w:lvl w:ilvl="0" w:tplc="04190003">
+      <w:start w:val="1"/>
+      <w:numFmt w:val="bullet"/>
+      <w:lvlText w:val="o"/>
+      <w:lvlJc w:val="left"/>
+      <w:pPr>
+        <w:ind w:left="720" w:hanging="360"/>
+      </w:pPr>
+      <w:rPr>
+        <w:rFonts w:ascii="Courier New" w:hAnsi="Courier New" w:cs="Courier New" w:hint="default"/>
+      </w:rPr>
+    </w:lvl>
+    <w:lvl w:ilvl="1" w:tplc="04190003" w:tentative="1">
+      <w:start w:val="1"/>
+      <w:numFmt w:val="bullet"/>
+      <w:lvlText w:val="o"/>
+      <w:lvlJc w:val="left"/>
+      <w:pPr>
+        <w:ind w:left="1440" w:hanging="360"/>
+      </w:pPr>
+      <w:rPr>
+        <w:rFonts w:ascii="Courier New" w:hAnsi="Courier New" w:cs="Courier New" w:hint="default"/>
+      </w:rPr>
+    </w:lvl>
+    <w:lvl w:ilvl="2" w:tplc="04190005" w:tentative="1">
+      <w:start w:val="1"/>
+      <w:numFmt w:val="bullet"/>
+      <w:lvlText w:val=""/>
+      <w:lvlJc w:val="left"/>
+      <w:pPr>
+        <w:ind w:left="2160" w:hanging="360"/>
+      </w:pPr>
+      <w:rPr>
+        <w:rFonts w:ascii="Wingdings" w:hAnsi="Wingdings" w:hint="default"/>
+      </w:rPr>
+    </w:lvl>
+    <w:lvl w:ilvl="3" w:tplc="04190001" w:tentative="1">
+      <w:start w:val="1"/>
+      <w:numFmt w:val="bullet"/>
+      <w:lvlText w:val=""/>
+      <w:lvlJc w:val="left"/>
+      <w:pPr>
+        <w:ind w:left="2880" w:hanging="360"/>
+      </w:pPr>
+      <w:rPr>
+        <w:rFonts w:ascii="Symbol" w:hAnsi="Symbol" w:hint="default"/>
+      </w:rPr>
+    </w:lvl>
+    <w:lvl w:ilvl="4" w:tplc="04190003" w:tentative="1">
+      <w:start w:val="1"/>
+      <w:numFmt w:val="bullet"/>
+      <w:lvlText w:val="o"/>
+      <w:lvlJc w:val="left"/>
+      <w:pPr>
+        <w:ind w:left="3600" w:hanging="360"/>
+      </w:pPr>
+      <w:rPr>
+        <w:rFonts w:ascii="Courier New" w:hAnsi="Courier New" w:cs="Courier New" w:hint="default"/>
+      </w:rPr>
+    </w:lvl>
+    <w:lvl w:ilvl="5" w:tplc="04190005" w:tentative="1">
+      <w:start w:val="1"/>
+      <w:numFmt w:val="bullet"/>
+      <w:lvlText w:val=""/>
+      <w:lvlJc w:val="left"/>
+      <w:pPr>
+        <w:ind w:left="4320" w:hanging="360"/>
+      </w:pPr>
+      <w:rPr>
+        <w:rFonts w:ascii="Wingdings" w:hAnsi="Wingdings" w:hint="default"/>
+      </w:rPr>
+    </w:lvl>
+    <w:lvl w:ilvl="6" w:tplc="04190001" w:tentative="1">
+      <w:start w:val="1"/>
+      <w:numFmt w:val="bullet"/>
+      <w:lvlText w:val=""/>
+      <w:lvlJc w:val="left"/>
+      <w:pPr>
         <w:ind w:left="5040" w:hanging="360"/>
       </w:pPr>
+      <w:rPr>
+        <w:rFonts w:ascii="Symbol" w:hAnsi="Symbol" w:hint="default"/>
+      </w:rPr>
     </w:lvl>
-    <w:lvl w:ilvl="7" w:tplc="04190019" w:tentative="1">
+    <w:lvl w:ilvl="7" w:tplc="04190003" w:tentative="1">
       <w:start w:val="1"/>
-      <w:numFmt w:val="lowerLetter"/>
-      <w:lvlText w:val="%8."/>
+      <w:numFmt w:val="bullet"/>
+      <w:lvlText w:val="o"/>
       <w:lvlJc w:val="left"/>
       <w:pPr>
         <w:ind w:left="5760" w:hanging="360"/>
       </w:pPr>
+      <w:rPr>
+        <w:rFonts w:ascii="Courier New" w:hAnsi="Courier New" w:cs="Courier New" w:hint="default"/>
+      </w:rPr>
     </w:lvl>
-    <w:lvl w:ilvl="8" w:tplc="0419001B" w:tentative="1">
+    <w:lvl w:ilvl="8" w:tplc="04190005" w:tentative="1">
       <w:start w:val="1"/>
-      <w:numFmt w:val="lowerRoman"/>
-      <w:lvlText w:val="%9."/>
-      <w:lvlJc w:val="right"/>
-      <w:pPr>
-        <w:ind w:left="6480" w:hanging="180"/>
-      </w:pPr>
+      <w:numFmt w:val="bullet"/>
+      <w:lvlText w:val=""/>
+      <w:lvlJc w:val="left"/>
+      <w:pPr>
+        <w:ind w:left="6480" w:hanging="360"/>
+      </w:pPr>
+      <w:rPr>
+        <w:rFonts w:ascii="Wingdings" w:hAnsi="Wingdings" w:hint="default"/>
+      </w:rPr>
+    </w:lvl>
+  </w:abstractNum>
+  <w:abstractNum w:abstractNumId="2" w15:restartNumberingAfterBreak="0">
+    <w:nsid w:val="2BC01BC7"/>
+    <w:multiLevelType w:val="hybridMultilevel"/>
+    <w:tmpl w:val="B1349BB4"/>
+    <w:lvl w:ilvl="0" w:tplc="04190003">
+      <w:start w:val="1"/>
+      <w:numFmt w:val="bullet"/>
+      <w:lvlText w:val="o"/>
+      <w:lvlJc w:val="left"/>
+      <w:pPr>
+        <w:ind w:left="720" w:hanging="360"/>
+      </w:pPr>
+      <w:rPr>
+        <w:rFonts w:ascii="Courier New" w:hAnsi="Courier New" w:cs="Courier New" w:hint="default"/>
+      </w:rPr>
+    </w:lvl>
+    <w:lvl w:ilvl="1" w:tplc="04190003" w:tentative="1">
+      <w:start w:val="1"/>
+      <w:numFmt w:val="bullet"/>
+      <w:lvlText w:val="o"/>
+      <w:lvlJc w:val="left"/>
+      <w:pPr>
+        <w:ind w:left="1440" w:hanging="360"/>
+      </w:pPr>
+      <w:rPr>
+        <w:rFonts w:ascii="Courier New" w:hAnsi="Courier New" w:cs="Courier New" w:hint="default"/>
+      </w:rPr>
+    </w:lvl>
+    <w:lvl w:ilvl="2" w:tplc="04190005" w:tentative="1">
+      <w:start w:val="1"/>
+      <w:numFmt w:val="bullet"/>
+      <w:lvlText w:val=""/>
+      <w:lvlJc w:val="left"/>
+      <w:pPr>
+        <w:ind w:left="2160" w:hanging="360"/>
+      </w:pPr>
+      <w:rPr>
+        <w:rFonts w:ascii="Wingdings" w:hAnsi="Wingdings" w:hint="default"/>
+      </w:rPr>
+    </w:lvl>
+    <w:lvl w:ilvl="3" w:tplc="04190001" w:tentative="1">
+      <w:start w:val="1"/>
+      <w:numFmt w:val="bullet"/>
+      <w:lvlText w:val=""/>
+      <w:lvlJc w:val="left"/>
+      <w:pPr>
+        <w:ind w:left="2880" w:hanging="360"/>
+      </w:pPr>
+      <w:rPr>
+        <w:rFonts w:ascii="Symbol" w:hAnsi="Symbol" w:hint="default"/>
+      </w:rPr>
+    </w:lvl>
+    <w:lvl w:ilvl="4" w:tplc="04190003" w:tentative="1">
+      <w:start w:val="1"/>
+      <w:numFmt w:val="bullet"/>
+      <w:lvlText w:val="o"/>
+      <w:lvlJc w:val="left"/>
+      <w:pPr>
+        <w:ind w:left="3600" w:hanging="360"/>
+      </w:pPr>
+      <w:rPr>
+        <w:rFonts w:ascii="Courier New" w:hAnsi="Courier New" w:cs="Courier New" w:hint="default"/>
+      </w:rPr>
+    </w:lvl>
+    <w:lvl w:ilvl="5" w:tplc="04190005" w:tentative="1">
+      <w:start w:val="1"/>
+      <w:numFmt w:val="bullet"/>
+      <w:lvlText w:val=""/>
+      <w:lvlJc w:val="left"/>
+      <w:pPr>
+        <w:ind w:left="4320" w:hanging="360"/>
+      </w:pPr>
+      <w:rPr>
+        <w:rFonts w:ascii="Wingdings" w:hAnsi="Wingdings" w:hint="default"/>
+      </w:rPr>
+    </w:lvl>
+    <w:lvl w:ilvl="6" w:tplc="04190001" w:tentative="1">
+      <w:start w:val="1"/>
+      <w:numFmt w:val="bullet"/>
+      <w:lvlText w:val=""/>
+      <w:lvlJc w:val="left"/>
+      <w:pPr>
+        <w:ind w:left="5040" w:hanging="360"/>
+      </w:pPr>
+      <w:rPr>
+        <w:rFonts w:ascii="Symbol" w:hAnsi="Symbol" w:hint="default"/>
+      </w:rPr>
+    </w:lvl>
+    <w:lvl w:ilvl="7" w:tplc="04190003" w:tentative="1">
+      <w:start w:val="1"/>
+      <w:numFmt w:val="bullet"/>
+      <w:lvlText w:val="o"/>
+      <w:lvlJc w:val="left"/>
+      <w:pPr>
+        <w:ind w:left="5760" w:hanging="360"/>
+      </w:pPr>
+      <w:rPr>
+        <w:rFonts w:ascii="Courier New" w:hAnsi="Courier New" w:cs="Courier New" w:hint="default"/>
+      </w:rPr>
+    </w:lvl>
+    <w:lvl w:ilvl="8" w:tplc="04190005" w:tentative="1">
+      <w:start w:val="1"/>
+      <w:numFmt w:val="bullet"/>
+      <w:lvlText w:val=""/>
+      <w:lvlJc w:val="left"/>
+      <w:pPr>
+        <w:ind w:left="6480" w:hanging="360"/>
+      </w:pPr>
+      <w:rPr>
+        <w:rFonts w:ascii="Wingdings" w:hAnsi="Wingdings" w:hint="default"/>
+      </w:rPr>
     </w:lvl>
   </w:abstractNum>
   <w:num w:numId="1">
     <w:abstractNumId w:val="0"/>
+  </w:num>
+  <w:num w:numId="2">
+    <w:abstractNumId w:val="1"/>
+  </w:num>
+  <w:num w:numId="3">
+    <w:abstractNumId w:val="2"/>
   </w:num>
 </w:numbering>
 </file>
@@ -2090,6 +4762,25 @@
     <w:basedOn w:val="a0"/>
     <w:rsid w:val="00776F61"/>
   </w:style>
+  <w:style w:type="table" w:styleId="a5">
+    <w:name w:val="Table Grid"/>
+    <w:basedOn w:val="a1"/>
+    <w:uiPriority w:val="39"/>
+    <w:rsid w:val="007C1DAD"/>
+    <w:pPr>
+      <w:spacing w:after="0" w:line="240" w:lineRule="auto"/>
+    </w:pPr>
+    <w:tblPr>
+      <w:tblBorders>
+        <w:top w:val="single" w:sz="4" w:space="0" w:color="auto"/>
+        <w:left w:val="single" w:sz="4" w:space="0" w:color="auto"/>
+        <w:bottom w:val="single" w:sz="4" w:space="0" w:color="auto"/>
+        <w:right w:val="single" w:sz="4" w:space="0" w:color="auto"/>
+        <w:insideH w:val="single" w:sz="4" w:space="0" w:color="auto"/>
+        <w:insideV w:val="single" w:sz="4" w:space="0" w:color="auto"/>
+      </w:tblBorders>
+    </w:tblPr>
+  </w:style>
 </w:styles>
 </file>
 

--- a/laba_1/Отчет.docx
+++ b/laba_1/Отчет.docx
@@ -2,1259 +2,1276 @@
 <file path=word/document.xml><?xml version="1.0" encoding="utf-8"?>
 <w:document xmlns:wpc="http://schemas.microsoft.com/office/word/2010/wordprocessingCanvas" xmlns:cx="http://schemas.microsoft.com/office/drawing/2014/chartex" xmlns:cx1="http://schemas.microsoft.com/office/drawing/2015/9/8/chartex" xmlns:cx2="http://schemas.microsoft.com/office/drawing/2015/10/21/chartex" xmlns:cx3="http://schemas.microsoft.com/office/drawing/2016/5/9/chartex" xmlns:cx4="http://schemas.microsoft.com/office/drawing/2016/5/10/chartex" xmlns:cx5="http://schemas.microsoft.com/office/drawing/2016/5/11/chartex" xmlns:cx6="http://schemas.microsoft.com/office/drawing/2016/5/12/chartex" xmlns:cx7="http://schemas.microsoft.com/office/drawing/2016/5/13/chartex" xmlns:cx8="http://schemas.microsoft.com/office/drawing/2016/5/14/chartex" xmlns:mc="http://schemas.openxmlformats.org/markup-compatibility/2006" xmlns:aink="http://schemas.microsoft.com/office/drawing/2016/ink" xmlns:am3d="http://schemas.microsoft.com/office/drawing/2017/model3d" xmlns:o="urn:schemas-microsoft-com:office:office" xmlns:r="http://schemas.openxmlformats.org/officeDocument/2006/relationships" xmlns:m="http://schemas.openxmlformats.org/officeDocument/2006/math" xmlns:v="urn:schemas-microsoft-com:vml" xmlns:wp14="http://schemas.microsoft.com/office/word/2010/wordprocessingDrawing" xmlns:wp="http://schemas.openxmlformats.org/drawingml/2006/wordprocessingDrawing" xmlns:w10="urn:schemas-microsoft-com:office:word" xmlns:w="http://schemas.openxmlformats.org/wordprocessingml/2006/main" xmlns:w14="http://schemas.microsoft.com/office/word/2010/wordml" xmlns:w15="http://schemas.microsoft.com/office/word/2012/wordml" xmlns:w16cex="http://schemas.microsoft.com/office/word/2018/wordml/cex" xmlns:w16cid="http://schemas.microsoft.com/office/word/2016/wordml/cid" xmlns:w16="http://schemas.microsoft.com/office/word/2018/wordml" xmlns:w16se="http://schemas.microsoft.com/office/word/2015/wordml/symex" xmlns:wpg="http://schemas.microsoft.com/office/word/2010/wordprocessingGroup" xmlns:wpi="http://schemas.microsoft.com/office/word/2010/wordprocessingInk" xmlns:wne="http://schemas.microsoft.com/office/word/2006/wordml" xmlns:wps="http://schemas.microsoft.com/office/word/2010/wordprocessingShape" mc:Ignorable="w14 w15 w16se w16cid w16 w16cex wp14">
   <w:body>
-    <w:p>
-      <w:pPr>
-        <w:pStyle w:val="a3"/>
-        <w:jc w:val="center"/>
-        <w:rPr>
-          <w:rFonts w:eastAsia="Times New Roman"/>
+    <w:sdt>
+      <w:sdtPr>
+        <w:id w:val="-2120905081"/>
+        <w:docPartObj>
+          <w:docPartGallery w:val="Cover Pages"/>
+          <w:docPartUnique/>
+        </w:docPartObj>
+      </w:sdtPr>
+      <w:sdtEndPr>
+        <w:rPr>
+          <w:rFonts w:eastAsia="Times New Roman" w:cstheme="minorBidi"/>
           <w:sz w:val="28"/>
           <w:szCs w:val="28"/>
           <w:lang w:eastAsia="ru-RU"/>
         </w:rPr>
-      </w:pPr>
-      <w:r>
-        <w:rPr>
-          <w:rFonts w:eastAsia="Times New Roman"/>
-          <w:sz w:val="28"/>
-          <w:szCs w:val="28"/>
-          <w:lang w:eastAsia="ru-RU"/>
-        </w:rPr>
-        <w:t>Министерство образования Республики Беларусь</w:t>
-      </w:r>
-    </w:p>
-    <w:p>
-      <w:pPr>
-        <w:spacing w:after="0" w:line="240" w:lineRule="auto"/>
-        <w:jc w:val="center"/>
-        <w:rPr>
-          <w:rFonts w:eastAsia="Times New Roman" w:cs="Times New Roman"/>
-          <w:lang w:eastAsia="ru-RU"/>
-        </w:rPr>
-      </w:pPr>
-    </w:p>
-    <w:p>
-      <w:pPr>
-        <w:spacing w:after="0" w:line="240" w:lineRule="auto"/>
-        <w:jc w:val="center"/>
-        <w:rPr>
-          <w:rFonts w:eastAsia="Times New Roman" w:cs="Times New Roman"/>
-          <w:lang w:eastAsia="ru-RU"/>
-        </w:rPr>
-      </w:pPr>
-      <w:r>
-        <w:rPr>
-          <w:rFonts w:eastAsia="Times New Roman" w:cs="Times New Roman"/>
-          <w:lang w:eastAsia="ru-RU"/>
-        </w:rPr>
-        <w:t>Учреждение образования</w:t>
-      </w:r>
-    </w:p>
-    <w:p>
-      <w:pPr>
-        <w:widowControl w:val="0"/>
-        <w:overflowPunct w:val="0"/>
-        <w:autoSpaceDE w:val="0"/>
-        <w:autoSpaceDN w:val="0"/>
-        <w:adjustRightInd w:val="0"/>
-        <w:spacing w:after="0" w:line="240" w:lineRule="auto"/>
-        <w:ind w:firstLine="567"/>
-        <w:jc w:val="center"/>
-        <w:rPr>
-          <w:rFonts w:eastAsia="Times New Roman" w:cs="Times New Roman"/>
-          <w:caps/>
-          <w:lang w:eastAsia="ru-RU"/>
-        </w:rPr>
-      </w:pPr>
-      <w:r>
-        <w:rPr>
-          <w:rFonts w:eastAsia="Times New Roman" w:cs="Times New Roman"/>
-          <w:caps/>
-          <w:lang w:eastAsia="ru-RU"/>
-        </w:rPr>
-        <w:t>БелорусскиЙ государственный университет</w:t>
-      </w:r>
-    </w:p>
-    <w:p>
-      <w:pPr>
-        <w:widowControl w:val="0"/>
-        <w:overflowPunct w:val="0"/>
-        <w:autoSpaceDE w:val="0"/>
-        <w:autoSpaceDN w:val="0"/>
-        <w:adjustRightInd w:val="0"/>
-        <w:spacing w:after="0" w:line="240" w:lineRule="auto"/>
-        <w:ind w:firstLine="567"/>
-        <w:jc w:val="center"/>
-        <w:rPr>
-          <w:rFonts w:eastAsia="Times New Roman" w:cs="Times New Roman"/>
-          <w:caps/>
-          <w:lang w:eastAsia="ru-RU"/>
-        </w:rPr>
-      </w:pPr>
-      <w:r>
-        <w:rPr>
-          <w:rFonts w:eastAsia="Times New Roman" w:cs="Times New Roman"/>
-          <w:caps/>
-          <w:lang w:eastAsia="ru-RU"/>
-        </w:rPr>
-        <w:t>информатики и радиоэлектроники</w:t>
-      </w:r>
-    </w:p>
-    <w:p>
-      <w:pPr>
-        <w:widowControl w:val="0"/>
-        <w:overflowPunct w:val="0"/>
-        <w:autoSpaceDE w:val="0"/>
-        <w:autoSpaceDN w:val="0"/>
-        <w:adjustRightInd w:val="0"/>
-        <w:spacing w:after="0" w:line="240" w:lineRule="auto"/>
-        <w:ind w:firstLine="567"/>
-        <w:jc w:val="both"/>
-        <w:rPr>
-          <w:rFonts w:eastAsia="Times New Roman" w:cs="Times New Roman"/>
-          <w:lang w:eastAsia="ru-RU"/>
-        </w:rPr>
-      </w:pPr>
-    </w:p>
-    <w:p>
-      <w:pPr>
-        <w:widowControl w:val="0"/>
-        <w:overflowPunct w:val="0"/>
-        <w:autoSpaceDE w:val="0"/>
-        <w:autoSpaceDN w:val="0"/>
-        <w:adjustRightInd w:val="0"/>
-        <w:spacing w:after="0" w:line="240" w:lineRule="auto"/>
-        <w:ind w:firstLine="567"/>
-        <w:jc w:val="both"/>
-        <w:rPr>
-          <w:rFonts w:eastAsia="Times New Roman" w:cs="Times New Roman"/>
-          <w:lang w:eastAsia="ru-RU"/>
-        </w:rPr>
-      </w:pPr>
-    </w:p>
-    <w:p>
-      <w:pPr>
-        <w:widowControl w:val="0"/>
-        <w:overflowPunct w:val="0"/>
-        <w:autoSpaceDE w:val="0"/>
-        <w:autoSpaceDN w:val="0"/>
-        <w:adjustRightInd w:val="0"/>
-        <w:spacing w:after="0" w:line="240" w:lineRule="auto"/>
-        <w:ind w:firstLine="567"/>
-        <w:jc w:val="both"/>
-        <w:rPr>
-          <w:rFonts w:eastAsia="Times New Roman" w:cs="Times New Roman"/>
-          <w:lang w:eastAsia="ru-RU"/>
-        </w:rPr>
-      </w:pPr>
-      <w:r>
-        <w:rPr>
-          <w:rFonts w:eastAsia="Times New Roman" w:cs="Times New Roman"/>
-          <w:lang w:eastAsia="ru-RU"/>
-        </w:rPr>
-        <w:t>Факультет компьютерных систем и сетей</w:t>
-      </w:r>
-    </w:p>
-    <w:p>
-      <w:pPr>
-        <w:widowControl w:val="0"/>
-        <w:overflowPunct w:val="0"/>
-        <w:autoSpaceDE w:val="0"/>
-        <w:autoSpaceDN w:val="0"/>
-        <w:adjustRightInd w:val="0"/>
-        <w:spacing w:after="0" w:line="240" w:lineRule="auto"/>
-        <w:ind w:firstLine="567"/>
-        <w:jc w:val="both"/>
-        <w:rPr>
-          <w:rFonts w:eastAsia="Times New Roman" w:cs="Times New Roman"/>
-          <w:lang w:eastAsia="ru-RU"/>
-        </w:rPr>
-      </w:pPr>
-    </w:p>
-    <w:p>
-      <w:pPr>
-        <w:widowControl w:val="0"/>
-        <w:overflowPunct w:val="0"/>
-        <w:autoSpaceDE w:val="0"/>
-        <w:autoSpaceDN w:val="0"/>
-        <w:adjustRightInd w:val="0"/>
-        <w:spacing w:after="0" w:line="240" w:lineRule="auto"/>
-        <w:ind w:firstLine="567"/>
-        <w:jc w:val="both"/>
-        <w:rPr>
-          <w:rFonts w:eastAsia="Times New Roman" w:cs="Times New Roman"/>
-          <w:lang w:eastAsia="ru-RU"/>
-        </w:rPr>
-      </w:pPr>
-      <w:r>
-        <w:rPr>
-          <w:rFonts w:eastAsia="Times New Roman" w:cs="Times New Roman"/>
-          <w:lang w:eastAsia="ru-RU"/>
-        </w:rPr>
-        <w:t>Кафедра программного обеспечения информационных технологий</w:t>
-      </w:r>
-    </w:p>
-    <w:p>
-      <w:pPr>
-        <w:widowControl w:val="0"/>
-        <w:overflowPunct w:val="0"/>
-        <w:autoSpaceDE w:val="0"/>
-        <w:autoSpaceDN w:val="0"/>
-        <w:adjustRightInd w:val="0"/>
-        <w:spacing w:after="0" w:line="240" w:lineRule="auto"/>
-        <w:ind w:firstLine="567"/>
-        <w:jc w:val="both"/>
-        <w:rPr>
-          <w:rFonts w:eastAsia="Times New Roman" w:cs="Times New Roman"/>
-          <w:lang w:eastAsia="ru-RU"/>
-        </w:rPr>
-      </w:pPr>
-    </w:p>
-    <w:p>
-      <w:pPr>
-        <w:widowControl w:val="0"/>
-        <w:overflowPunct w:val="0"/>
-        <w:autoSpaceDE w:val="0"/>
-        <w:autoSpaceDN w:val="0"/>
-        <w:adjustRightInd w:val="0"/>
-        <w:spacing w:after="0" w:line="240" w:lineRule="auto"/>
-        <w:ind w:firstLine="567"/>
-        <w:jc w:val="both"/>
-        <w:rPr>
-          <w:rFonts w:eastAsia="Times New Roman" w:cs="Times New Roman"/>
-          <w:lang w:eastAsia="ru-RU"/>
-        </w:rPr>
-      </w:pPr>
-    </w:p>
-    <w:tbl>
-      <w:tblPr>
-        <w:tblW w:w="0" w:type="auto"/>
-        <w:tblInd w:w="5920" w:type="dxa"/>
-        <w:tblLayout w:type="fixed"/>
-        <w:tblLook w:val="04A0" w:firstRow="1" w:lastRow="0" w:firstColumn="1" w:lastColumn="0" w:noHBand="0" w:noVBand="1"/>
-      </w:tblPr>
-      <w:tblGrid>
-        <w:gridCol w:w="3260"/>
-      </w:tblGrid>
-      <w:tr>
-        <w:trPr>
-          <w:trHeight w:val="422"/>
-        </w:trPr>
-        <w:tc>
-          <w:tcPr>
-            <w:tcW w:w="3260" w:type="dxa"/>
-          </w:tcPr>
-          <w:p>
-            <w:pPr>
-              <w:autoSpaceDN w:val="0"/>
-              <w:spacing w:after="0" w:line="240" w:lineRule="auto"/>
-              <w:rPr>
-                <w:rFonts w:eastAsia="Times New Roman" w:cs="Times New Roman"/>
-                <w:lang w:eastAsia="ru-RU"/>
-              </w:rPr>
-            </w:pPr>
-          </w:p>
-        </w:tc>
-      </w:tr>
-      <w:tr>
-        <w:trPr>
-          <w:trHeight w:val="503"/>
-        </w:trPr>
-        <w:tc>
-          <w:tcPr>
-            <w:tcW w:w="3260" w:type="dxa"/>
-          </w:tcPr>
-          <w:p>
-            <w:pPr>
-              <w:widowControl w:val="0"/>
-              <w:overflowPunct w:val="0"/>
-              <w:autoSpaceDE w:val="0"/>
-              <w:autoSpaceDN w:val="0"/>
-              <w:adjustRightInd w:val="0"/>
-              <w:spacing w:after="0" w:line="240" w:lineRule="auto"/>
-              <w:ind w:left="-250" w:firstLine="142"/>
-              <w:jc w:val="both"/>
-              <w:rPr>
-                <w:rFonts w:eastAsia="Times New Roman" w:cs="Times New Roman"/>
-                <w:lang w:eastAsia="ru-RU"/>
-              </w:rPr>
-            </w:pPr>
-          </w:p>
-        </w:tc>
-      </w:tr>
-    </w:tbl>
-    <w:p>
-      <w:pPr>
-        <w:widowControl w:val="0"/>
-        <w:overflowPunct w:val="0"/>
-        <w:autoSpaceDE w:val="0"/>
-        <w:autoSpaceDN w:val="0"/>
-        <w:adjustRightInd w:val="0"/>
-        <w:spacing w:after="0" w:line="240" w:lineRule="auto"/>
-        <w:ind w:firstLine="567"/>
-        <w:jc w:val="both"/>
-        <w:rPr>
-          <w:rFonts w:eastAsia="Times New Roman" w:cs="Times New Roman"/>
-          <w:lang w:eastAsia="ru-RU"/>
-        </w:rPr>
-      </w:pPr>
-    </w:p>
-    <w:p>
-      <w:pPr>
-        <w:widowControl w:val="0"/>
-        <w:overflowPunct w:val="0"/>
-        <w:autoSpaceDE w:val="0"/>
-        <w:autoSpaceDN w:val="0"/>
-        <w:adjustRightInd w:val="0"/>
-        <w:spacing w:after="0" w:line="240" w:lineRule="auto"/>
-        <w:ind w:firstLine="567"/>
-        <w:jc w:val="both"/>
-        <w:rPr>
-          <w:rFonts w:eastAsia="Times New Roman" w:cs="Times New Roman"/>
-          <w:lang w:eastAsia="ru-RU"/>
-        </w:rPr>
-      </w:pPr>
-    </w:p>
-    <w:p>
-      <w:pPr>
-        <w:widowControl w:val="0"/>
-        <w:overflowPunct w:val="0"/>
-        <w:autoSpaceDE w:val="0"/>
-        <w:autoSpaceDN w:val="0"/>
-        <w:adjustRightInd w:val="0"/>
-        <w:spacing w:after="0" w:line="240" w:lineRule="auto"/>
-        <w:ind w:firstLine="567"/>
-        <w:jc w:val="both"/>
-        <w:rPr>
-          <w:rFonts w:eastAsia="Times New Roman" w:cs="Times New Roman"/>
-          <w:lang w:eastAsia="ru-RU"/>
-        </w:rPr>
-      </w:pPr>
-    </w:p>
-    <w:p>
-      <w:pPr>
-        <w:keepNext/>
-        <w:widowControl w:val="0"/>
-        <w:overflowPunct w:val="0"/>
-        <w:autoSpaceDE w:val="0"/>
-        <w:autoSpaceDN w:val="0"/>
-        <w:adjustRightInd w:val="0"/>
-        <w:spacing w:before="240" w:after="360" w:line="240" w:lineRule="auto"/>
-        <w:ind w:firstLine="567"/>
-        <w:jc w:val="center"/>
-        <w:outlineLvl w:val="0"/>
-        <w:rPr>
-          <w:rFonts w:eastAsia="Times New Roman" w:cs="Times New Roman"/>
-          <w:caps/>
-          <w:lang w:eastAsia="ru-RU"/>
-        </w:rPr>
-      </w:pPr>
-      <w:r>
-        <w:rPr>
-          <w:rFonts w:eastAsia="Times New Roman" w:cs="Times New Roman"/>
-          <w:caps/>
-          <w:lang w:eastAsia="ru-RU"/>
-        </w:rPr>
-        <w:t>оТЧЕТ</w:t>
-      </w:r>
-    </w:p>
-    <w:p>
-      <w:pPr>
-        <w:widowControl w:val="0"/>
-        <w:overflowPunct w:val="0"/>
-        <w:autoSpaceDE w:val="0"/>
-        <w:autoSpaceDN w:val="0"/>
-        <w:adjustRightInd w:val="0"/>
-        <w:spacing w:after="0" w:line="240" w:lineRule="auto"/>
-        <w:ind w:firstLine="567"/>
-        <w:jc w:val="center"/>
-        <w:rPr>
-          <w:rFonts w:eastAsia="Times New Roman" w:cs="Times New Roman"/>
-          <w:lang w:eastAsia="ru-RU"/>
-        </w:rPr>
-      </w:pPr>
-      <w:r>
-        <w:rPr>
-          <w:rFonts w:eastAsia="Times New Roman" w:cs="Times New Roman"/>
-          <w:lang w:eastAsia="ru-RU"/>
-        </w:rPr>
-        <w:t>по лабораторной работе</w:t>
-      </w:r>
-    </w:p>
-    <w:p>
-      <w:pPr>
-        <w:widowControl w:val="0"/>
-        <w:overflowPunct w:val="0"/>
-        <w:autoSpaceDE w:val="0"/>
-        <w:autoSpaceDN w:val="0"/>
-        <w:adjustRightInd w:val="0"/>
-        <w:spacing w:after="0" w:line="240" w:lineRule="auto"/>
-        <w:ind w:firstLine="567"/>
-        <w:jc w:val="center"/>
-        <w:rPr>
-          <w:rFonts w:eastAsia="Times New Roman" w:cs="Times New Roman"/>
-          <w:lang w:eastAsia="ru-RU"/>
-        </w:rPr>
-      </w:pPr>
-    </w:p>
-    <w:p>
-      <w:pPr>
-        <w:widowControl w:val="0"/>
-        <w:overflowPunct w:val="0"/>
-        <w:autoSpaceDE w:val="0"/>
-        <w:autoSpaceDN w:val="0"/>
-        <w:adjustRightInd w:val="0"/>
-        <w:spacing w:after="0" w:line="240" w:lineRule="auto"/>
-        <w:ind w:firstLine="567"/>
-        <w:jc w:val="center"/>
-        <w:rPr>
-          <w:rFonts w:eastAsia="Times New Roman" w:cs="Times New Roman"/>
-          <w:lang w:eastAsia="ru-RU"/>
-        </w:rPr>
-      </w:pPr>
-      <w:r>
-        <w:rPr>
-          <w:rFonts w:eastAsia="Times New Roman" w:cs="Times New Roman"/>
-          <w:lang w:eastAsia="ru-RU"/>
-        </w:rPr>
-        <w:t>на тему:</w:t>
-      </w:r>
-    </w:p>
-    <w:p>
-      <w:pPr>
-        <w:widowControl w:val="0"/>
-        <w:overflowPunct w:val="0"/>
-        <w:autoSpaceDE w:val="0"/>
-        <w:autoSpaceDN w:val="0"/>
-        <w:adjustRightInd w:val="0"/>
-        <w:spacing w:after="0" w:line="240" w:lineRule="auto"/>
-        <w:ind w:firstLine="567"/>
-        <w:jc w:val="center"/>
-        <w:rPr>
-          <w:rFonts w:eastAsia="Times New Roman" w:cs="Times New Roman"/>
-          <w:lang w:eastAsia="ru-RU"/>
-        </w:rPr>
-      </w:pPr>
-    </w:p>
-    <w:p>
-      <w:pPr>
-        <w:widowControl w:val="0"/>
-        <w:overflowPunct w:val="0"/>
-        <w:autoSpaceDE w:val="0"/>
-        <w:autoSpaceDN w:val="0"/>
-        <w:adjustRightInd w:val="0"/>
-        <w:spacing w:after="0" w:line="260" w:lineRule="exact"/>
-        <w:ind w:firstLine="567"/>
-        <w:jc w:val="center"/>
-      </w:pPr>
-      <w:r>
-        <w:t>Простейшие шифры</w:t>
-      </w:r>
-    </w:p>
-    <w:p>
-      <w:pPr>
-        <w:widowControl w:val="0"/>
-        <w:overflowPunct w:val="0"/>
-        <w:autoSpaceDE w:val="0"/>
-        <w:autoSpaceDN w:val="0"/>
-        <w:adjustRightInd w:val="0"/>
-        <w:spacing w:after="0" w:line="260" w:lineRule="exact"/>
-        <w:ind w:firstLine="567"/>
-        <w:jc w:val="center"/>
-        <w:rPr>
-          <w:rFonts w:eastAsia="Times New Roman" w:cs="Times New Roman"/>
-          <w:lang w:eastAsia="ru-RU"/>
-        </w:rPr>
-      </w:pPr>
-    </w:p>
-    <w:p>
-      <w:pPr>
-        <w:widowControl w:val="0"/>
-        <w:overflowPunct w:val="0"/>
-        <w:autoSpaceDE w:val="0"/>
-        <w:autoSpaceDN w:val="0"/>
-        <w:adjustRightInd w:val="0"/>
-        <w:spacing w:after="0" w:line="260" w:lineRule="exact"/>
-        <w:ind w:firstLine="567"/>
-        <w:jc w:val="both"/>
-        <w:rPr>
-          <w:rFonts w:eastAsia="Times New Roman" w:cs="Times New Roman"/>
-          <w:lang w:eastAsia="ru-RU"/>
-        </w:rPr>
-      </w:pPr>
-    </w:p>
-    <w:tbl>
-      <w:tblPr>
-        <w:tblW w:w="9360" w:type="dxa"/>
-        <w:tblInd w:w="108" w:type="dxa"/>
-        <w:tblLayout w:type="fixed"/>
-        <w:tblLook w:val="04A0" w:firstRow="1" w:lastRow="0" w:firstColumn="1" w:lastColumn="0" w:noHBand="0" w:noVBand="1"/>
-      </w:tblPr>
-      <w:tblGrid>
-        <w:gridCol w:w="4255"/>
-        <w:gridCol w:w="2552"/>
-        <w:gridCol w:w="2553"/>
-      </w:tblGrid>
-      <w:tr>
-        <w:trPr>
-          <w:trHeight w:val="408"/>
-        </w:trPr>
-        <w:tc>
-          <w:tcPr>
-            <w:tcW w:w="4253" w:type="dxa"/>
-            <w:hideMark/>
-          </w:tcPr>
-          <w:p>
-            <w:pPr>
-              <w:widowControl w:val="0"/>
-              <w:overflowPunct w:val="0"/>
-              <w:autoSpaceDE w:val="0"/>
-              <w:autoSpaceDN w:val="0"/>
-              <w:adjustRightInd w:val="0"/>
-              <w:spacing w:after="0" w:line="260" w:lineRule="exact"/>
-              <w:ind w:firstLine="567"/>
-              <w:rPr>
-                <w:rFonts w:eastAsia="Times New Roman" w:cs="Times New Roman"/>
-                <w:lang w:eastAsia="ru-RU"/>
-              </w:rPr>
-            </w:pPr>
-            <w:r>
-              <w:rPr>
-                <w:rFonts w:eastAsia="Times New Roman" w:cs="Times New Roman"/>
-                <w:lang w:eastAsia="ru-RU"/>
-              </w:rPr>
-              <w:t>Выполнил</w:t>
-            </w:r>
-          </w:p>
-          <w:p>
-            <w:pPr>
-              <w:widowControl w:val="0"/>
-              <w:overflowPunct w:val="0"/>
-              <w:autoSpaceDE w:val="0"/>
-              <w:autoSpaceDN w:val="0"/>
-              <w:adjustRightInd w:val="0"/>
-              <w:spacing w:after="0" w:line="260" w:lineRule="exact"/>
-              <w:ind w:firstLine="567"/>
-              <w:rPr>
-                <w:rFonts w:eastAsia="Times New Roman" w:cs="Times New Roman"/>
-                <w:lang w:eastAsia="ru-RU"/>
-              </w:rPr>
-            </w:pPr>
-            <w:r>
-              <w:rPr>
-                <w:rFonts w:eastAsia="Times New Roman" w:cs="Times New Roman"/>
-                <w:lang w:eastAsia="ru-RU"/>
-              </w:rPr>
-              <w:t>Студент гр. 451001</w:t>
-            </w:r>
-          </w:p>
-        </w:tc>
-        <w:tc>
-          <w:tcPr>
-            <w:tcW w:w="2551" w:type="dxa"/>
-          </w:tcPr>
-          <w:p>
-            <w:pPr>
-              <w:widowControl w:val="0"/>
-              <w:overflowPunct w:val="0"/>
-              <w:autoSpaceDE w:val="0"/>
-              <w:autoSpaceDN w:val="0"/>
-              <w:adjustRightInd w:val="0"/>
-              <w:spacing w:after="0" w:line="260" w:lineRule="exact"/>
-              <w:ind w:firstLine="567"/>
-              <w:rPr>
-                <w:rFonts w:eastAsia="Times New Roman" w:cs="Times New Roman"/>
-                <w:lang w:eastAsia="ru-RU"/>
-              </w:rPr>
-            </w:pPr>
-          </w:p>
-        </w:tc>
-        <w:tc>
-          <w:tcPr>
-            <w:tcW w:w="2552" w:type="dxa"/>
-          </w:tcPr>
-          <w:p>
-            <w:pPr>
-              <w:widowControl w:val="0"/>
-              <w:overflowPunct w:val="0"/>
-              <w:autoSpaceDE w:val="0"/>
-              <w:autoSpaceDN w:val="0"/>
-              <w:adjustRightInd w:val="0"/>
-              <w:spacing w:after="0" w:line="260" w:lineRule="exact"/>
-              <w:ind w:firstLine="567"/>
-              <w:rPr>
-                <w:rFonts w:eastAsia="Times New Roman" w:cs="Times New Roman"/>
-                <w:lang w:eastAsia="ru-RU"/>
-              </w:rPr>
-            </w:pPr>
-          </w:p>
-          <w:p>
-            <w:pPr>
-              <w:widowControl w:val="0"/>
-              <w:overflowPunct w:val="0"/>
-              <w:autoSpaceDE w:val="0"/>
-              <w:autoSpaceDN w:val="0"/>
-              <w:adjustRightInd w:val="0"/>
-              <w:spacing w:after="0" w:line="260" w:lineRule="exact"/>
-              <w:rPr>
-                <w:rFonts w:eastAsia="Times New Roman" w:cs="Times New Roman"/>
-                <w:lang w:eastAsia="ru-RU"/>
-              </w:rPr>
-            </w:pPr>
-            <w:r>
-              <w:rPr>
-                <w:rFonts w:eastAsia="Times New Roman" w:cs="Times New Roman"/>
-                <w:lang w:eastAsia="ru-RU"/>
-              </w:rPr>
-              <w:t xml:space="preserve">Д. В. Буйко </w:t>
-            </w:r>
-          </w:p>
-        </w:tc>
-      </w:tr>
-      <w:tr>
-        <w:trPr>
-          <w:trHeight w:val="369"/>
-        </w:trPr>
-        <w:tc>
-          <w:tcPr>
-            <w:tcW w:w="4253" w:type="dxa"/>
-          </w:tcPr>
-          <w:p>
-            <w:pPr>
-              <w:widowControl w:val="0"/>
-              <w:overflowPunct w:val="0"/>
-              <w:autoSpaceDE w:val="0"/>
-              <w:autoSpaceDN w:val="0"/>
-              <w:adjustRightInd w:val="0"/>
-              <w:spacing w:after="0" w:line="260" w:lineRule="exact"/>
-              <w:ind w:firstLine="567"/>
-              <w:rPr>
-                <w:rFonts w:eastAsia="Times New Roman" w:cs="Times New Roman"/>
-                <w:lang w:eastAsia="ru-RU"/>
-              </w:rPr>
-            </w:pPr>
-          </w:p>
-          <w:p>
-            <w:pPr>
-              <w:widowControl w:val="0"/>
-              <w:overflowPunct w:val="0"/>
-              <w:autoSpaceDE w:val="0"/>
-              <w:autoSpaceDN w:val="0"/>
-              <w:adjustRightInd w:val="0"/>
-              <w:spacing w:after="0" w:line="260" w:lineRule="exact"/>
-              <w:ind w:firstLine="567"/>
-              <w:rPr>
-                <w:rFonts w:eastAsia="Times New Roman" w:cs="Times New Roman"/>
-                <w:lang w:eastAsia="ru-RU"/>
-              </w:rPr>
-            </w:pPr>
-            <w:r>
-              <w:rPr>
-                <w:rFonts w:eastAsia="Times New Roman" w:cs="Times New Roman"/>
-                <w:lang w:eastAsia="ru-RU"/>
-              </w:rPr>
-              <w:t>Проверил</w:t>
-            </w:r>
-          </w:p>
-        </w:tc>
-        <w:tc>
-          <w:tcPr>
-            <w:tcW w:w="2551" w:type="dxa"/>
-          </w:tcPr>
-          <w:p>
-            <w:pPr>
-              <w:widowControl w:val="0"/>
-              <w:overflowPunct w:val="0"/>
-              <w:autoSpaceDE w:val="0"/>
-              <w:autoSpaceDN w:val="0"/>
-              <w:adjustRightInd w:val="0"/>
-              <w:spacing w:after="0" w:line="260" w:lineRule="exact"/>
-              <w:ind w:right="-100" w:firstLine="567"/>
-              <w:rPr>
-                <w:rFonts w:eastAsia="Times New Roman" w:cs="Times New Roman"/>
-                <w:lang w:eastAsia="ru-RU"/>
-              </w:rPr>
-            </w:pPr>
-          </w:p>
-        </w:tc>
-        <w:tc>
-          <w:tcPr>
-            <w:tcW w:w="2552" w:type="dxa"/>
-          </w:tcPr>
-          <w:p>
-            <w:pPr>
-              <w:widowControl w:val="0"/>
-              <w:overflowPunct w:val="0"/>
-              <w:autoSpaceDE w:val="0"/>
-              <w:autoSpaceDN w:val="0"/>
-              <w:adjustRightInd w:val="0"/>
-              <w:spacing w:after="0" w:line="260" w:lineRule="exact"/>
-              <w:ind w:right="-100" w:firstLine="567"/>
-              <w:rPr>
-                <w:rFonts w:eastAsia="Times New Roman" w:cs="Times New Roman"/>
-                <w:lang w:eastAsia="ru-RU"/>
-              </w:rPr>
-            </w:pPr>
-          </w:p>
-          <w:p>
-            <w:pPr>
-              <w:widowControl w:val="0"/>
-              <w:overflowPunct w:val="0"/>
-              <w:autoSpaceDE w:val="0"/>
-              <w:autoSpaceDN w:val="0"/>
-              <w:adjustRightInd w:val="0"/>
-              <w:spacing w:after="0" w:line="260" w:lineRule="exact"/>
-              <w:ind w:right="-100"/>
-              <w:rPr>
-                <w:rFonts w:eastAsia="Times New Roman" w:cs="Times New Roman"/>
-                <w:lang w:eastAsia="ru-RU"/>
-              </w:rPr>
-            </w:pPr>
-            <w:r>
-              <w:rPr>
-                <w:rFonts w:eastAsia="Times New Roman" w:cs="Times New Roman"/>
-                <w:lang w:val="en-US" w:eastAsia="ru-RU"/>
-              </w:rPr>
-              <w:t xml:space="preserve">C. B. </w:t>
-            </w:r>
-            <w:proofErr w:type="spellStart"/>
-            <w:r>
-              <w:rPr>
-                <w:rFonts w:eastAsia="Times New Roman" w:cs="Times New Roman"/>
-                <w:lang w:eastAsia="ru-RU"/>
-              </w:rPr>
-              <w:t>Болтак</w:t>
-            </w:r>
-            <w:proofErr w:type="spellEnd"/>
-          </w:p>
-        </w:tc>
-      </w:tr>
-      <w:tr>
-        <w:tc>
-          <w:tcPr>
-            <w:tcW w:w="4253" w:type="dxa"/>
-          </w:tcPr>
-          <w:p>
-            <w:pPr>
-              <w:widowControl w:val="0"/>
-              <w:overflowPunct w:val="0"/>
-              <w:autoSpaceDE w:val="0"/>
-              <w:autoSpaceDN w:val="0"/>
-              <w:adjustRightInd w:val="0"/>
-              <w:spacing w:after="0" w:line="260" w:lineRule="exact"/>
-              <w:ind w:firstLine="567"/>
-              <w:rPr>
-                <w:rFonts w:eastAsia="Times New Roman" w:cs="Times New Roman"/>
-                <w:lang w:eastAsia="ru-RU"/>
-              </w:rPr>
-            </w:pPr>
-          </w:p>
-        </w:tc>
-        <w:tc>
-          <w:tcPr>
-            <w:tcW w:w="2551" w:type="dxa"/>
-          </w:tcPr>
-          <w:p>
-            <w:pPr>
-              <w:widowControl w:val="0"/>
-              <w:overflowPunct w:val="0"/>
-              <w:autoSpaceDE w:val="0"/>
-              <w:autoSpaceDN w:val="0"/>
-              <w:adjustRightInd w:val="0"/>
-              <w:spacing w:after="0" w:line="260" w:lineRule="exact"/>
-              <w:ind w:firstLine="567"/>
-              <w:rPr>
-                <w:rFonts w:eastAsia="Times New Roman" w:cs="Times New Roman"/>
-                <w:lang w:eastAsia="ru-RU"/>
-              </w:rPr>
-            </w:pPr>
-          </w:p>
-        </w:tc>
-        <w:tc>
-          <w:tcPr>
-            <w:tcW w:w="2552" w:type="dxa"/>
-          </w:tcPr>
-          <w:p>
-            <w:pPr>
-              <w:widowControl w:val="0"/>
-              <w:overflowPunct w:val="0"/>
-              <w:autoSpaceDE w:val="0"/>
-              <w:autoSpaceDN w:val="0"/>
-              <w:adjustRightInd w:val="0"/>
-              <w:spacing w:after="0" w:line="260" w:lineRule="exact"/>
-              <w:ind w:firstLine="567"/>
-              <w:rPr>
-                <w:rFonts w:eastAsia="Times New Roman" w:cs="Times New Roman"/>
-                <w:lang w:eastAsia="ru-RU"/>
-              </w:rPr>
-            </w:pPr>
-          </w:p>
-        </w:tc>
-      </w:tr>
-      <w:tr>
-        <w:trPr>
-          <w:trHeight w:val="347"/>
-        </w:trPr>
-        <w:tc>
-          <w:tcPr>
-            <w:tcW w:w="4253" w:type="dxa"/>
-          </w:tcPr>
-          <w:p>
-            <w:pPr>
-              <w:widowControl w:val="0"/>
-              <w:tabs>
-                <w:tab w:val="left" w:pos="318"/>
-                <w:tab w:val="left" w:pos="601"/>
-                <w:tab w:val="left" w:pos="885"/>
-              </w:tabs>
-              <w:overflowPunct w:val="0"/>
-              <w:autoSpaceDE w:val="0"/>
-              <w:autoSpaceDN w:val="0"/>
-              <w:adjustRightInd w:val="0"/>
-              <w:spacing w:after="0" w:line="260" w:lineRule="exact"/>
-              <w:ind w:firstLine="567"/>
-              <w:rPr>
-                <w:rFonts w:eastAsia="Times New Roman" w:cs="Times New Roman"/>
-                <w:i/>
-                <w:lang w:eastAsia="ru-RU"/>
-              </w:rPr>
-            </w:pPr>
-          </w:p>
-        </w:tc>
-        <w:tc>
-          <w:tcPr>
-            <w:tcW w:w="2551" w:type="dxa"/>
-          </w:tcPr>
-          <w:p>
-            <w:pPr>
-              <w:widowControl w:val="0"/>
-              <w:overflowPunct w:val="0"/>
-              <w:autoSpaceDE w:val="0"/>
-              <w:autoSpaceDN w:val="0"/>
-              <w:adjustRightInd w:val="0"/>
-              <w:spacing w:after="0" w:line="260" w:lineRule="exact"/>
-              <w:ind w:firstLine="567"/>
-              <w:rPr>
-                <w:rFonts w:eastAsia="Times New Roman" w:cs="Times New Roman"/>
-                <w:lang w:eastAsia="ru-RU"/>
-              </w:rPr>
-            </w:pPr>
-          </w:p>
-        </w:tc>
-        <w:tc>
-          <w:tcPr>
-            <w:tcW w:w="2552" w:type="dxa"/>
-          </w:tcPr>
-          <w:p>
-            <w:pPr>
-              <w:widowControl w:val="0"/>
-              <w:overflowPunct w:val="0"/>
-              <w:autoSpaceDE w:val="0"/>
-              <w:autoSpaceDN w:val="0"/>
-              <w:adjustRightInd w:val="0"/>
-              <w:spacing w:after="0" w:line="260" w:lineRule="exact"/>
-              <w:ind w:firstLine="567"/>
-              <w:rPr>
-                <w:rFonts w:eastAsia="Times New Roman" w:cs="Times New Roman"/>
-                <w:lang w:eastAsia="ru-RU"/>
-              </w:rPr>
-            </w:pPr>
-          </w:p>
-        </w:tc>
-      </w:tr>
-      <w:tr>
-        <w:trPr>
-          <w:trHeight w:val="423"/>
-        </w:trPr>
-        <w:tc>
-          <w:tcPr>
-            <w:tcW w:w="4253" w:type="dxa"/>
-          </w:tcPr>
-          <w:p>
-            <w:pPr>
-              <w:widowControl w:val="0"/>
-              <w:tabs>
-                <w:tab w:val="left" w:pos="318"/>
-                <w:tab w:val="left" w:pos="601"/>
-                <w:tab w:val="left" w:pos="885"/>
-              </w:tabs>
-              <w:overflowPunct w:val="0"/>
-              <w:autoSpaceDE w:val="0"/>
-              <w:autoSpaceDN w:val="0"/>
-              <w:adjustRightInd w:val="0"/>
-              <w:spacing w:after="0" w:line="260" w:lineRule="exact"/>
-              <w:ind w:firstLine="567"/>
-              <w:rPr>
-                <w:rFonts w:eastAsia="Times New Roman" w:cs="Times New Roman"/>
-                <w:i/>
-                <w:lang w:eastAsia="ru-RU"/>
-              </w:rPr>
-            </w:pPr>
-          </w:p>
-        </w:tc>
-        <w:tc>
-          <w:tcPr>
-            <w:tcW w:w="2551" w:type="dxa"/>
-          </w:tcPr>
-          <w:p>
-            <w:pPr>
-              <w:widowControl w:val="0"/>
-              <w:overflowPunct w:val="0"/>
-              <w:autoSpaceDE w:val="0"/>
-              <w:autoSpaceDN w:val="0"/>
-              <w:adjustRightInd w:val="0"/>
-              <w:spacing w:after="0" w:line="260" w:lineRule="exact"/>
-              <w:ind w:firstLine="567"/>
-              <w:rPr>
-                <w:rFonts w:eastAsia="Times New Roman" w:cs="Times New Roman"/>
-                <w:lang w:eastAsia="ru-RU"/>
-              </w:rPr>
-            </w:pPr>
-          </w:p>
-        </w:tc>
-        <w:tc>
-          <w:tcPr>
-            <w:tcW w:w="2552" w:type="dxa"/>
-          </w:tcPr>
-          <w:p>
-            <w:pPr>
-              <w:widowControl w:val="0"/>
-              <w:overflowPunct w:val="0"/>
-              <w:autoSpaceDE w:val="0"/>
-              <w:autoSpaceDN w:val="0"/>
-              <w:adjustRightInd w:val="0"/>
-              <w:spacing w:after="0" w:line="260" w:lineRule="exact"/>
-              <w:ind w:firstLine="567"/>
-              <w:rPr>
-                <w:rFonts w:eastAsia="Times New Roman" w:cs="Times New Roman"/>
-                <w:lang w:eastAsia="ru-RU"/>
-              </w:rPr>
-            </w:pPr>
-          </w:p>
-        </w:tc>
-      </w:tr>
-      <w:tr>
-        <w:trPr>
-          <w:trHeight w:val="438"/>
-        </w:trPr>
-        <w:tc>
-          <w:tcPr>
-            <w:tcW w:w="4253" w:type="dxa"/>
-          </w:tcPr>
-          <w:p>
-            <w:pPr>
-              <w:widowControl w:val="0"/>
-              <w:tabs>
-                <w:tab w:val="left" w:pos="318"/>
-                <w:tab w:val="left" w:pos="601"/>
-                <w:tab w:val="left" w:pos="885"/>
-              </w:tabs>
-              <w:overflowPunct w:val="0"/>
-              <w:autoSpaceDE w:val="0"/>
-              <w:autoSpaceDN w:val="0"/>
-              <w:adjustRightInd w:val="0"/>
-              <w:spacing w:after="0" w:line="260" w:lineRule="exact"/>
-              <w:ind w:firstLine="567"/>
-              <w:rPr>
-                <w:rFonts w:eastAsia="Times New Roman" w:cs="Times New Roman"/>
-                <w:i/>
-                <w:lang w:eastAsia="ru-RU"/>
-              </w:rPr>
-            </w:pPr>
-          </w:p>
-        </w:tc>
-        <w:tc>
-          <w:tcPr>
-            <w:tcW w:w="2551" w:type="dxa"/>
-          </w:tcPr>
-          <w:p>
-            <w:pPr>
-              <w:widowControl w:val="0"/>
-              <w:overflowPunct w:val="0"/>
-              <w:autoSpaceDE w:val="0"/>
-              <w:autoSpaceDN w:val="0"/>
-              <w:adjustRightInd w:val="0"/>
-              <w:spacing w:after="0" w:line="260" w:lineRule="exact"/>
-              <w:ind w:firstLine="567"/>
-              <w:rPr>
-                <w:rFonts w:eastAsia="Times New Roman" w:cs="Times New Roman"/>
-                <w:lang w:eastAsia="ru-RU"/>
-              </w:rPr>
-            </w:pPr>
-          </w:p>
-        </w:tc>
-        <w:tc>
-          <w:tcPr>
-            <w:tcW w:w="2552" w:type="dxa"/>
-          </w:tcPr>
-          <w:p>
-            <w:pPr>
-              <w:widowControl w:val="0"/>
-              <w:overflowPunct w:val="0"/>
-              <w:autoSpaceDE w:val="0"/>
-              <w:autoSpaceDN w:val="0"/>
-              <w:adjustRightInd w:val="0"/>
-              <w:spacing w:after="0" w:line="260" w:lineRule="exact"/>
-              <w:ind w:firstLine="567"/>
-              <w:rPr>
-                <w:rFonts w:eastAsia="Times New Roman" w:cs="Times New Roman"/>
-                <w:lang w:eastAsia="ru-RU"/>
-              </w:rPr>
-            </w:pPr>
-          </w:p>
-        </w:tc>
-      </w:tr>
-      <w:tr>
-        <w:trPr>
-          <w:trHeight w:val="445"/>
-        </w:trPr>
-        <w:tc>
-          <w:tcPr>
-            <w:tcW w:w="4253" w:type="dxa"/>
-          </w:tcPr>
-          <w:p>
-            <w:pPr>
-              <w:widowControl w:val="0"/>
-              <w:overflowPunct w:val="0"/>
-              <w:autoSpaceDE w:val="0"/>
-              <w:autoSpaceDN w:val="0"/>
-              <w:adjustRightInd w:val="0"/>
-              <w:spacing w:before="80" w:after="0" w:line="260" w:lineRule="exact"/>
-              <w:ind w:firstLine="567"/>
-              <w:rPr>
-                <w:rFonts w:eastAsia="Times New Roman" w:cs="Times New Roman"/>
-                <w:lang w:eastAsia="ru-RU"/>
-              </w:rPr>
-            </w:pPr>
-          </w:p>
-        </w:tc>
-        <w:tc>
-          <w:tcPr>
-            <w:tcW w:w="2551" w:type="dxa"/>
-          </w:tcPr>
-          <w:p>
-            <w:pPr>
-              <w:widowControl w:val="0"/>
-              <w:overflowPunct w:val="0"/>
-              <w:autoSpaceDE w:val="0"/>
-              <w:autoSpaceDN w:val="0"/>
-              <w:adjustRightInd w:val="0"/>
-              <w:spacing w:before="80" w:after="0" w:line="260" w:lineRule="exact"/>
-              <w:ind w:firstLine="567"/>
-              <w:rPr>
-                <w:rFonts w:eastAsia="Times New Roman" w:cs="Times New Roman"/>
-                <w:lang w:eastAsia="ru-RU"/>
-              </w:rPr>
-            </w:pPr>
-          </w:p>
-        </w:tc>
-        <w:tc>
-          <w:tcPr>
-            <w:tcW w:w="2552" w:type="dxa"/>
-          </w:tcPr>
-          <w:p>
-            <w:pPr>
-              <w:widowControl w:val="0"/>
-              <w:overflowPunct w:val="0"/>
-              <w:autoSpaceDE w:val="0"/>
-              <w:autoSpaceDN w:val="0"/>
-              <w:adjustRightInd w:val="0"/>
-              <w:spacing w:before="80" w:after="0" w:line="260" w:lineRule="exact"/>
-              <w:ind w:firstLine="567"/>
-              <w:rPr>
-                <w:rFonts w:eastAsia="Times New Roman" w:cs="Times New Roman"/>
-                <w:lang w:eastAsia="ru-RU"/>
-              </w:rPr>
-            </w:pPr>
-          </w:p>
-        </w:tc>
-      </w:tr>
-      <w:tr>
-        <w:tc>
-          <w:tcPr>
-            <w:tcW w:w="4253" w:type="dxa"/>
-          </w:tcPr>
-          <w:p>
-            <w:pPr>
-              <w:widowControl w:val="0"/>
-              <w:overflowPunct w:val="0"/>
-              <w:autoSpaceDE w:val="0"/>
-              <w:autoSpaceDN w:val="0"/>
-              <w:adjustRightInd w:val="0"/>
-              <w:spacing w:after="0" w:line="260" w:lineRule="exact"/>
-              <w:ind w:firstLine="567"/>
-              <w:rPr>
-                <w:rFonts w:eastAsia="Times New Roman" w:cs="Times New Roman"/>
-                <w:lang w:eastAsia="ru-RU"/>
-              </w:rPr>
-            </w:pPr>
-          </w:p>
-        </w:tc>
-        <w:tc>
-          <w:tcPr>
-            <w:tcW w:w="2551" w:type="dxa"/>
-          </w:tcPr>
-          <w:p>
-            <w:pPr>
-              <w:widowControl w:val="0"/>
-              <w:overflowPunct w:val="0"/>
-              <w:autoSpaceDE w:val="0"/>
-              <w:autoSpaceDN w:val="0"/>
-              <w:adjustRightInd w:val="0"/>
-              <w:spacing w:after="0" w:line="260" w:lineRule="exact"/>
-              <w:ind w:firstLine="567"/>
-              <w:rPr>
-                <w:rFonts w:eastAsia="Times New Roman" w:cs="Times New Roman"/>
-                <w:lang w:eastAsia="ru-RU"/>
-              </w:rPr>
-            </w:pPr>
-          </w:p>
-        </w:tc>
-        <w:tc>
-          <w:tcPr>
-            <w:tcW w:w="2552" w:type="dxa"/>
-          </w:tcPr>
-          <w:p>
-            <w:pPr>
-              <w:widowControl w:val="0"/>
-              <w:overflowPunct w:val="0"/>
-              <w:autoSpaceDE w:val="0"/>
-              <w:autoSpaceDN w:val="0"/>
-              <w:adjustRightInd w:val="0"/>
-              <w:spacing w:after="0" w:line="260" w:lineRule="exact"/>
-              <w:ind w:firstLine="567"/>
-              <w:rPr>
-                <w:rFonts w:eastAsia="Times New Roman" w:cs="Times New Roman"/>
-                <w:lang w:eastAsia="ru-RU"/>
-              </w:rPr>
-            </w:pPr>
-          </w:p>
-        </w:tc>
-      </w:tr>
-      <w:tr>
-        <w:tc>
-          <w:tcPr>
-            <w:tcW w:w="4253" w:type="dxa"/>
-          </w:tcPr>
-          <w:p>
-            <w:pPr>
-              <w:widowControl w:val="0"/>
-              <w:overflowPunct w:val="0"/>
-              <w:autoSpaceDE w:val="0"/>
-              <w:autoSpaceDN w:val="0"/>
-              <w:adjustRightInd w:val="0"/>
-              <w:spacing w:after="0" w:line="260" w:lineRule="exact"/>
-              <w:ind w:firstLine="567"/>
-              <w:rPr>
-                <w:rFonts w:eastAsia="Times New Roman" w:cs="Times New Roman"/>
-                <w:lang w:eastAsia="ru-RU"/>
-              </w:rPr>
-            </w:pPr>
-          </w:p>
-        </w:tc>
-        <w:tc>
-          <w:tcPr>
-            <w:tcW w:w="2551" w:type="dxa"/>
-          </w:tcPr>
-          <w:p>
-            <w:pPr>
-              <w:widowControl w:val="0"/>
-              <w:overflowPunct w:val="0"/>
-              <w:autoSpaceDE w:val="0"/>
-              <w:autoSpaceDN w:val="0"/>
-              <w:adjustRightInd w:val="0"/>
-              <w:spacing w:after="0" w:line="260" w:lineRule="exact"/>
-              <w:ind w:firstLine="567"/>
-              <w:rPr>
-                <w:rFonts w:eastAsia="Times New Roman" w:cs="Times New Roman"/>
-                <w:lang w:eastAsia="ru-RU"/>
-              </w:rPr>
-            </w:pPr>
-          </w:p>
-        </w:tc>
-        <w:tc>
-          <w:tcPr>
-            <w:tcW w:w="2552" w:type="dxa"/>
-          </w:tcPr>
-          <w:p>
-            <w:pPr>
-              <w:widowControl w:val="0"/>
-              <w:overflowPunct w:val="0"/>
-              <w:autoSpaceDE w:val="0"/>
-              <w:autoSpaceDN w:val="0"/>
-              <w:adjustRightInd w:val="0"/>
-              <w:spacing w:after="0" w:line="260" w:lineRule="exact"/>
-              <w:ind w:firstLine="567"/>
-              <w:rPr>
-                <w:rFonts w:eastAsia="Times New Roman" w:cs="Times New Roman"/>
-                <w:lang w:eastAsia="ru-RU"/>
-              </w:rPr>
-            </w:pPr>
-          </w:p>
-        </w:tc>
-      </w:tr>
-    </w:tbl>
-    <w:p>
-      <w:pPr>
-        <w:widowControl w:val="0"/>
-        <w:overflowPunct w:val="0"/>
-        <w:autoSpaceDE w:val="0"/>
-        <w:autoSpaceDN w:val="0"/>
-        <w:adjustRightInd w:val="0"/>
-        <w:spacing w:after="0" w:line="260" w:lineRule="exact"/>
-        <w:ind w:firstLine="567"/>
-        <w:jc w:val="both"/>
-        <w:rPr>
-          <w:rFonts w:eastAsia="Times New Roman" w:cs="Times New Roman"/>
-          <w:lang w:eastAsia="ru-RU"/>
-        </w:rPr>
-      </w:pPr>
-    </w:p>
-    <w:p>
-      <w:pPr>
-        <w:widowControl w:val="0"/>
-        <w:overflowPunct w:val="0"/>
-        <w:autoSpaceDE w:val="0"/>
-        <w:autoSpaceDN w:val="0"/>
-        <w:adjustRightInd w:val="0"/>
-        <w:spacing w:before="360" w:after="0" w:line="260" w:lineRule="exact"/>
-        <w:ind w:firstLine="567"/>
-        <w:jc w:val="center"/>
-        <w:rPr>
-          <w:rFonts w:eastAsia="Times New Roman" w:cs="Times New Roman"/>
-          <w:lang w:eastAsia="ru-RU"/>
-        </w:rPr>
-      </w:pPr>
-      <w:r>
-        <w:rPr>
-          <w:rFonts w:eastAsia="Times New Roman" w:cs="Times New Roman"/>
-          <w:lang w:eastAsia="ru-RU"/>
-        </w:rPr>
-        <w:t>Минск, 202</w:t>
-      </w:r>
-      <w:r>
-        <w:rPr>
-          <w:rFonts w:eastAsia="Times New Roman" w:cs="Times New Roman"/>
-          <w:lang w:eastAsia="ru-RU"/>
-        </w:rPr>
-        <w:t>6</w:t>
-      </w:r>
-    </w:p>
-    <w:p>
-      <w:pPr>
-        <w:rPr>
-          <w:rFonts w:eastAsia="Times New Roman" w:cs="Times New Roman"/>
-          <w:lang w:eastAsia="ru-RU"/>
-        </w:rPr>
-      </w:pPr>
-      <w:r>
-        <w:rPr>
-          <w:rFonts w:eastAsia="Times New Roman" w:cs="Times New Roman"/>
-          <w:lang w:eastAsia="ru-RU"/>
-        </w:rPr>
-        <w:br w:type="page"/>
-      </w:r>
-    </w:p>
+      </w:sdtEndPr>
+      <w:sdtContent>
+        <w:p>
+          <w:pPr>
+            <w:pStyle w:val="a3"/>
+            <w:jc w:val="center"/>
+            <w:rPr>
+              <w:rFonts w:eastAsia="Times New Roman"/>
+              <w:sz w:val="28"/>
+              <w:szCs w:val="28"/>
+              <w:lang w:eastAsia="ru-RU"/>
+            </w:rPr>
+          </w:pPr>
+          <w:r>
+            <w:rPr>
+              <w:rFonts w:eastAsia="Times New Roman"/>
+              <w:sz w:val="28"/>
+              <w:szCs w:val="28"/>
+              <w:lang w:eastAsia="ru-RU"/>
+            </w:rPr>
+            <w:t>Министерство образования Республики Беларусь</w:t>
+          </w:r>
+        </w:p>
+        <w:p>
+          <w:pPr>
+            <w:spacing w:after="0" w:line="240" w:lineRule="auto"/>
+            <w:jc w:val="center"/>
+            <w:rPr>
+              <w:rFonts w:eastAsia="Times New Roman" w:cs="Times New Roman"/>
+              <w:lang w:eastAsia="ru-RU"/>
+            </w:rPr>
+          </w:pPr>
+        </w:p>
+        <w:p>
+          <w:pPr>
+            <w:spacing w:after="0" w:line="240" w:lineRule="auto"/>
+            <w:jc w:val="center"/>
+            <w:rPr>
+              <w:rFonts w:eastAsia="Times New Roman" w:cs="Times New Roman"/>
+              <w:lang w:eastAsia="ru-RU"/>
+            </w:rPr>
+          </w:pPr>
+          <w:r>
+            <w:rPr>
+              <w:rFonts w:eastAsia="Times New Roman" w:cs="Times New Roman"/>
+              <w:lang w:eastAsia="ru-RU"/>
+            </w:rPr>
+            <w:t>Учреждение образования</w:t>
+          </w:r>
+        </w:p>
+        <w:p>
+          <w:pPr>
+            <w:widowControl w:val="0"/>
+            <w:overflowPunct w:val="0"/>
+            <w:autoSpaceDE w:val="0"/>
+            <w:autoSpaceDN w:val="0"/>
+            <w:adjustRightInd w:val="0"/>
+            <w:spacing w:after="0" w:line="240" w:lineRule="auto"/>
+            <w:ind w:firstLine="567"/>
+            <w:jc w:val="center"/>
+            <w:rPr>
+              <w:rFonts w:eastAsia="Times New Roman" w:cs="Times New Roman"/>
+              <w:caps/>
+              <w:lang w:eastAsia="ru-RU"/>
+            </w:rPr>
+          </w:pPr>
+          <w:r>
+            <w:rPr>
+              <w:rFonts w:eastAsia="Times New Roman" w:cs="Times New Roman"/>
+              <w:caps/>
+              <w:lang w:eastAsia="ru-RU"/>
+            </w:rPr>
+            <w:t>БелорусскиЙ государственный университет</w:t>
+          </w:r>
+        </w:p>
+        <w:p>
+          <w:pPr>
+            <w:widowControl w:val="0"/>
+            <w:overflowPunct w:val="0"/>
+            <w:autoSpaceDE w:val="0"/>
+            <w:autoSpaceDN w:val="0"/>
+            <w:adjustRightInd w:val="0"/>
+            <w:spacing w:after="0" w:line="240" w:lineRule="auto"/>
+            <w:ind w:firstLine="567"/>
+            <w:jc w:val="center"/>
+            <w:rPr>
+              <w:rFonts w:eastAsia="Times New Roman" w:cs="Times New Roman"/>
+              <w:caps/>
+              <w:lang w:eastAsia="ru-RU"/>
+            </w:rPr>
+          </w:pPr>
+          <w:r>
+            <w:rPr>
+              <w:rFonts w:eastAsia="Times New Roman" w:cs="Times New Roman"/>
+              <w:caps/>
+              <w:lang w:eastAsia="ru-RU"/>
+            </w:rPr>
+            <w:t>информатики и радиоэлектроники</w:t>
+          </w:r>
+        </w:p>
+        <w:p>
+          <w:pPr>
+            <w:widowControl w:val="0"/>
+            <w:overflowPunct w:val="0"/>
+            <w:autoSpaceDE w:val="0"/>
+            <w:autoSpaceDN w:val="0"/>
+            <w:adjustRightInd w:val="0"/>
+            <w:spacing w:after="0" w:line="240" w:lineRule="auto"/>
+            <w:ind w:firstLine="567"/>
+            <w:jc w:val="both"/>
+            <w:rPr>
+              <w:rFonts w:eastAsia="Times New Roman" w:cs="Times New Roman"/>
+              <w:lang w:eastAsia="ru-RU"/>
+            </w:rPr>
+          </w:pPr>
+        </w:p>
+        <w:p>
+          <w:pPr>
+            <w:widowControl w:val="0"/>
+            <w:overflowPunct w:val="0"/>
+            <w:autoSpaceDE w:val="0"/>
+            <w:autoSpaceDN w:val="0"/>
+            <w:adjustRightInd w:val="0"/>
+            <w:spacing w:after="0" w:line="240" w:lineRule="auto"/>
+            <w:ind w:firstLine="567"/>
+            <w:jc w:val="both"/>
+            <w:rPr>
+              <w:rFonts w:eastAsia="Times New Roman" w:cs="Times New Roman"/>
+              <w:lang w:eastAsia="ru-RU"/>
+            </w:rPr>
+          </w:pPr>
+        </w:p>
+        <w:p>
+          <w:pPr>
+            <w:widowControl w:val="0"/>
+            <w:overflowPunct w:val="0"/>
+            <w:autoSpaceDE w:val="0"/>
+            <w:autoSpaceDN w:val="0"/>
+            <w:adjustRightInd w:val="0"/>
+            <w:spacing w:after="0" w:line="240" w:lineRule="auto"/>
+            <w:ind w:firstLine="567"/>
+            <w:jc w:val="both"/>
+            <w:rPr>
+              <w:rFonts w:eastAsia="Times New Roman" w:cs="Times New Roman"/>
+              <w:lang w:eastAsia="ru-RU"/>
+            </w:rPr>
+          </w:pPr>
+          <w:r>
+            <w:rPr>
+              <w:rFonts w:eastAsia="Times New Roman" w:cs="Times New Roman"/>
+              <w:lang w:eastAsia="ru-RU"/>
+            </w:rPr>
+            <w:t>Факультет компьютерных систем и сетей</w:t>
+          </w:r>
+        </w:p>
+        <w:p>
+          <w:pPr>
+            <w:widowControl w:val="0"/>
+            <w:overflowPunct w:val="0"/>
+            <w:autoSpaceDE w:val="0"/>
+            <w:autoSpaceDN w:val="0"/>
+            <w:adjustRightInd w:val="0"/>
+            <w:spacing w:after="0" w:line="240" w:lineRule="auto"/>
+            <w:ind w:firstLine="567"/>
+            <w:jc w:val="both"/>
+            <w:rPr>
+              <w:rFonts w:eastAsia="Times New Roman" w:cs="Times New Roman"/>
+              <w:lang w:eastAsia="ru-RU"/>
+            </w:rPr>
+          </w:pPr>
+        </w:p>
+        <w:p>
+          <w:pPr>
+            <w:widowControl w:val="0"/>
+            <w:overflowPunct w:val="0"/>
+            <w:autoSpaceDE w:val="0"/>
+            <w:autoSpaceDN w:val="0"/>
+            <w:adjustRightInd w:val="0"/>
+            <w:spacing w:after="0" w:line="240" w:lineRule="auto"/>
+            <w:ind w:firstLine="567"/>
+            <w:jc w:val="both"/>
+            <w:rPr>
+              <w:rFonts w:eastAsia="Times New Roman" w:cs="Times New Roman"/>
+              <w:lang w:eastAsia="ru-RU"/>
+            </w:rPr>
+          </w:pPr>
+          <w:r>
+            <w:rPr>
+              <w:rFonts w:eastAsia="Times New Roman" w:cs="Times New Roman"/>
+              <w:lang w:eastAsia="ru-RU"/>
+            </w:rPr>
+            <w:t>Кафедра программного обеспечения информационных технологий</w:t>
+          </w:r>
+        </w:p>
+        <w:p>
+          <w:pPr>
+            <w:widowControl w:val="0"/>
+            <w:overflowPunct w:val="0"/>
+            <w:autoSpaceDE w:val="0"/>
+            <w:autoSpaceDN w:val="0"/>
+            <w:adjustRightInd w:val="0"/>
+            <w:spacing w:after="0" w:line="240" w:lineRule="auto"/>
+            <w:ind w:firstLine="567"/>
+            <w:jc w:val="both"/>
+            <w:rPr>
+              <w:rFonts w:eastAsia="Times New Roman" w:cs="Times New Roman"/>
+              <w:lang w:eastAsia="ru-RU"/>
+            </w:rPr>
+          </w:pPr>
+        </w:p>
+        <w:p>
+          <w:pPr>
+            <w:widowControl w:val="0"/>
+            <w:overflowPunct w:val="0"/>
+            <w:autoSpaceDE w:val="0"/>
+            <w:autoSpaceDN w:val="0"/>
+            <w:adjustRightInd w:val="0"/>
+            <w:spacing w:after="0" w:line="240" w:lineRule="auto"/>
+            <w:ind w:firstLine="567"/>
+            <w:jc w:val="both"/>
+            <w:rPr>
+              <w:rFonts w:eastAsia="Times New Roman" w:cs="Times New Roman"/>
+              <w:lang w:eastAsia="ru-RU"/>
+            </w:rPr>
+          </w:pPr>
+        </w:p>
+        <w:tbl>
+          <w:tblPr>
+            <w:tblW w:w="0" w:type="auto"/>
+            <w:tblInd w:w="5920" w:type="dxa"/>
+            <w:tblLayout w:type="fixed"/>
+            <w:tblLook w:val="04A0" w:firstRow="1" w:lastRow="0" w:firstColumn="1" w:lastColumn="0" w:noHBand="0" w:noVBand="1"/>
+          </w:tblPr>
+          <w:tblGrid>
+            <w:gridCol w:w="3260"/>
+          </w:tblGrid>
+          <w:tr>
+            <w:trPr>
+              <w:trHeight w:val="422"/>
+            </w:trPr>
+            <w:tc>
+              <w:tcPr>
+                <w:tcW w:w="3260" w:type="dxa"/>
+              </w:tcPr>
+              <w:p>
+                <w:pPr>
+                  <w:autoSpaceDN w:val="0"/>
+                  <w:spacing w:after="0" w:line="240" w:lineRule="auto"/>
+                  <w:rPr>
+                    <w:rFonts w:eastAsia="Times New Roman" w:cs="Times New Roman"/>
+                    <w:lang w:eastAsia="ru-RU"/>
+                  </w:rPr>
+                </w:pPr>
+              </w:p>
+            </w:tc>
+          </w:tr>
+          <w:tr>
+            <w:trPr>
+              <w:trHeight w:val="503"/>
+            </w:trPr>
+            <w:tc>
+              <w:tcPr>
+                <w:tcW w:w="3260" w:type="dxa"/>
+              </w:tcPr>
+              <w:p>
+                <w:pPr>
+                  <w:widowControl w:val="0"/>
+                  <w:overflowPunct w:val="0"/>
+                  <w:autoSpaceDE w:val="0"/>
+                  <w:autoSpaceDN w:val="0"/>
+                  <w:adjustRightInd w:val="0"/>
+                  <w:spacing w:after="0" w:line="240" w:lineRule="auto"/>
+                  <w:ind w:left="-250" w:firstLine="142"/>
+                  <w:jc w:val="both"/>
+                  <w:rPr>
+                    <w:rFonts w:eastAsia="Times New Roman" w:cs="Times New Roman"/>
+                    <w:lang w:eastAsia="ru-RU"/>
+                  </w:rPr>
+                </w:pPr>
+              </w:p>
+            </w:tc>
+          </w:tr>
+        </w:tbl>
+        <w:p>
+          <w:pPr>
+            <w:widowControl w:val="0"/>
+            <w:overflowPunct w:val="0"/>
+            <w:autoSpaceDE w:val="0"/>
+            <w:autoSpaceDN w:val="0"/>
+            <w:adjustRightInd w:val="0"/>
+            <w:spacing w:after="0" w:line="240" w:lineRule="auto"/>
+            <w:ind w:firstLine="567"/>
+            <w:jc w:val="both"/>
+            <w:rPr>
+              <w:rFonts w:eastAsia="Times New Roman" w:cs="Times New Roman"/>
+              <w:lang w:eastAsia="ru-RU"/>
+            </w:rPr>
+          </w:pPr>
+        </w:p>
+        <w:p>
+          <w:pPr>
+            <w:widowControl w:val="0"/>
+            <w:overflowPunct w:val="0"/>
+            <w:autoSpaceDE w:val="0"/>
+            <w:autoSpaceDN w:val="0"/>
+            <w:adjustRightInd w:val="0"/>
+            <w:spacing w:after="0" w:line="240" w:lineRule="auto"/>
+            <w:ind w:firstLine="567"/>
+            <w:jc w:val="both"/>
+            <w:rPr>
+              <w:rFonts w:eastAsia="Times New Roman" w:cs="Times New Roman"/>
+              <w:lang w:eastAsia="ru-RU"/>
+            </w:rPr>
+          </w:pPr>
+        </w:p>
+        <w:p>
+          <w:pPr>
+            <w:widowControl w:val="0"/>
+            <w:overflowPunct w:val="0"/>
+            <w:autoSpaceDE w:val="0"/>
+            <w:autoSpaceDN w:val="0"/>
+            <w:adjustRightInd w:val="0"/>
+            <w:spacing w:after="0" w:line="240" w:lineRule="auto"/>
+            <w:ind w:firstLine="567"/>
+            <w:jc w:val="both"/>
+            <w:rPr>
+              <w:rFonts w:eastAsia="Times New Roman" w:cs="Times New Roman"/>
+              <w:lang w:eastAsia="ru-RU"/>
+            </w:rPr>
+          </w:pPr>
+        </w:p>
+        <w:p>
+          <w:pPr>
+            <w:keepNext/>
+            <w:widowControl w:val="0"/>
+            <w:overflowPunct w:val="0"/>
+            <w:autoSpaceDE w:val="0"/>
+            <w:autoSpaceDN w:val="0"/>
+            <w:adjustRightInd w:val="0"/>
+            <w:spacing w:before="240" w:after="360" w:line="240" w:lineRule="auto"/>
+            <w:ind w:firstLine="567"/>
+            <w:jc w:val="center"/>
+            <w:outlineLvl w:val="0"/>
+            <w:rPr>
+              <w:rFonts w:eastAsia="Times New Roman" w:cs="Times New Roman"/>
+              <w:caps/>
+              <w:lang w:eastAsia="ru-RU"/>
+            </w:rPr>
+          </w:pPr>
+          <w:r>
+            <w:rPr>
+              <w:rFonts w:eastAsia="Times New Roman" w:cs="Times New Roman"/>
+              <w:caps/>
+              <w:lang w:eastAsia="ru-RU"/>
+            </w:rPr>
+            <w:t>оТЧЕТ</w:t>
+          </w:r>
+        </w:p>
+        <w:p>
+          <w:pPr>
+            <w:widowControl w:val="0"/>
+            <w:overflowPunct w:val="0"/>
+            <w:autoSpaceDE w:val="0"/>
+            <w:autoSpaceDN w:val="0"/>
+            <w:adjustRightInd w:val="0"/>
+            <w:spacing w:after="0" w:line="240" w:lineRule="auto"/>
+            <w:ind w:firstLine="567"/>
+            <w:jc w:val="center"/>
+            <w:rPr>
+              <w:rFonts w:eastAsia="Times New Roman" w:cs="Times New Roman"/>
+              <w:lang w:eastAsia="ru-RU"/>
+            </w:rPr>
+          </w:pPr>
+          <w:r>
+            <w:rPr>
+              <w:rFonts w:eastAsia="Times New Roman" w:cs="Times New Roman"/>
+              <w:lang w:eastAsia="ru-RU"/>
+            </w:rPr>
+            <w:t>по лабораторной работе</w:t>
+          </w:r>
+        </w:p>
+        <w:p>
+          <w:pPr>
+            <w:widowControl w:val="0"/>
+            <w:overflowPunct w:val="0"/>
+            <w:autoSpaceDE w:val="0"/>
+            <w:autoSpaceDN w:val="0"/>
+            <w:adjustRightInd w:val="0"/>
+            <w:spacing w:after="0" w:line="240" w:lineRule="auto"/>
+            <w:ind w:firstLine="567"/>
+            <w:jc w:val="center"/>
+            <w:rPr>
+              <w:rFonts w:eastAsia="Times New Roman" w:cs="Times New Roman"/>
+              <w:lang w:eastAsia="ru-RU"/>
+            </w:rPr>
+          </w:pPr>
+        </w:p>
+        <w:p>
+          <w:pPr>
+            <w:widowControl w:val="0"/>
+            <w:overflowPunct w:val="0"/>
+            <w:autoSpaceDE w:val="0"/>
+            <w:autoSpaceDN w:val="0"/>
+            <w:adjustRightInd w:val="0"/>
+            <w:spacing w:after="0" w:line="240" w:lineRule="auto"/>
+            <w:ind w:firstLine="567"/>
+            <w:jc w:val="center"/>
+            <w:rPr>
+              <w:rFonts w:eastAsia="Times New Roman" w:cs="Times New Roman"/>
+              <w:lang w:eastAsia="ru-RU"/>
+            </w:rPr>
+          </w:pPr>
+          <w:r>
+            <w:rPr>
+              <w:rFonts w:eastAsia="Times New Roman" w:cs="Times New Roman"/>
+              <w:lang w:eastAsia="ru-RU"/>
+            </w:rPr>
+            <w:t>на тему:</w:t>
+          </w:r>
+        </w:p>
+        <w:p>
+          <w:pPr>
+            <w:widowControl w:val="0"/>
+            <w:overflowPunct w:val="0"/>
+            <w:autoSpaceDE w:val="0"/>
+            <w:autoSpaceDN w:val="0"/>
+            <w:adjustRightInd w:val="0"/>
+            <w:spacing w:after="0" w:line="240" w:lineRule="auto"/>
+            <w:ind w:firstLine="567"/>
+            <w:jc w:val="center"/>
+            <w:rPr>
+              <w:rFonts w:eastAsia="Times New Roman" w:cs="Times New Roman"/>
+              <w:lang w:eastAsia="ru-RU"/>
+            </w:rPr>
+          </w:pPr>
+        </w:p>
+        <w:p>
+          <w:pPr>
+            <w:widowControl w:val="0"/>
+            <w:overflowPunct w:val="0"/>
+            <w:autoSpaceDE w:val="0"/>
+            <w:autoSpaceDN w:val="0"/>
+            <w:adjustRightInd w:val="0"/>
+            <w:spacing w:after="0" w:line="260" w:lineRule="exact"/>
+            <w:ind w:firstLine="567"/>
+            <w:jc w:val="center"/>
+          </w:pPr>
+          <w:r>
+            <w:t>Простейшие шифры</w:t>
+          </w:r>
+        </w:p>
+        <w:p>
+          <w:pPr>
+            <w:widowControl w:val="0"/>
+            <w:overflowPunct w:val="0"/>
+            <w:autoSpaceDE w:val="0"/>
+            <w:autoSpaceDN w:val="0"/>
+            <w:adjustRightInd w:val="0"/>
+            <w:spacing w:after="0" w:line="260" w:lineRule="exact"/>
+            <w:ind w:firstLine="567"/>
+            <w:jc w:val="center"/>
+            <w:rPr>
+              <w:rFonts w:eastAsia="Times New Roman" w:cs="Times New Roman"/>
+              <w:lang w:eastAsia="ru-RU"/>
+            </w:rPr>
+          </w:pPr>
+        </w:p>
+        <w:p>
+          <w:pPr>
+            <w:widowControl w:val="0"/>
+            <w:overflowPunct w:val="0"/>
+            <w:autoSpaceDE w:val="0"/>
+            <w:autoSpaceDN w:val="0"/>
+            <w:adjustRightInd w:val="0"/>
+            <w:spacing w:after="0" w:line="260" w:lineRule="exact"/>
+            <w:ind w:firstLine="567"/>
+            <w:jc w:val="both"/>
+            <w:rPr>
+              <w:rFonts w:eastAsia="Times New Roman" w:cs="Times New Roman"/>
+              <w:lang w:eastAsia="ru-RU"/>
+            </w:rPr>
+          </w:pPr>
+        </w:p>
+        <w:tbl>
+          <w:tblPr>
+            <w:tblW w:w="9360" w:type="dxa"/>
+            <w:tblInd w:w="108" w:type="dxa"/>
+            <w:tblLayout w:type="fixed"/>
+            <w:tblLook w:val="04A0" w:firstRow="1" w:lastRow="0" w:firstColumn="1" w:lastColumn="0" w:noHBand="0" w:noVBand="1"/>
+          </w:tblPr>
+          <w:tblGrid>
+            <w:gridCol w:w="4255"/>
+            <w:gridCol w:w="2552"/>
+            <w:gridCol w:w="2553"/>
+          </w:tblGrid>
+          <w:tr>
+            <w:trPr>
+              <w:trHeight w:val="408"/>
+            </w:trPr>
+            <w:tc>
+              <w:tcPr>
+                <w:tcW w:w="4253" w:type="dxa"/>
+                <w:hideMark/>
+              </w:tcPr>
+              <w:p>
+                <w:pPr>
+                  <w:widowControl w:val="0"/>
+                  <w:overflowPunct w:val="0"/>
+                  <w:autoSpaceDE w:val="0"/>
+                  <w:autoSpaceDN w:val="0"/>
+                  <w:adjustRightInd w:val="0"/>
+                  <w:spacing w:after="0" w:line="260" w:lineRule="exact"/>
+                  <w:ind w:firstLine="567"/>
+                  <w:rPr>
+                    <w:rFonts w:eastAsia="Times New Roman" w:cs="Times New Roman"/>
+                    <w:lang w:eastAsia="ru-RU"/>
+                  </w:rPr>
+                </w:pPr>
+                <w:r>
+                  <w:rPr>
+                    <w:rFonts w:eastAsia="Times New Roman" w:cs="Times New Roman"/>
+                    <w:lang w:eastAsia="ru-RU"/>
+                  </w:rPr>
+                  <w:t>Выполнил</w:t>
+                </w:r>
+              </w:p>
+              <w:p>
+                <w:pPr>
+                  <w:widowControl w:val="0"/>
+                  <w:overflowPunct w:val="0"/>
+                  <w:autoSpaceDE w:val="0"/>
+                  <w:autoSpaceDN w:val="0"/>
+                  <w:adjustRightInd w:val="0"/>
+                  <w:spacing w:after="0" w:line="260" w:lineRule="exact"/>
+                  <w:ind w:firstLine="567"/>
+                  <w:rPr>
+                    <w:rFonts w:eastAsia="Times New Roman" w:cs="Times New Roman"/>
+                    <w:lang w:eastAsia="ru-RU"/>
+                  </w:rPr>
+                </w:pPr>
+                <w:r>
+                  <w:rPr>
+                    <w:rFonts w:eastAsia="Times New Roman" w:cs="Times New Roman"/>
+                    <w:lang w:eastAsia="ru-RU"/>
+                  </w:rPr>
+                  <w:t>Студент гр. 451001</w:t>
+                </w:r>
+              </w:p>
+            </w:tc>
+            <w:tc>
+              <w:tcPr>
+                <w:tcW w:w="2551" w:type="dxa"/>
+              </w:tcPr>
+              <w:p>
+                <w:pPr>
+                  <w:widowControl w:val="0"/>
+                  <w:overflowPunct w:val="0"/>
+                  <w:autoSpaceDE w:val="0"/>
+                  <w:autoSpaceDN w:val="0"/>
+                  <w:adjustRightInd w:val="0"/>
+                  <w:spacing w:after="0" w:line="260" w:lineRule="exact"/>
+                  <w:ind w:firstLine="567"/>
+                  <w:rPr>
+                    <w:rFonts w:eastAsia="Times New Roman" w:cs="Times New Roman"/>
+                    <w:lang w:eastAsia="ru-RU"/>
+                  </w:rPr>
+                </w:pPr>
+              </w:p>
+            </w:tc>
+            <w:tc>
+              <w:tcPr>
+                <w:tcW w:w="2552" w:type="dxa"/>
+              </w:tcPr>
+              <w:p>
+                <w:pPr>
+                  <w:widowControl w:val="0"/>
+                  <w:overflowPunct w:val="0"/>
+                  <w:autoSpaceDE w:val="0"/>
+                  <w:autoSpaceDN w:val="0"/>
+                  <w:adjustRightInd w:val="0"/>
+                  <w:spacing w:after="0" w:line="260" w:lineRule="exact"/>
+                  <w:ind w:firstLine="567"/>
+                  <w:rPr>
+                    <w:rFonts w:eastAsia="Times New Roman" w:cs="Times New Roman"/>
+                    <w:lang w:eastAsia="ru-RU"/>
+                  </w:rPr>
+                </w:pPr>
+              </w:p>
+              <w:p>
+                <w:pPr>
+                  <w:widowControl w:val="0"/>
+                  <w:overflowPunct w:val="0"/>
+                  <w:autoSpaceDE w:val="0"/>
+                  <w:autoSpaceDN w:val="0"/>
+                  <w:adjustRightInd w:val="0"/>
+                  <w:spacing w:after="0" w:line="260" w:lineRule="exact"/>
+                  <w:rPr>
+                    <w:rFonts w:eastAsia="Times New Roman" w:cs="Times New Roman"/>
+                    <w:lang w:eastAsia="ru-RU"/>
+                  </w:rPr>
+                </w:pPr>
+                <w:r>
+                  <w:rPr>
+                    <w:rFonts w:eastAsia="Times New Roman" w:cs="Times New Roman"/>
+                    <w:lang w:eastAsia="ru-RU"/>
+                  </w:rPr>
+                  <w:t xml:space="preserve">Д. В. Буйко </w:t>
+                </w:r>
+              </w:p>
+            </w:tc>
+          </w:tr>
+          <w:tr>
+            <w:trPr>
+              <w:trHeight w:val="369"/>
+            </w:trPr>
+            <w:tc>
+              <w:tcPr>
+                <w:tcW w:w="4253" w:type="dxa"/>
+              </w:tcPr>
+              <w:p>
+                <w:pPr>
+                  <w:widowControl w:val="0"/>
+                  <w:overflowPunct w:val="0"/>
+                  <w:autoSpaceDE w:val="0"/>
+                  <w:autoSpaceDN w:val="0"/>
+                  <w:adjustRightInd w:val="0"/>
+                  <w:spacing w:after="0" w:line="260" w:lineRule="exact"/>
+                  <w:ind w:firstLine="567"/>
+                  <w:rPr>
+                    <w:rFonts w:eastAsia="Times New Roman" w:cs="Times New Roman"/>
+                    <w:lang w:eastAsia="ru-RU"/>
+                  </w:rPr>
+                </w:pPr>
+              </w:p>
+              <w:p>
+                <w:pPr>
+                  <w:widowControl w:val="0"/>
+                  <w:overflowPunct w:val="0"/>
+                  <w:autoSpaceDE w:val="0"/>
+                  <w:autoSpaceDN w:val="0"/>
+                  <w:adjustRightInd w:val="0"/>
+                  <w:spacing w:after="0" w:line="260" w:lineRule="exact"/>
+                  <w:ind w:firstLine="567"/>
+                  <w:rPr>
+                    <w:rFonts w:eastAsia="Times New Roman" w:cs="Times New Roman"/>
+                    <w:lang w:eastAsia="ru-RU"/>
+                  </w:rPr>
+                </w:pPr>
+                <w:r>
+                  <w:rPr>
+                    <w:rFonts w:eastAsia="Times New Roman" w:cs="Times New Roman"/>
+                    <w:lang w:eastAsia="ru-RU"/>
+                  </w:rPr>
+                  <w:t>Проверил</w:t>
+                </w:r>
+              </w:p>
+            </w:tc>
+            <w:tc>
+              <w:tcPr>
+                <w:tcW w:w="2551" w:type="dxa"/>
+              </w:tcPr>
+              <w:p>
+                <w:pPr>
+                  <w:widowControl w:val="0"/>
+                  <w:overflowPunct w:val="0"/>
+                  <w:autoSpaceDE w:val="0"/>
+                  <w:autoSpaceDN w:val="0"/>
+                  <w:adjustRightInd w:val="0"/>
+                  <w:spacing w:after="0" w:line="260" w:lineRule="exact"/>
+                  <w:ind w:right="-100" w:firstLine="567"/>
+                  <w:rPr>
+                    <w:rFonts w:eastAsia="Times New Roman" w:cs="Times New Roman"/>
+                    <w:lang w:eastAsia="ru-RU"/>
+                  </w:rPr>
+                </w:pPr>
+              </w:p>
+            </w:tc>
+            <w:tc>
+              <w:tcPr>
+                <w:tcW w:w="2552" w:type="dxa"/>
+              </w:tcPr>
+              <w:p>
+                <w:pPr>
+                  <w:widowControl w:val="0"/>
+                  <w:overflowPunct w:val="0"/>
+                  <w:autoSpaceDE w:val="0"/>
+                  <w:autoSpaceDN w:val="0"/>
+                  <w:adjustRightInd w:val="0"/>
+                  <w:spacing w:after="0" w:line="260" w:lineRule="exact"/>
+                  <w:ind w:right="-100" w:firstLine="567"/>
+                  <w:rPr>
+                    <w:rFonts w:eastAsia="Times New Roman" w:cs="Times New Roman"/>
+                    <w:lang w:eastAsia="ru-RU"/>
+                  </w:rPr>
+                </w:pPr>
+              </w:p>
+              <w:p>
+                <w:pPr>
+                  <w:widowControl w:val="0"/>
+                  <w:overflowPunct w:val="0"/>
+                  <w:autoSpaceDE w:val="0"/>
+                  <w:autoSpaceDN w:val="0"/>
+                  <w:adjustRightInd w:val="0"/>
+                  <w:spacing w:after="0" w:line="260" w:lineRule="exact"/>
+                  <w:ind w:right="-100"/>
+                  <w:rPr>
+                    <w:rFonts w:eastAsia="Times New Roman" w:cs="Times New Roman"/>
+                    <w:lang w:eastAsia="ru-RU"/>
+                  </w:rPr>
+                </w:pPr>
+                <w:r>
+                  <w:rPr>
+                    <w:rFonts w:eastAsia="Times New Roman" w:cs="Times New Roman"/>
+                    <w:lang w:val="en-US" w:eastAsia="ru-RU"/>
+                  </w:rPr>
+                  <w:t xml:space="preserve">C. B. </w:t>
+                </w:r>
+                <w:r>
+                  <w:rPr>
+                    <w:rFonts w:eastAsia="Times New Roman" w:cs="Times New Roman"/>
+                    <w:lang w:eastAsia="ru-RU"/>
+                  </w:rPr>
+                  <w:t>Болтак</w:t>
+                </w:r>
+              </w:p>
+            </w:tc>
+          </w:tr>
+          <w:tr>
+            <w:tc>
+              <w:tcPr>
+                <w:tcW w:w="4253" w:type="dxa"/>
+              </w:tcPr>
+              <w:p>
+                <w:pPr>
+                  <w:widowControl w:val="0"/>
+                  <w:overflowPunct w:val="0"/>
+                  <w:autoSpaceDE w:val="0"/>
+                  <w:autoSpaceDN w:val="0"/>
+                  <w:adjustRightInd w:val="0"/>
+                  <w:spacing w:after="0" w:line="260" w:lineRule="exact"/>
+                  <w:ind w:firstLine="567"/>
+                  <w:rPr>
+                    <w:rFonts w:eastAsia="Times New Roman" w:cs="Times New Roman"/>
+                    <w:lang w:eastAsia="ru-RU"/>
+                  </w:rPr>
+                </w:pPr>
+              </w:p>
+            </w:tc>
+            <w:tc>
+              <w:tcPr>
+                <w:tcW w:w="2551" w:type="dxa"/>
+              </w:tcPr>
+              <w:p>
+                <w:pPr>
+                  <w:widowControl w:val="0"/>
+                  <w:overflowPunct w:val="0"/>
+                  <w:autoSpaceDE w:val="0"/>
+                  <w:autoSpaceDN w:val="0"/>
+                  <w:adjustRightInd w:val="0"/>
+                  <w:spacing w:after="0" w:line="260" w:lineRule="exact"/>
+                  <w:ind w:firstLine="567"/>
+                  <w:rPr>
+                    <w:rFonts w:eastAsia="Times New Roman" w:cs="Times New Roman"/>
+                    <w:lang w:eastAsia="ru-RU"/>
+                  </w:rPr>
+                </w:pPr>
+              </w:p>
+            </w:tc>
+            <w:tc>
+              <w:tcPr>
+                <w:tcW w:w="2552" w:type="dxa"/>
+              </w:tcPr>
+              <w:p>
+                <w:pPr>
+                  <w:widowControl w:val="0"/>
+                  <w:overflowPunct w:val="0"/>
+                  <w:autoSpaceDE w:val="0"/>
+                  <w:autoSpaceDN w:val="0"/>
+                  <w:adjustRightInd w:val="0"/>
+                  <w:spacing w:after="0" w:line="260" w:lineRule="exact"/>
+                  <w:ind w:firstLine="567"/>
+                  <w:rPr>
+                    <w:rFonts w:eastAsia="Times New Roman" w:cs="Times New Roman"/>
+                    <w:lang w:eastAsia="ru-RU"/>
+                  </w:rPr>
+                </w:pPr>
+              </w:p>
+            </w:tc>
+          </w:tr>
+          <w:tr>
+            <w:trPr>
+              <w:trHeight w:val="347"/>
+            </w:trPr>
+            <w:tc>
+              <w:tcPr>
+                <w:tcW w:w="4253" w:type="dxa"/>
+              </w:tcPr>
+              <w:p>
+                <w:pPr>
+                  <w:widowControl w:val="0"/>
+                  <w:tabs>
+                    <w:tab w:val="left" w:pos="318"/>
+                    <w:tab w:val="left" w:pos="601"/>
+                    <w:tab w:val="left" w:pos="885"/>
+                  </w:tabs>
+                  <w:overflowPunct w:val="0"/>
+                  <w:autoSpaceDE w:val="0"/>
+                  <w:autoSpaceDN w:val="0"/>
+                  <w:adjustRightInd w:val="0"/>
+                  <w:spacing w:after="0" w:line="260" w:lineRule="exact"/>
+                  <w:ind w:firstLine="567"/>
+                  <w:rPr>
+                    <w:rFonts w:eastAsia="Times New Roman" w:cs="Times New Roman"/>
+                    <w:i/>
+                    <w:lang w:eastAsia="ru-RU"/>
+                  </w:rPr>
+                </w:pPr>
+              </w:p>
+            </w:tc>
+            <w:tc>
+              <w:tcPr>
+                <w:tcW w:w="2551" w:type="dxa"/>
+              </w:tcPr>
+              <w:p>
+                <w:pPr>
+                  <w:widowControl w:val="0"/>
+                  <w:overflowPunct w:val="0"/>
+                  <w:autoSpaceDE w:val="0"/>
+                  <w:autoSpaceDN w:val="0"/>
+                  <w:adjustRightInd w:val="0"/>
+                  <w:spacing w:after="0" w:line="260" w:lineRule="exact"/>
+                  <w:ind w:firstLine="567"/>
+                  <w:rPr>
+                    <w:rFonts w:eastAsia="Times New Roman" w:cs="Times New Roman"/>
+                    <w:lang w:eastAsia="ru-RU"/>
+                  </w:rPr>
+                </w:pPr>
+              </w:p>
+            </w:tc>
+            <w:tc>
+              <w:tcPr>
+                <w:tcW w:w="2552" w:type="dxa"/>
+              </w:tcPr>
+              <w:p>
+                <w:pPr>
+                  <w:widowControl w:val="0"/>
+                  <w:overflowPunct w:val="0"/>
+                  <w:autoSpaceDE w:val="0"/>
+                  <w:autoSpaceDN w:val="0"/>
+                  <w:adjustRightInd w:val="0"/>
+                  <w:spacing w:after="0" w:line="260" w:lineRule="exact"/>
+                  <w:ind w:firstLine="567"/>
+                  <w:rPr>
+                    <w:rFonts w:eastAsia="Times New Roman" w:cs="Times New Roman"/>
+                    <w:lang w:eastAsia="ru-RU"/>
+                  </w:rPr>
+                </w:pPr>
+              </w:p>
+            </w:tc>
+          </w:tr>
+          <w:tr>
+            <w:trPr>
+              <w:trHeight w:val="423"/>
+            </w:trPr>
+            <w:tc>
+              <w:tcPr>
+                <w:tcW w:w="4253" w:type="dxa"/>
+              </w:tcPr>
+              <w:p>
+                <w:pPr>
+                  <w:widowControl w:val="0"/>
+                  <w:tabs>
+                    <w:tab w:val="left" w:pos="318"/>
+                    <w:tab w:val="left" w:pos="601"/>
+                    <w:tab w:val="left" w:pos="885"/>
+                  </w:tabs>
+                  <w:overflowPunct w:val="0"/>
+                  <w:autoSpaceDE w:val="0"/>
+                  <w:autoSpaceDN w:val="0"/>
+                  <w:adjustRightInd w:val="0"/>
+                  <w:spacing w:after="0" w:line="260" w:lineRule="exact"/>
+                  <w:ind w:firstLine="567"/>
+                  <w:rPr>
+                    <w:rFonts w:eastAsia="Times New Roman" w:cs="Times New Roman"/>
+                    <w:i/>
+                    <w:lang w:eastAsia="ru-RU"/>
+                  </w:rPr>
+                </w:pPr>
+              </w:p>
+            </w:tc>
+            <w:tc>
+              <w:tcPr>
+                <w:tcW w:w="2551" w:type="dxa"/>
+              </w:tcPr>
+              <w:p>
+                <w:pPr>
+                  <w:widowControl w:val="0"/>
+                  <w:overflowPunct w:val="0"/>
+                  <w:autoSpaceDE w:val="0"/>
+                  <w:autoSpaceDN w:val="0"/>
+                  <w:adjustRightInd w:val="0"/>
+                  <w:spacing w:after="0" w:line="260" w:lineRule="exact"/>
+                  <w:ind w:firstLine="567"/>
+                  <w:rPr>
+                    <w:rFonts w:eastAsia="Times New Roman" w:cs="Times New Roman"/>
+                    <w:lang w:eastAsia="ru-RU"/>
+                  </w:rPr>
+                </w:pPr>
+              </w:p>
+            </w:tc>
+            <w:tc>
+              <w:tcPr>
+                <w:tcW w:w="2552" w:type="dxa"/>
+              </w:tcPr>
+              <w:p>
+                <w:pPr>
+                  <w:widowControl w:val="0"/>
+                  <w:overflowPunct w:val="0"/>
+                  <w:autoSpaceDE w:val="0"/>
+                  <w:autoSpaceDN w:val="0"/>
+                  <w:adjustRightInd w:val="0"/>
+                  <w:spacing w:after="0" w:line="260" w:lineRule="exact"/>
+                  <w:ind w:firstLine="567"/>
+                  <w:rPr>
+                    <w:rFonts w:eastAsia="Times New Roman" w:cs="Times New Roman"/>
+                    <w:lang w:eastAsia="ru-RU"/>
+                  </w:rPr>
+                </w:pPr>
+              </w:p>
+            </w:tc>
+          </w:tr>
+          <w:tr>
+            <w:trPr>
+              <w:trHeight w:val="438"/>
+            </w:trPr>
+            <w:tc>
+              <w:tcPr>
+                <w:tcW w:w="4253" w:type="dxa"/>
+              </w:tcPr>
+              <w:p>
+                <w:pPr>
+                  <w:widowControl w:val="0"/>
+                  <w:tabs>
+                    <w:tab w:val="left" w:pos="318"/>
+                    <w:tab w:val="left" w:pos="601"/>
+                    <w:tab w:val="left" w:pos="885"/>
+                  </w:tabs>
+                  <w:overflowPunct w:val="0"/>
+                  <w:autoSpaceDE w:val="0"/>
+                  <w:autoSpaceDN w:val="0"/>
+                  <w:adjustRightInd w:val="0"/>
+                  <w:spacing w:after="0" w:line="260" w:lineRule="exact"/>
+                  <w:ind w:firstLine="567"/>
+                  <w:rPr>
+                    <w:rFonts w:eastAsia="Times New Roman" w:cs="Times New Roman"/>
+                    <w:i/>
+                    <w:lang w:eastAsia="ru-RU"/>
+                  </w:rPr>
+                </w:pPr>
+              </w:p>
+            </w:tc>
+            <w:tc>
+              <w:tcPr>
+                <w:tcW w:w="2551" w:type="dxa"/>
+              </w:tcPr>
+              <w:p>
+                <w:pPr>
+                  <w:widowControl w:val="0"/>
+                  <w:overflowPunct w:val="0"/>
+                  <w:autoSpaceDE w:val="0"/>
+                  <w:autoSpaceDN w:val="0"/>
+                  <w:adjustRightInd w:val="0"/>
+                  <w:spacing w:after="0" w:line="260" w:lineRule="exact"/>
+                  <w:ind w:firstLine="567"/>
+                  <w:rPr>
+                    <w:rFonts w:eastAsia="Times New Roman" w:cs="Times New Roman"/>
+                    <w:lang w:eastAsia="ru-RU"/>
+                  </w:rPr>
+                </w:pPr>
+              </w:p>
+            </w:tc>
+            <w:tc>
+              <w:tcPr>
+                <w:tcW w:w="2552" w:type="dxa"/>
+              </w:tcPr>
+              <w:p>
+                <w:pPr>
+                  <w:widowControl w:val="0"/>
+                  <w:overflowPunct w:val="0"/>
+                  <w:autoSpaceDE w:val="0"/>
+                  <w:autoSpaceDN w:val="0"/>
+                  <w:adjustRightInd w:val="0"/>
+                  <w:spacing w:after="0" w:line="260" w:lineRule="exact"/>
+                  <w:ind w:firstLine="567"/>
+                  <w:rPr>
+                    <w:rFonts w:eastAsia="Times New Roman" w:cs="Times New Roman"/>
+                    <w:lang w:eastAsia="ru-RU"/>
+                  </w:rPr>
+                </w:pPr>
+              </w:p>
+            </w:tc>
+          </w:tr>
+          <w:tr>
+            <w:trPr>
+              <w:trHeight w:val="445"/>
+            </w:trPr>
+            <w:tc>
+              <w:tcPr>
+                <w:tcW w:w="4253" w:type="dxa"/>
+              </w:tcPr>
+              <w:p>
+                <w:pPr>
+                  <w:widowControl w:val="0"/>
+                  <w:overflowPunct w:val="0"/>
+                  <w:autoSpaceDE w:val="0"/>
+                  <w:autoSpaceDN w:val="0"/>
+                  <w:adjustRightInd w:val="0"/>
+                  <w:spacing w:before="80" w:after="0" w:line="260" w:lineRule="exact"/>
+                  <w:ind w:firstLine="567"/>
+                  <w:rPr>
+                    <w:rFonts w:eastAsia="Times New Roman" w:cs="Times New Roman"/>
+                    <w:lang w:eastAsia="ru-RU"/>
+                  </w:rPr>
+                </w:pPr>
+              </w:p>
+            </w:tc>
+            <w:tc>
+              <w:tcPr>
+                <w:tcW w:w="2551" w:type="dxa"/>
+              </w:tcPr>
+              <w:p>
+                <w:pPr>
+                  <w:widowControl w:val="0"/>
+                  <w:overflowPunct w:val="0"/>
+                  <w:autoSpaceDE w:val="0"/>
+                  <w:autoSpaceDN w:val="0"/>
+                  <w:adjustRightInd w:val="0"/>
+                  <w:spacing w:before="80" w:after="0" w:line="260" w:lineRule="exact"/>
+                  <w:ind w:firstLine="567"/>
+                  <w:rPr>
+                    <w:rFonts w:eastAsia="Times New Roman" w:cs="Times New Roman"/>
+                    <w:lang w:eastAsia="ru-RU"/>
+                  </w:rPr>
+                </w:pPr>
+              </w:p>
+            </w:tc>
+            <w:tc>
+              <w:tcPr>
+                <w:tcW w:w="2552" w:type="dxa"/>
+              </w:tcPr>
+              <w:p>
+                <w:pPr>
+                  <w:widowControl w:val="0"/>
+                  <w:overflowPunct w:val="0"/>
+                  <w:autoSpaceDE w:val="0"/>
+                  <w:autoSpaceDN w:val="0"/>
+                  <w:adjustRightInd w:val="0"/>
+                  <w:spacing w:before="80" w:after="0" w:line="260" w:lineRule="exact"/>
+                  <w:ind w:firstLine="567"/>
+                  <w:rPr>
+                    <w:rFonts w:eastAsia="Times New Roman" w:cs="Times New Roman"/>
+                    <w:lang w:eastAsia="ru-RU"/>
+                  </w:rPr>
+                </w:pPr>
+              </w:p>
+            </w:tc>
+          </w:tr>
+          <w:tr>
+            <w:tc>
+              <w:tcPr>
+                <w:tcW w:w="4253" w:type="dxa"/>
+              </w:tcPr>
+              <w:p>
+                <w:pPr>
+                  <w:widowControl w:val="0"/>
+                  <w:overflowPunct w:val="0"/>
+                  <w:autoSpaceDE w:val="0"/>
+                  <w:autoSpaceDN w:val="0"/>
+                  <w:adjustRightInd w:val="0"/>
+                  <w:spacing w:after="0" w:line="260" w:lineRule="exact"/>
+                  <w:ind w:firstLine="567"/>
+                  <w:rPr>
+                    <w:rFonts w:eastAsia="Times New Roman" w:cs="Times New Roman"/>
+                    <w:lang w:eastAsia="ru-RU"/>
+                  </w:rPr>
+                </w:pPr>
+              </w:p>
+            </w:tc>
+            <w:tc>
+              <w:tcPr>
+                <w:tcW w:w="2551" w:type="dxa"/>
+              </w:tcPr>
+              <w:p>
+                <w:pPr>
+                  <w:widowControl w:val="0"/>
+                  <w:overflowPunct w:val="0"/>
+                  <w:autoSpaceDE w:val="0"/>
+                  <w:autoSpaceDN w:val="0"/>
+                  <w:adjustRightInd w:val="0"/>
+                  <w:spacing w:after="0" w:line="260" w:lineRule="exact"/>
+                  <w:ind w:firstLine="567"/>
+                  <w:rPr>
+                    <w:rFonts w:eastAsia="Times New Roman" w:cs="Times New Roman"/>
+                    <w:lang w:eastAsia="ru-RU"/>
+                  </w:rPr>
+                </w:pPr>
+              </w:p>
+            </w:tc>
+            <w:tc>
+              <w:tcPr>
+                <w:tcW w:w="2552" w:type="dxa"/>
+              </w:tcPr>
+              <w:p>
+                <w:pPr>
+                  <w:widowControl w:val="0"/>
+                  <w:overflowPunct w:val="0"/>
+                  <w:autoSpaceDE w:val="0"/>
+                  <w:autoSpaceDN w:val="0"/>
+                  <w:adjustRightInd w:val="0"/>
+                  <w:spacing w:after="0" w:line="260" w:lineRule="exact"/>
+                  <w:ind w:firstLine="567"/>
+                  <w:rPr>
+                    <w:rFonts w:eastAsia="Times New Roman" w:cs="Times New Roman"/>
+                    <w:lang w:eastAsia="ru-RU"/>
+                  </w:rPr>
+                </w:pPr>
+              </w:p>
+            </w:tc>
+          </w:tr>
+          <w:tr>
+            <w:tc>
+              <w:tcPr>
+                <w:tcW w:w="4253" w:type="dxa"/>
+              </w:tcPr>
+              <w:p>
+                <w:pPr>
+                  <w:widowControl w:val="0"/>
+                  <w:overflowPunct w:val="0"/>
+                  <w:autoSpaceDE w:val="0"/>
+                  <w:autoSpaceDN w:val="0"/>
+                  <w:adjustRightInd w:val="0"/>
+                  <w:spacing w:after="0" w:line="260" w:lineRule="exact"/>
+                  <w:ind w:firstLine="567"/>
+                  <w:rPr>
+                    <w:rFonts w:eastAsia="Times New Roman" w:cs="Times New Roman"/>
+                    <w:lang w:eastAsia="ru-RU"/>
+                  </w:rPr>
+                </w:pPr>
+              </w:p>
+            </w:tc>
+            <w:tc>
+              <w:tcPr>
+                <w:tcW w:w="2551" w:type="dxa"/>
+              </w:tcPr>
+              <w:p>
+                <w:pPr>
+                  <w:widowControl w:val="0"/>
+                  <w:overflowPunct w:val="0"/>
+                  <w:autoSpaceDE w:val="0"/>
+                  <w:autoSpaceDN w:val="0"/>
+                  <w:adjustRightInd w:val="0"/>
+                  <w:spacing w:after="0" w:line="260" w:lineRule="exact"/>
+                  <w:ind w:firstLine="567"/>
+                  <w:rPr>
+                    <w:rFonts w:eastAsia="Times New Roman" w:cs="Times New Roman"/>
+                    <w:lang w:eastAsia="ru-RU"/>
+                  </w:rPr>
+                </w:pPr>
+              </w:p>
+            </w:tc>
+            <w:tc>
+              <w:tcPr>
+                <w:tcW w:w="2552" w:type="dxa"/>
+              </w:tcPr>
+              <w:p>
+                <w:pPr>
+                  <w:widowControl w:val="0"/>
+                  <w:overflowPunct w:val="0"/>
+                  <w:autoSpaceDE w:val="0"/>
+                  <w:autoSpaceDN w:val="0"/>
+                  <w:adjustRightInd w:val="0"/>
+                  <w:spacing w:after="0" w:line="260" w:lineRule="exact"/>
+                  <w:ind w:firstLine="567"/>
+                  <w:rPr>
+                    <w:rFonts w:eastAsia="Times New Roman" w:cs="Times New Roman"/>
+                    <w:lang w:eastAsia="ru-RU"/>
+                  </w:rPr>
+                </w:pPr>
+              </w:p>
+            </w:tc>
+          </w:tr>
+        </w:tbl>
+        <w:p>
+          <w:pPr>
+            <w:widowControl w:val="0"/>
+            <w:overflowPunct w:val="0"/>
+            <w:autoSpaceDE w:val="0"/>
+            <w:autoSpaceDN w:val="0"/>
+            <w:adjustRightInd w:val="0"/>
+            <w:spacing w:after="0" w:line="260" w:lineRule="exact"/>
+            <w:ind w:firstLine="567"/>
+            <w:jc w:val="both"/>
+            <w:rPr>
+              <w:rFonts w:eastAsia="Times New Roman" w:cs="Times New Roman"/>
+              <w:lang w:eastAsia="ru-RU"/>
+            </w:rPr>
+          </w:pPr>
+        </w:p>
+        <w:p>
+          <w:pPr>
+            <w:widowControl w:val="0"/>
+            <w:overflowPunct w:val="0"/>
+            <w:autoSpaceDE w:val="0"/>
+            <w:autoSpaceDN w:val="0"/>
+            <w:adjustRightInd w:val="0"/>
+            <w:spacing w:before="360" w:after="0" w:line="260" w:lineRule="exact"/>
+            <w:ind w:firstLine="567"/>
+            <w:jc w:val="center"/>
+            <w:rPr>
+              <w:rFonts w:eastAsia="Times New Roman" w:cs="Times New Roman"/>
+              <w:lang w:eastAsia="ru-RU"/>
+            </w:rPr>
+          </w:pPr>
+          <w:r>
+            <w:rPr>
+              <w:rFonts w:eastAsia="Times New Roman" w:cs="Times New Roman"/>
+              <w:lang w:eastAsia="ru-RU"/>
+            </w:rPr>
+            <w:t>Минск, 202</w:t>
+          </w:r>
+          <w:r>
+            <w:rPr>
+              <w:rFonts w:eastAsia="Times New Roman" w:cs="Times New Roman"/>
+              <w:lang w:eastAsia="ru-RU"/>
+            </w:rPr>
+            <w:t>6</w:t>
+          </w:r>
+        </w:p>
+        <w:p>
+          <w:pPr>
+            <w:rPr>
+              <w:rFonts w:eastAsia="Times New Roman" w:cs="Times New Roman"/>
+              <w:lang w:eastAsia="ru-RU"/>
+            </w:rPr>
+          </w:pPr>
+          <w:r>
+            <w:rPr>
+              <w:rFonts w:eastAsia="Times New Roman" w:cs="Times New Roman"/>
+              <w:lang w:eastAsia="ru-RU"/>
+            </w:rPr>
+            <w:br w:type="page"/>
+          </w:r>
+        </w:p>
+      </w:sdtContent>
+    </w:sdt>
     <w:p>
       <w:pPr>
         <w:widowControl w:val="0"/>
@@ -1358,9 +1375,39 @@
           <w:sz w:val="28"/>
           <w:szCs w:val="28"/>
         </w:rPr>
-        <w:t>«</w:t>
-      </w:r>
-      <w:proofErr w:type="spellStart"/>
+        <w:t>«столбцовый метод» </w:t>
+      </w:r>
+      <w:r>
+        <w:rPr>
+          <w:rStyle w:val="kb0tx"/>
+          <w:color w:val="000000"/>
+          <w:sz w:val="28"/>
+          <w:szCs w:val="28"/>
+        </w:rPr>
+        <w:t>с одним ключевым словом, текст на русском языке;</w:t>
+      </w:r>
+    </w:p>
+    <w:p>
+      <w:pPr>
+        <w:pStyle w:val="zfr3q"/>
+        <w:spacing w:before="0" w:beforeAutospacing="0" w:after="0" w:afterAutospacing="0"/>
+        <w:ind w:left="360"/>
+        <w:jc w:val="both"/>
+        <w:rPr>
+          <w:color w:val="212121"/>
+          <w:sz w:val="28"/>
+          <w:szCs w:val="28"/>
+        </w:rPr>
+      </w:pPr>
+      <w:r>
+        <w:rPr>
+          <w:rStyle w:val="kb0tx"/>
+          <w:color w:val="000000"/>
+          <w:sz w:val="28"/>
+          <w:szCs w:val="28"/>
+        </w:rPr>
+        <w:t>- алгоритм </w:t>
+      </w:r>
       <w:r>
         <w:rPr>
           <w:rStyle w:val="kb0tx"/>
@@ -1370,19 +1417,7 @@
           <w:sz w:val="28"/>
           <w:szCs w:val="28"/>
         </w:rPr>
-        <w:t>столбцовый</w:t>
-      </w:r>
-      <w:proofErr w:type="spellEnd"/>
-      <w:r>
-        <w:rPr>
-          <w:rStyle w:val="kb0tx"/>
-          <w:b/>
-          <w:bCs/>
-          <w:color w:val="000000"/>
-          <w:sz w:val="28"/>
-          <w:szCs w:val="28"/>
-        </w:rPr>
-        <w:t xml:space="preserve"> метод» </w:t>
+        <w:t>Виженера, самогенерирующийся ключ,</w:t>
       </w:r>
       <w:r>
         <w:rPr>
@@ -1391,14 +1426,14 @@
           <w:sz w:val="28"/>
           <w:szCs w:val="28"/>
         </w:rPr>
-        <w:t>с одним ключевым словом, текст на русском языке;</w:t>
+        <w:t> текст на русском языке.</w:t>
       </w:r>
     </w:p>
     <w:p>
       <w:pPr>
         <w:pStyle w:val="zfr3q"/>
         <w:spacing w:before="0" w:beforeAutospacing="0" w:after="0" w:afterAutospacing="0"/>
-        <w:ind w:left="360"/>
+        <w:ind w:firstLine="360"/>
         <w:jc w:val="both"/>
         <w:rPr>
           <w:color w:val="212121"/>
@@ -1413,53 +1448,21 @@
           <w:sz w:val="28"/>
           <w:szCs w:val="28"/>
         </w:rPr>
-        <w:t>- алгоритм </w:t>
-      </w:r>
-      <w:proofErr w:type="spellStart"/>
-      <w:r>
-        <w:rPr>
-          <w:rStyle w:val="kb0tx"/>
-          <w:b/>
-          <w:bCs/>
-          <w:color w:val="000000"/>
-          <w:sz w:val="28"/>
-          <w:szCs w:val="28"/>
-        </w:rPr>
-        <w:t>Виженера</w:t>
-      </w:r>
-      <w:proofErr w:type="spellEnd"/>
-      <w:r>
-        <w:rPr>
-          <w:rStyle w:val="kb0tx"/>
-          <w:b/>
-          <w:bCs/>
-          <w:color w:val="000000"/>
-          <w:sz w:val="28"/>
-          <w:szCs w:val="28"/>
-        </w:rPr>
-        <w:t>, самогенерирующийся ключ,</w:t>
-      </w:r>
-      <w:r>
+        <w:t>Для всех алгоритмов ключ задается с клавиатуры пользователем.</w:t>
+      </w:r>
+    </w:p>
+    <w:p>
+      <w:pPr>
+        <w:pStyle w:val="zfr3q"/>
+        <w:spacing w:before="0" w:beforeAutospacing="0" w:after="0" w:afterAutospacing="0"/>
+        <w:ind w:firstLine="360"/>
+        <w:jc w:val="both"/>
         <w:rPr>
           <w:rStyle w:val="kb0tx"/>
           <w:color w:val="000000"/>
           <w:sz w:val="28"/>
           <w:szCs w:val="28"/>
         </w:rPr>
-        <w:t> текст на русском языке.</w:t>
-      </w:r>
-    </w:p>
-    <w:p>
-      <w:pPr>
-        <w:pStyle w:val="zfr3q"/>
-        <w:spacing w:before="0" w:beforeAutospacing="0" w:after="0" w:afterAutospacing="0"/>
-        <w:ind w:firstLine="360"/>
-        <w:jc w:val="both"/>
-        <w:rPr>
-          <w:color w:val="212121"/>
-          <w:sz w:val="28"/>
-          <w:szCs w:val="28"/>
-        </w:rPr>
       </w:pPr>
       <w:r>
         <w:rPr>
@@ -1468,50 +1471,7 @@
           <w:sz w:val="28"/>
           <w:szCs w:val="28"/>
         </w:rPr>
-        <w:t>Для всех алгоритмов ключ задается с клавиатуры пользователем.</w:t>
-      </w:r>
-    </w:p>
-    <w:p>
-      <w:pPr>
-        <w:pStyle w:val="zfr3q"/>
-        <w:spacing w:before="0" w:beforeAutospacing="0" w:after="0" w:afterAutospacing="0"/>
-        <w:ind w:firstLine="360"/>
-        <w:jc w:val="both"/>
-        <w:rPr>
-          <w:rStyle w:val="kb0tx"/>
-          <w:color w:val="000000"/>
-          <w:sz w:val="28"/>
-          <w:szCs w:val="28"/>
-        </w:rPr>
-      </w:pPr>
-      <w:r>
-        <w:rPr>
-          <w:rStyle w:val="kb0tx"/>
-          <w:color w:val="000000"/>
-          <w:sz w:val="28"/>
-          <w:szCs w:val="28"/>
-        </w:rPr>
-        <w:t xml:space="preserve">Программа должна игнорировать все символы, не являющиеся буквами заданного </w:t>
-      </w:r>
-      <w:proofErr w:type="gramStart"/>
-      <w:r>
-        <w:rPr>
-          <w:rStyle w:val="kb0tx"/>
-          <w:color w:val="000000"/>
-          <w:sz w:val="28"/>
-          <w:szCs w:val="28"/>
-        </w:rPr>
-        <w:t>алфавита,  и</w:t>
-      </w:r>
-      <w:proofErr w:type="gramEnd"/>
-      <w:r>
-        <w:rPr>
-          <w:rStyle w:val="kb0tx"/>
-          <w:color w:val="000000"/>
-          <w:sz w:val="28"/>
-          <w:szCs w:val="28"/>
-        </w:rPr>
-        <w:t xml:space="preserve"> шифровать только текст на заданном языке. Все алгоритмы должны быть реализованы в одной программе. Программа не должна быть написана в консольном режиме. Результат работы программы – зашифрованный/расшифрованный файл/ы. Кроме работы с файлами программа должна предоставлять ввод/вывод шифруемого текста с клавиатуры/на экран.</w:t>
+        <w:t>Программа должна игнорировать все символы, не являющиеся буквами заданного алфавита,  и шифровать только текст на заданном языке. Все алгоритмы должны быть реализованы в одной программе. Программа не должна быть написана в консольном режиме. Результат работы программы – зашифрованный/расшифрованный файл/ы. Кроме работы с файлами программа должна предоставлять ввод/вывод шифруемого текста с клавиатуры/на экран.</w:t>
       </w:r>
     </w:p>
     <w:p>
@@ -1582,23 +1542,13 @@
           <w:szCs w:val="28"/>
         </w:rPr>
       </w:pPr>
-      <w:proofErr w:type="spellStart"/>
       <w:r>
         <w:rPr>
           <w:color w:val="212121"/>
           <w:sz w:val="28"/>
           <w:szCs w:val="28"/>
         </w:rPr>
-        <w:t>Столбцовый</w:t>
-      </w:r>
-      <w:proofErr w:type="spellEnd"/>
-      <w:r>
-        <w:rPr>
-          <w:color w:val="212121"/>
-          <w:sz w:val="28"/>
-          <w:szCs w:val="28"/>
-        </w:rPr>
-        <w:t xml:space="preserve"> метод</w:t>
+        <w:t>Столбцовый метод</w:t>
       </w:r>
     </w:p>
     <w:p>
@@ -1651,7 +1601,7 @@
                     <pic:cNvPicPr/>
                   </pic:nvPicPr>
                   <pic:blipFill>
-                    <a:blip r:embed="rId5" cstate="print">
+                    <a:blip r:embed="rId7" cstate="print">
                       <a:extLst>
                         <a:ext uri="{28A0092B-C50C-407E-A947-70E740481C1C}">
                           <a14:useLocalDpi xmlns:a14="http://schemas.microsoft.com/office/drawing/2010/main" val="0"/>
@@ -1999,23 +1949,13 @@
         </w:rPr>
         <w:t xml:space="preserve"> </w:t>
       </w:r>
-      <w:proofErr w:type="spellStart"/>
       <w:r>
         <w:rPr>
           <w:color w:val="212121"/>
           <w:sz w:val="28"/>
           <w:szCs w:val="28"/>
         </w:rPr>
-        <w:t>Шифротекст</w:t>
-      </w:r>
-      <w:proofErr w:type="spellEnd"/>
-      <w:r>
-        <w:rPr>
-          <w:color w:val="212121"/>
-          <w:sz w:val="28"/>
-          <w:szCs w:val="28"/>
-        </w:rPr>
-        <w:t xml:space="preserve">: </w:t>
+        <w:t xml:space="preserve">Шифротекст: </w:t>
       </w:r>
     </w:p>
     <w:p>
@@ -2066,7 +2006,7 @@
                     <pic:cNvPicPr/>
                   </pic:nvPicPr>
                   <pic:blipFill>
-                    <a:blip r:embed="rId6" cstate="print">
+                    <a:blip r:embed="rId8" cstate="print">
                       <a:extLst>
                         <a:ext uri="{28A0092B-C50C-407E-A947-70E740481C1C}">
                           <a14:useLocalDpi xmlns:a14="http://schemas.microsoft.com/office/drawing/2010/main" val="0"/>
@@ -2421,7 +2361,7 @@
                     <pic:cNvPicPr/>
                   </pic:nvPicPr>
                   <pic:blipFill>
-                    <a:blip r:embed="rId7" cstate="print">
+                    <a:blip r:embed="rId9" cstate="print">
                       <a:extLst>
                         <a:ext uri="{28A0092B-C50C-407E-A947-70E740481C1C}">
                           <a14:useLocalDpi xmlns:a14="http://schemas.microsoft.com/office/drawing/2010/main" val="0"/>
@@ -2467,7 +2407,7 @@
                     <pic:cNvPicPr/>
                   </pic:nvPicPr>
                   <pic:blipFill>
-                    <a:blip r:embed="rId8"/>
+                    <a:blip r:embed="rId10"/>
                     <a:stretch>
                       <a:fillRect/>
                     </a:stretch>
@@ -2493,21 +2433,11 @@
         <w:ind w:left="6370"/>
       </w:pPr>
       <w:r>
-        <w:t xml:space="preserve"> </w:t>
-      </w:r>
-      <w:proofErr w:type="spellStart"/>
-      <w:proofErr w:type="gramStart"/>
-      <w:r>
-        <w:t>Шифротекст</w:t>
-      </w:r>
-      <w:proofErr w:type="spellEnd"/>
-      <w:r>
-        <w:t xml:space="preserve">:  </w:t>
+        <w:t xml:space="preserve"> Шифротекст:  </w:t>
       </w:r>
       <w:r>
         <w:t>МЮРКПТОЬЕ</w:t>
       </w:r>
-      <w:proofErr w:type="gramEnd"/>
     </w:p>
     <w:p/>
     <w:p/>
@@ -2652,7 +2582,7 @@
                     <pic:cNvPicPr/>
                   </pic:nvPicPr>
                   <pic:blipFill>
-                    <a:blip r:embed="rId9" cstate="print">
+                    <a:blip r:embed="rId11" cstate="print">
                       <a:extLst>
                         <a:ext uri="{28A0092B-C50C-407E-A947-70E740481C1C}">
                           <a14:useLocalDpi xmlns:a14="http://schemas.microsoft.com/office/drawing/2010/main" val="0"/>
@@ -2726,7 +2656,7 @@
                     <pic:cNvPicPr/>
                   </pic:nvPicPr>
                   <pic:blipFill>
-                    <a:blip r:embed="rId10" cstate="print">
+                    <a:blip r:embed="rId12" cstate="print">
                       <a:extLst>
                         <a:ext uri="{28A0092B-C50C-407E-A947-70E740481C1C}">
                           <a14:useLocalDpi xmlns:a14="http://schemas.microsoft.com/office/drawing/2010/main" val="0"/>
@@ -2792,7 +2722,7 @@
                     <pic:cNvPicPr/>
                   </pic:nvPicPr>
                   <pic:blipFill>
-                    <a:blip r:embed="rId11"/>
+                    <a:blip r:embed="rId13"/>
                     <a:stretch>
                       <a:fillRect/>
                     </a:stretch>
@@ -2834,7 +2764,7 @@
                     <pic:cNvPicPr/>
                   </pic:nvPicPr>
                   <pic:blipFill>
-                    <a:blip r:embed="rId12"/>
+                    <a:blip r:embed="rId14"/>
                     <a:stretch>
                       <a:fillRect/>
                     </a:stretch>
@@ -3250,13 +3180,8 @@
       </w:tr>
     </w:tbl>
     <w:p>
-      <w:proofErr w:type="spellStart"/>
-      <w:r>
-        <w:t>Шифротекст</w:t>
-      </w:r>
-      <w:proofErr w:type="spellEnd"/>
-      <w:r>
-        <w:t>: ТКО</w:t>
+      <w:r>
+        <w:t>Шифротекст: ТКО</w:t>
       </w:r>
     </w:p>
     <w:p/>
@@ -3276,138 +3201,6 @@
             <wp:extent cx="4064000" cy="1726820"/>
             <wp:effectExtent l="0" t="0" r="0" b="6985"/>
             <wp:docPr id="10" name="Рисунок 10"/>
-            <wp:cNvGraphicFramePr>
-              <a:graphicFrameLocks xmlns:a="http://schemas.openxmlformats.org/drawingml/2006/main" noChangeAspect="1"/>
-            </wp:cNvGraphicFramePr>
-            <a:graphic xmlns:a="http://schemas.openxmlformats.org/drawingml/2006/main">
-              <a:graphicData uri="http://schemas.openxmlformats.org/drawingml/2006/picture">
-                <pic:pic xmlns:pic="http://schemas.openxmlformats.org/drawingml/2006/picture">
-                  <pic:nvPicPr>
-                    <pic:cNvPr id="1" name=""/>
-                    <pic:cNvPicPr/>
-                  </pic:nvPicPr>
-                  <pic:blipFill>
-                    <a:blip r:embed="rId13"/>
-                    <a:stretch>
-                      <a:fillRect/>
-                    </a:stretch>
-                  </pic:blipFill>
-                  <pic:spPr>
-                    <a:xfrm>
-                      <a:off x="0" y="0"/>
-                      <a:ext cx="4117629" cy="1749607"/>
-                    </a:xfrm>
-                    <a:prstGeom prst="rect">
-                      <a:avLst/>
-                    </a:prstGeom>
-                  </pic:spPr>
-                </pic:pic>
-              </a:graphicData>
-            </a:graphic>
-          </wp:inline>
-        </w:drawing>
-      </w:r>
-    </w:p>
-    <w:p>
-      <w:pPr>
-        <w:rPr>
-          <w:lang w:val="en-US"/>
-        </w:rPr>
-      </w:pPr>
-      <w:r>
-        <w:rPr>
-          <w:noProof/>
-          <w:lang w:val="en-US"/>
-        </w:rPr>
-        <w:drawing>
-          <wp:inline distT="0" distB="0" distL="0" distR="0" wp14:anchorId="08FB6926" wp14:editId="74B50761">
-            <wp:extent cx="4064000" cy="1738115"/>
-            <wp:effectExtent l="0" t="0" r="0" b="0"/>
-            <wp:docPr id="11" name="Рисунок 11"/>
-            <wp:cNvGraphicFramePr>
-              <a:graphicFrameLocks xmlns:a="http://schemas.openxmlformats.org/drawingml/2006/main" noChangeAspect="1"/>
-            </wp:cNvGraphicFramePr>
-            <a:graphic xmlns:a="http://schemas.openxmlformats.org/drawingml/2006/main">
-              <a:graphicData uri="http://schemas.openxmlformats.org/drawingml/2006/picture">
-                <pic:pic xmlns:pic="http://schemas.openxmlformats.org/drawingml/2006/picture">
-                  <pic:nvPicPr>
-                    <pic:cNvPr id="1" name=""/>
-                    <pic:cNvPicPr/>
-                  </pic:nvPicPr>
-                  <pic:blipFill>
-                    <a:blip r:embed="rId14"/>
-                    <a:stretch>
-                      <a:fillRect/>
-                    </a:stretch>
-                  </pic:blipFill>
-                  <pic:spPr>
-                    <a:xfrm>
-                      <a:off x="0" y="0"/>
-                      <a:ext cx="4158679" cy="1778608"/>
-                    </a:xfrm>
-                    <a:prstGeom prst="rect">
-                      <a:avLst/>
-                    </a:prstGeom>
-                  </pic:spPr>
-                </pic:pic>
-              </a:graphicData>
-            </a:graphic>
-          </wp:inline>
-        </w:drawing>
-      </w:r>
-    </w:p>
-    <w:p>
-      <w:pPr>
-        <w:rPr>
-          <w:lang w:val="en-US"/>
-        </w:rPr>
-      </w:pPr>
-      <w:r>
-        <w:rPr>
-          <w:lang w:val="en-US"/>
-        </w:rPr>
-        <w:br w:type="page"/>
-      </w:r>
-    </w:p>
-    <w:p>
-      <w:pPr>
-        <w:pStyle w:val="a4"/>
-        <w:numPr>
-          <w:ilvl w:val="1"/>
-          <w:numId w:val="1"/>
-        </w:numPr>
-      </w:pPr>
-      <w:r>
-        <w:lastRenderedPageBreak/>
-        <w:t xml:space="preserve">Шифр </w:t>
-      </w:r>
-      <w:proofErr w:type="spellStart"/>
-      <w:r>
-        <w:t>Виженера</w:t>
-      </w:r>
-      <w:proofErr w:type="spellEnd"/>
-      <w:r>
-        <w:t xml:space="preserve"> с </w:t>
-      </w:r>
-      <w:proofErr w:type="spellStart"/>
-      <w:r>
-        <w:t>самогенерирующимся</w:t>
-      </w:r>
-      <w:proofErr w:type="spellEnd"/>
-      <w:r>
-        <w:t xml:space="preserve"> шифром</w:t>
-      </w:r>
-    </w:p>
-    <w:p>
-      <w:r>
-        <w:rPr>
-          <w:noProof/>
-        </w:rPr>
-        <w:drawing>
-          <wp:inline distT="0" distB="0" distL="0" distR="0" wp14:anchorId="5213387B" wp14:editId="5B7F1781">
-            <wp:extent cx="3968750" cy="1699499"/>
-            <wp:effectExtent l="0" t="0" r="0" b="0"/>
-            <wp:docPr id="12" name="Рисунок 12"/>
             <wp:cNvGraphicFramePr>
               <a:graphicFrameLocks xmlns:a="http://schemas.openxmlformats.org/drawingml/2006/main" noChangeAspect="1"/>
             </wp:cNvGraphicFramePr>
@@ -3427,7 +3220,7 @@
                   <pic:spPr>
                     <a:xfrm>
                       <a:off x="0" y="0"/>
-                      <a:ext cx="4102067" cy="1756588"/>
+                      <a:ext cx="4117629" cy="1749607"/>
                     </a:xfrm>
                     <a:prstGeom prst="rect">
                       <a:avLst/>
@@ -3441,15 +3234,21 @@
       </w:r>
     </w:p>
     <w:p>
+      <w:pPr>
+        <w:rPr>
+          <w:lang w:val="en-US"/>
+        </w:rPr>
+      </w:pPr>
       <w:r>
         <w:rPr>
           <w:noProof/>
+          <w:lang w:val="en-US"/>
         </w:rPr>
         <w:drawing>
-          <wp:inline distT="0" distB="0" distL="0" distR="0" wp14:anchorId="5114B814" wp14:editId="08BC3CAA">
-            <wp:extent cx="3968750" cy="1694832"/>
-            <wp:effectExtent l="0" t="0" r="0" b="635"/>
-            <wp:docPr id="13" name="Рисунок 13"/>
+          <wp:inline distT="0" distB="0" distL="0" distR="0" wp14:anchorId="08FB6926" wp14:editId="74B50761">
+            <wp:extent cx="4064000" cy="1738115"/>
+            <wp:effectExtent l="0" t="0" r="0" b="0"/>
+            <wp:docPr id="11" name="Рисунок 11"/>
             <wp:cNvGraphicFramePr>
               <a:graphicFrameLocks xmlns:a="http://schemas.openxmlformats.org/drawingml/2006/main" noChangeAspect="1"/>
             </wp:cNvGraphicFramePr>
@@ -3469,7 +3268,7 @@
                   <pic:spPr>
                     <a:xfrm>
                       <a:off x="0" y="0"/>
-                      <a:ext cx="3996708" cy="1706771"/>
+                      <a:ext cx="4158679" cy="1778608"/>
                     </a:xfrm>
                     <a:prstGeom prst="rect">
                       <a:avLst/>
@@ -3482,7 +3281,6 @@
         </w:drawing>
       </w:r>
     </w:p>
-    <w:p/>
     <w:p>
       <w:pPr>
         <w:rPr>
@@ -3491,14 +3289,34 @@
       </w:pPr>
       <w:r>
         <w:rPr>
+          <w:lang w:val="en-US"/>
+        </w:rPr>
+        <w:br w:type="page"/>
+      </w:r>
+    </w:p>
+    <w:p>
+      <w:pPr>
+        <w:pStyle w:val="a4"/>
+        <w:numPr>
+          <w:ilvl w:val="1"/>
+          <w:numId w:val="1"/>
+        </w:numPr>
+      </w:pPr>
+      <w:r>
+        <w:lastRenderedPageBreak/>
+        <w:t>Шифр Виженера с самогенерирующимся шифром</w:t>
+      </w:r>
+    </w:p>
+    <w:p>
+      <w:r>
+        <w:rPr>
           <w:noProof/>
-          <w:lang w:val="en-US"/>
         </w:rPr>
         <w:drawing>
-          <wp:inline distT="0" distB="0" distL="0" distR="0" wp14:anchorId="28DF37DD" wp14:editId="748BF1FA">
-            <wp:extent cx="3968750" cy="1699075"/>
+          <wp:inline distT="0" distB="0" distL="0" distR="0" wp14:anchorId="5213387B" wp14:editId="5B7F1781">
+            <wp:extent cx="3968750" cy="1699499"/>
             <wp:effectExtent l="0" t="0" r="0" b="0"/>
-            <wp:docPr id="14" name="Рисунок 14"/>
+            <wp:docPr id="12" name="Рисунок 12"/>
             <wp:cNvGraphicFramePr>
               <a:graphicFrameLocks xmlns:a="http://schemas.openxmlformats.org/drawingml/2006/main" noChangeAspect="1"/>
             </wp:cNvGraphicFramePr>
@@ -3518,7 +3336,7 @@
                   <pic:spPr>
                     <a:xfrm>
                       <a:off x="0" y="0"/>
-                      <a:ext cx="4030243" cy="1725401"/>
+                      <a:ext cx="4102067" cy="1756588"/>
                     </a:xfrm>
                     <a:prstGeom prst="rect">
                       <a:avLst/>
@@ -3532,21 +3350,15 @@
       </w:r>
     </w:p>
     <w:p>
-      <w:pPr>
-        <w:rPr>
-          <w:lang w:val="en-US"/>
-        </w:rPr>
-      </w:pPr>
       <w:r>
         <w:rPr>
           <w:noProof/>
-          <w:lang w:val="en-US"/>
         </w:rPr>
         <w:drawing>
-          <wp:inline distT="0" distB="0" distL="0" distR="0" wp14:anchorId="33D53276" wp14:editId="2C13C5C1">
-            <wp:extent cx="4006850" cy="1718812"/>
-            <wp:effectExtent l="0" t="0" r="0" b="0"/>
-            <wp:docPr id="15" name="Рисунок 15"/>
+          <wp:inline distT="0" distB="0" distL="0" distR="0" wp14:anchorId="5114B814" wp14:editId="08BC3CAA">
+            <wp:extent cx="3968750" cy="1694832"/>
+            <wp:effectExtent l="0" t="0" r="0" b="635"/>
+            <wp:docPr id="13" name="Рисунок 13"/>
             <wp:cNvGraphicFramePr>
               <a:graphicFrameLocks xmlns:a="http://schemas.openxmlformats.org/drawingml/2006/main" noChangeAspect="1"/>
             </wp:cNvGraphicFramePr>
@@ -3566,7 +3378,7 @@
                   <pic:spPr>
                     <a:xfrm>
                       <a:off x="0" y="0"/>
-                      <a:ext cx="4065177" cy="1743832"/>
+                      <a:ext cx="3996708" cy="1706771"/>
                     </a:xfrm>
                     <a:prstGeom prst="rect">
                       <a:avLst/>
@@ -3579,58 +3391,23 @@
         </w:drawing>
       </w:r>
     </w:p>
+    <w:p/>
     <w:p>
       <w:pPr>
         <w:rPr>
           <w:lang w:val="en-US"/>
         </w:rPr>
       </w:pPr>
-    </w:p>
-    <w:p>
-      <w:pPr>
-        <w:tabs>
-          <w:tab w:val="left" w:pos="3950"/>
-        </w:tabs>
-        <w:rPr>
+      <w:r>
+        <w:rPr>
+          <w:noProof/>
           <w:lang w:val="en-US"/>
         </w:rPr>
-      </w:pPr>
-      <w:r>
-        <w:rPr>
-          <w:lang w:val="en-US"/>
-        </w:rPr>
-        <w:tab/>
-      </w:r>
-    </w:p>
-    <w:p>
-      <w:pPr>
-        <w:rPr>
-          <w:lang w:val="en-US"/>
-        </w:rPr>
-      </w:pPr>
-      <w:r>
-        <w:rPr>
-          <w:lang w:val="en-US"/>
-        </w:rPr>
-        <w:br w:type="page"/>
-      </w:r>
-    </w:p>
-    <w:p>
-      <w:pPr>
-        <w:tabs>
-          <w:tab w:val="left" w:pos="3950"/>
-        </w:tabs>
-      </w:pPr>
-      <w:r>
-        <w:rPr>
-          <w:noProof/>
-        </w:rPr>
-        <w:lastRenderedPageBreak/>
         <w:drawing>
-          <wp:inline distT="0" distB="0" distL="0" distR="0" wp14:anchorId="4A597A57" wp14:editId="068495D8">
-            <wp:extent cx="4076700" cy="1739189"/>
+          <wp:inline distT="0" distB="0" distL="0" distR="0" wp14:anchorId="28DF37DD" wp14:editId="748BF1FA">
+            <wp:extent cx="3968750" cy="1699075"/>
             <wp:effectExtent l="0" t="0" r="0" b="0"/>
-            <wp:docPr id="16" name="Рисунок 16"/>
+            <wp:docPr id="14" name="Рисунок 14"/>
             <wp:cNvGraphicFramePr>
               <a:graphicFrameLocks xmlns:a="http://schemas.openxmlformats.org/drawingml/2006/main" noChangeAspect="1"/>
             </wp:cNvGraphicFramePr>
@@ -3650,7 +3427,7 @@
                   <pic:spPr>
                     <a:xfrm>
                       <a:off x="0" y="0"/>
-                      <a:ext cx="4155250" cy="1772700"/>
+                      <a:ext cx="4030243" cy="1725401"/>
                     </a:xfrm>
                     <a:prstGeom prst="rect">
                       <a:avLst/>
@@ -3665,19 +3442,20 @@
     </w:p>
     <w:p>
       <w:pPr>
-        <w:tabs>
-          <w:tab w:val="left" w:pos="3950"/>
-        </w:tabs>
+        <w:rPr>
+          <w:lang w:val="en-US"/>
+        </w:rPr>
       </w:pPr>
       <w:r>
         <w:rPr>
           <w:noProof/>
+          <w:lang w:val="en-US"/>
         </w:rPr>
         <w:drawing>
-          <wp:inline distT="0" distB="0" distL="0" distR="0" wp14:anchorId="3A056BD1" wp14:editId="7B6925CD">
-            <wp:extent cx="4076700" cy="1751826"/>
-            <wp:effectExtent l="0" t="0" r="0" b="1270"/>
-            <wp:docPr id="17" name="Рисунок 17"/>
+          <wp:inline distT="0" distB="0" distL="0" distR="0" wp14:anchorId="33D53276" wp14:editId="2C13C5C1">
+            <wp:extent cx="4006850" cy="1718812"/>
+            <wp:effectExtent l="0" t="0" r="0" b="0"/>
+            <wp:docPr id="15" name="Рисунок 15"/>
             <wp:cNvGraphicFramePr>
               <a:graphicFrameLocks xmlns:a="http://schemas.openxmlformats.org/drawingml/2006/main" noChangeAspect="1"/>
             </wp:cNvGraphicFramePr>
@@ -3697,7 +3475,7 @@
                   <pic:spPr>
                     <a:xfrm>
                       <a:off x="0" y="0"/>
-                      <a:ext cx="4154259" cy="1785154"/>
+                      <a:ext cx="4065177" cy="1743832"/>
                     </a:xfrm>
                     <a:prstGeom prst="rect">
                       <a:avLst/>
@@ -3711,24 +3489,39 @@
       </w:r>
     </w:p>
     <w:p>
-      <w:r>
-        <w:br w:type="page"/>
-      </w:r>
+      <w:pPr>
+        <w:rPr>
+          <w:lang w:val="en-US"/>
+        </w:rPr>
+      </w:pPr>
     </w:p>
     <w:p>
       <w:pPr>
-        <w:pStyle w:val="a4"/>
-        <w:numPr>
-          <w:ilvl w:val="0"/>
-          <w:numId w:val="1"/>
-        </w:numPr>
         <w:tabs>
           <w:tab w:val="left" w:pos="3950"/>
         </w:tabs>
-      </w:pPr>
-      <w:r>
-        <w:lastRenderedPageBreak/>
-        <w:t>Работа с файлами</w:t>
+        <w:rPr>
+          <w:lang w:val="en-US"/>
+        </w:rPr>
+      </w:pPr>
+      <w:r>
+        <w:rPr>
+          <w:lang w:val="en-US"/>
+        </w:rPr>
+        <w:tab/>
+      </w:r>
+    </w:p>
+    <w:p>
+      <w:pPr>
+        <w:rPr>
+          <w:lang w:val="en-US"/>
+        </w:rPr>
+      </w:pPr>
+      <w:r>
+        <w:rPr>
+          <w:lang w:val="en-US"/>
+        </w:rPr>
+        <w:br w:type="page"/>
       </w:r>
     </w:p>
     <w:p>
@@ -3738,11 +3531,15 @@
         </w:tabs>
       </w:pPr>
       <w:r>
+        <w:rPr>
+          <w:noProof/>
+        </w:rPr>
+        <w:lastRenderedPageBreak/>
         <w:drawing>
-          <wp:inline distT="0" distB="0" distL="0" distR="0" wp14:anchorId="6DC4A668" wp14:editId="1B21D5E0">
-            <wp:extent cx="3606800" cy="2528423"/>
-            <wp:effectExtent l="0" t="0" r="0" b="5715"/>
-            <wp:docPr id="2" name="Рисунок 2"/>
+          <wp:inline distT="0" distB="0" distL="0" distR="0" wp14:anchorId="4A597A57" wp14:editId="068495D8">
+            <wp:extent cx="4076700" cy="1739189"/>
+            <wp:effectExtent l="0" t="0" r="0" b="0"/>
+            <wp:docPr id="16" name="Рисунок 16"/>
             <wp:cNvGraphicFramePr>
               <a:graphicFrameLocks xmlns:a="http://schemas.openxmlformats.org/drawingml/2006/main" noChangeAspect="1"/>
             </wp:cNvGraphicFramePr>
@@ -3762,7 +3559,7 @@
                   <pic:spPr>
                     <a:xfrm>
                       <a:off x="0" y="0"/>
-                      <a:ext cx="3654912" cy="2562151"/>
+                      <a:ext cx="4155250" cy="1772700"/>
                     </a:xfrm>
                     <a:prstGeom prst="rect">
                       <a:avLst/>
@@ -3782,11 +3579,14 @@
         </w:tabs>
       </w:pPr>
       <w:r>
+        <w:rPr>
+          <w:noProof/>
+        </w:rPr>
         <w:drawing>
-          <wp:inline distT="0" distB="0" distL="0" distR="0" wp14:anchorId="34BAE9C9" wp14:editId="4312E1FB">
-            <wp:extent cx="3759200" cy="1334104"/>
-            <wp:effectExtent l="0" t="0" r="0" b="0"/>
-            <wp:docPr id="18" name="Рисунок 18"/>
+          <wp:inline distT="0" distB="0" distL="0" distR="0" wp14:anchorId="3A056BD1" wp14:editId="7B6925CD">
+            <wp:extent cx="4076700" cy="1751826"/>
+            <wp:effectExtent l="0" t="0" r="0" b="1270"/>
+            <wp:docPr id="17" name="Рисунок 17"/>
             <wp:cNvGraphicFramePr>
               <a:graphicFrameLocks xmlns:a="http://schemas.openxmlformats.org/drawingml/2006/main" noChangeAspect="1"/>
             </wp:cNvGraphicFramePr>
@@ -3806,6 +3606,115 @@
                   <pic:spPr>
                     <a:xfrm>
                       <a:off x="0" y="0"/>
+                      <a:ext cx="4154259" cy="1785154"/>
+                    </a:xfrm>
+                    <a:prstGeom prst="rect">
+                      <a:avLst/>
+                    </a:prstGeom>
+                  </pic:spPr>
+                </pic:pic>
+              </a:graphicData>
+            </a:graphic>
+          </wp:inline>
+        </w:drawing>
+      </w:r>
+    </w:p>
+    <w:p>
+      <w:r>
+        <w:br w:type="page"/>
+      </w:r>
+    </w:p>
+    <w:p>
+      <w:pPr>
+        <w:pStyle w:val="a4"/>
+        <w:numPr>
+          <w:ilvl w:val="0"/>
+          <w:numId w:val="1"/>
+        </w:numPr>
+        <w:tabs>
+          <w:tab w:val="left" w:pos="3950"/>
+        </w:tabs>
+      </w:pPr>
+      <w:r>
+        <w:lastRenderedPageBreak/>
+        <w:t>Работа с файлами</w:t>
+      </w:r>
+    </w:p>
+    <w:p>
+      <w:pPr>
+        <w:tabs>
+          <w:tab w:val="left" w:pos="3950"/>
+        </w:tabs>
+      </w:pPr>
+      <w:r>
+        <w:drawing>
+          <wp:inline distT="0" distB="0" distL="0" distR="0" wp14:anchorId="6DC4A668" wp14:editId="1B21D5E0">
+            <wp:extent cx="3606800" cy="2528423"/>
+            <wp:effectExtent l="0" t="0" r="0" b="5715"/>
+            <wp:docPr id="2" name="Рисунок 2"/>
+            <wp:cNvGraphicFramePr>
+              <a:graphicFrameLocks xmlns:a="http://schemas.openxmlformats.org/drawingml/2006/main" noChangeAspect="1"/>
+            </wp:cNvGraphicFramePr>
+            <a:graphic xmlns:a="http://schemas.openxmlformats.org/drawingml/2006/main">
+              <a:graphicData uri="http://schemas.openxmlformats.org/drawingml/2006/picture">
+                <pic:pic xmlns:pic="http://schemas.openxmlformats.org/drawingml/2006/picture">
+                  <pic:nvPicPr>
+                    <pic:cNvPr id="1" name=""/>
+                    <pic:cNvPicPr/>
+                  </pic:nvPicPr>
+                  <pic:blipFill>
+                    <a:blip r:embed="rId23"/>
+                    <a:stretch>
+                      <a:fillRect/>
+                    </a:stretch>
+                  </pic:blipFill>
+                  <pic:spPr>
+                    <a:xfrm>
+                      <a:off x="0" y="0"/>
+                      <a:ext cx="3654912" cy="2562151"/>
+                    </a:xfrm>
+                    <a:prstGeom prst="rect">
+                      <a:avLst/>
+                    </a:prstGeom>
+                  </pic:spPr>
+                </pic:pic>
+              </a:graphicData>
+            </a:graphic>
+          </wp:inline>
+        </w:drawing>
+      </w:r>
+    </w:p>
+    <w:p>
+      <w:pPr>
+        <w:tabs>
+          <w:tab w:val="left" w:pos="3950"/>
+        </w:tabs>
+      </w:pPr>
+      <w:r>
+        <w:drawing>
+          <wp:inline distT="0" distB="0" distL="0" distR="0" wp14:anchorId="34BAE9C9" wp14:editId="4312E1FB">
+            <wp:extent cx="3759200" cy="1334104"/>
+            <wp:effectExtent l="0" t="0" r="0" b="0"/>
+            <wp:docPr id="18" name="Рисунок 18"/>
+            <wp:cNvGraphicFramePr>
+              <a:graphicFrameLocks xmlns:a="http://schemas.openxmlformats.org/drawingml/2006/main" noChangeAspect="1"/>
+            </wp:cNvGraphicFramePr>
+            <a:graphic xmlns:a="http://schemas.openxmlformats.org/drawingml/2006/main">
+              <a:graphicData uri="http://schemas.openxmlformats.org/drawingml/2006/picture">
+                <pic:pic xmlns:pic="http://schemas.openxmlformats.org/drawingml/2006/picture">
+                  <pic:nvPicPr>
+                    <pic:cNvPr id="1" name=""/>
+                    <pic:cNvPicPr/>
+                  </pic:nvPicPr>
+                  <pic:blipFill>
+                    <a:blip r:embed="rId24"/>
+                    <a:stretch>
+                      <a:fillRect/>
+                    </a:stretch>
+                  </pic:blipFill>
+                  <pic:spPr>
+                    <a:xfrm>
+                      <a:off x="0" y="0"/>
                       <a:ext cx="3804911" cy="1350326"/>
                     </a:xfrm>
                     <a:prstGeom prst="rect">
@@ -3857,26 +3766,13 @@
         <w:t xml:space="preserve">железнодорожная </w:t>
       </w:r>
       <w:r>
-        <w:t xml:space="preserve">изгородь, </w:t>
-      </w:r>
-      <w:proofErr w:type="spellStart"/>
-      <w:r>
-        <w:t>столбцовый</w:t>
-      </w:r>
-      <w:proofErr w:type="spellEnd"/>
+        <w:t>изгородь, столбцовый</w:t>
+      </w:r>
       <w:r>
         <w:t xml:space="preserve"> метод</w:t>
       </w:r>
       <w:r>
-        <w:t xml:space="preserve">) и </w:t>
-      </w:r>
-      <w:proofErr w:type="spellStart"/>
-      <w:r>
-        <w:t>одноалфавитной</w:t>
-      </w:r>
-      <w:proofErr w:type="spellEnd"/>
-      <w:r>
-        <w:t xml:space="preserve"> замены (Цезарь). Они лишь меняют порядок букв или подменяют их по фиксированному правилу, полностью сохраняя частотные характеристики языка, что </w:t>
+        <w:t xml:space="preserve">) и одноалфавитной замены (Цезарь). Они лишь меняют порядок букв или подменяют их по фиксированному правилу, полностью сохраняя частотные характеристики языка, что </w:t>
       </w:r>
       <w:r>
         <w:t>позволяет расшифровать с помощью</w:t>
@@ -3894,41 +3790,123 @@
         <w:t xml:space="preserve"> </w:t>
       </w:r>
       <w:r>
-        <w:t>Полиграммные шифры (</w:t>
-      </w:r>
-      <w:proofErr w:type="spellStart"/>
-      <w:r>
-        <w:t>Плейфейр</w:t>
-      </w:r>
-      <w:proofErr w:type="spellEnd"/>
-      <w:r>
-        <w:t xml:space="preserve">) работают с парами символов, что скрывает частоту одиночных букв. </w:t>
+        <w:t xml:space="preserve">Полиграммные шифры (Плейфейр) работают с парами символов, что скрывает частоту одиночных букв. </w:t>
       </w:r>
     </w:p>
     <w:p>
       <w:pPr>
         <w:ind w:firstLine="708"/>
-      </w:pPr>
-      <w:r>
-        <w:t xml:space="preserve">Самым стойким среди простых шифров является шифр </w:t>
-      </w:r>
-      <w:proofErr w:type="spellStart"/>
-      <w:r>
-        <w:t>Виженера</w:t>
-      </w:r>
-      <w:proofErr w:type="spellEnd"/>
-      <w:r>
-        <w:t>. Одна и та же буква открытого текста может шифроваться по-разному в зависимости от позиции и ключа. Это маскирует естественную частоту символов.</w:t>
+        <w:rPr>
+          <w:lang w:val="en-US"/>
+        </w:rPr>
+      </w:pPr>
+      <w:r>
+        <w:t>Самым стойким среди простых шифров является шифр Виженера. Одна и та же буква открытого текста может шифроваться по-разному в зависимости от позиции и ключа. Это маскирует естественную частоту символов.</w:t>
       </w:r>
     </w:p>
     <w:sectPr>
+      <w:footerReference w:type="default" r:id="rId25"/>
       <w:pgSz w:w="11906" w:h="16838"/>
       <w:pgMar w:top="1134" w:right="850" w:bottom="1134" w:left="1701" w:header="708" w:footer="708" w:gutter="0"/>
+      <w:pgNumType w:start="0"/>
       <w:cols w:space="708"/>
-      <w:docGrid w:linePitch="360"/>
+      <w:titlePg/>
+      <w:docGrid w:linePitch="381"/>
     </w:sectPr>
   </w:body>
 </w:document>
+</file>
+
+<file path=word/endnotes.xml><?xml version="1.0" encoding="utf-8"?>
+<w:endnotes xmlns:wpc="http://schemas.microsoft.com/office/word/2010/wordprocessingCanvas" xmlns:cx="http://schemas.microsoft.com/office/drawing/2014/chartex" xmlns:cx1="http://schemas.microsoft.com/office/drawing/2015/9/8/chartex" xmlns:cx2="http://schemas.microsoft.com/office/drawing/2015/10/21/chartex" xmlns:cx3="http://schemas.microsoft.com/office/drawing/2016/5/9/chartex" xmlns:cx4="http://schemas.microsoft.com/office/drawing/2016/5/10/chartex" xmlns:cx5="http://schemas.microsoft.com/office/drawing/2016/5/11/chartex" xmlns:cx6="http://schemas.microsoft.com/office/drawing/2016/5/12/chartex" xmlns:cx7="http://schemas.microsoft.com/office/drawing/2016/5/13/chartex" xmlns:cx8="http://schemas.microsoft.com/office/drawing/2016/5/14/chartex" xmlns:mc="http://schemas.openxmlformats.org/markup-compatibility/2006" xmlns:aink="http://schemas.microsoft.com/office/drawing/2016/ink" xmlns:am3d="http://schemas.microsoft.com/office/drawing/2017/model3d" xmlns:o="urn:schemas-microsoft-com:office:office" xmlns:r="http://schemas.openxmlformats.org/officeDocument/2006/relationships" xmlns:m="http://schemas.openxmlformats.org/officeDocument/2006/math" xmlns:v="urn:schemas-microsoft-com:vml" xmlns:wp14="http://schemas.microsoft.com/office/word/2010/wordprocessingDrawing" xmlns:wp="http://schemas.openxmlformats.org/drawingml/2006/wordprocessingDrawing" xmlns:w10="urn:schemas-microsoft-com:office:word" xmlns:w="http://schemas.openxmlformats.org/wordprocessingml/2006/main" xmlns:w14="http://schemas.microsoft.com/office/word/2010/wordml" xmlns:w15="http://schemas.microsoft.com/office/word/2012/wordml" xmlns:w16cex="http://schemas.microsoft.com/office/word/2018/wordml/cex" xmlns:w16cid="http://schemas.microsoft.com/office/word/2016/wordml/cid" xmlns:w16="http://schemas.microsoft.com/office/word/2018/wordml" xmlns:w16se="http://schemas.microsoft.com/office/word/2015/wordml/symex" xmlns:wpg="http://schemas.microsoft.com/office/word/2010/wordprocessingGroup" xmlns:wpi="http://schemas.microsoft.com/office/word/2010/wordprocessingInk" xmlns:wne="http://schemas.microsoft.com/office/word/2006/wordml" xmlns:wps="http://schemas.microsoft.com/office/word/2010/wordprocessingShape" mc:Ignorable="w14 w15 w16se w16cid w16 w16cex wp14">
+  <w:endnote w:type="separator" w:id="-1">
+    <w:p>
+      <w:pPr>
+        <w:spacing w:after="0" w:line="240" w:lineRule="auto"/>
+      </w:pPr>
+      <w:r>
+        <w:separator/>
+      </w:r>
+    </w:p>
+  </w:endnote>
+  <w:endnote w:type="continuationSeparator" w:id="0">
+    <w:p>
+      <w:pPr>
+        <w:spacing w:after="0" w:line="240" w:lineRule="auto"/>
+      </w:pPr>
+      <w:r>
+        <w:continuationSeparator/>
+      </w:r>
+    </w:p>
+  </w:endnote>
+</w:endnotes>
+</file>
+
+<file path=word/footer1.xml><?xml version="1.0" encoding="utf-8"?>
+<w:ftr xmlns:wpc="http://schemas.microsoft.com/office/word/2010/wordprocessingCanvas" xmlns:cx="http://schemas.microsoft.com/office/drawing/2014/chartex" xmlns:cx1="http://schemas.microsoft.com/office/drawing/2015/9/8/chartex" xmlns:cx2="http://schemas.microsoft.com/office/drawing/2015/10/21/chartex" xmlns:cx3="http://schemas.microsoft.com/office/drawing/2016/5/9/chartex" xmlns:cx4="http://schemas.microsoft.com/office/drawing/2016/5/10/chartex" xmlns:cx5="http://schemas.microsoft.com/office/drawing/2016/5/11/chartex" xmlns:cx6="http://schemas.microsoft.com/office/drawing/2016/5/12/chartex" xmlns:cx7="http://schemas.microsoft.com/office/drawing/2016/5/13/chartex" xmlns:cx8="http://schemas.microsoft.com/office/drawing/2016/5/14/chartex" xmlns:mc="http://schemas.openxmlformats.org/markup-compatibility/2006" xmlns:aink="http://schemas.microsoft.com/office/drawing/2016/ink" xmlns:am3d="http://schemas.microsoft.com/office/drawing/2017/model3d" xmlns:o="urn:schemas-microsoft-com:office:office" xmlns:r="http://schemas.openxmlformats.org/officeDocument/2006/relationships" xmlns:m="http://schemas.openxmlformats.org/officeDocument/2006/math" xmlns:v="urn:schemas-microsoft-com:vml" xmlns:wp14="http://schemas.microsoft.com/office/word/2010/wordprocessingDrawing" xmlns:wp="http://schemas.openxmlformats.org/drawingml/2006/wordprocessingDrawing" xmlns:w10="urn:schemas-microsoft-com:office:word" xmlns:w="http://schemas.openxmlformats.org/wordprocessingml/2006/main" xmlns:w14="http://schemas.microsoft.com/office/word/2010/wordml" xmlns:w15="http://schemas.microsoft.com/office/word/2012/wordml" xmlns:w16cex="http://schemas.microsoft.com/office/word/2018/wordml/cex" xmlns:w16cid="http://schemas.microsoft.com/office/word/2016/wordml/cid" xmlns:w16="http://schemas.microsoft.com/office/word/2018/wordml" xmlns:w16se="http://schemas.microsoft.com/office/word/2015/wordml/symex" xmlns:wpg="http://schemas.microsoft.com/office/word/2010/wordprocessingGroup" xmlns:wpi="http://schemas.microsoft.com/office/word/2010/wordprocessingInk" xmlns:wne="http://schemas.microsoft.com/office/word/2006/wordml" xmlns:wps="http://schemas.microsoft.com/office/word/2010/wordprocessingShape" mc:Ignorable="w14 w15 w16se w16cid w16 w16cex wp14">
+  <w:sdt>
+    <w:sdtPr>
+      <w:id w:val="-781951981"/>
+      <w:docPartObj>
+        <w:docPartGallery w:val="Page Numbers (Bottom of Page)"/>
+        <w:docPartUnique/>
+      </w:docPartObj>
+    </w:sdtPr>
+    <w:sdtContent>
+      <w:p>
+        <w:pPr>
+          <w:pStyle w:val="a8"/>
+          <w:jc w:val="right"/>
+        </w:pPr>
+        <w:r>
+          <w:fldChar w:fldCharType="begin"/>
+        </w:r>
+        <w:r>
+          <w:instrText>PAGE   \* MERGEFORMAT</w:instrText>
+        </w:r>
+        <w:r>
+          <w:fldChar w:fldCharType="separate"/>
+        </w:r>
+        <w:r>
+          <w:t>2</w:t>
+        </w:r>
+        <w:r>
+          <w:fldChar w:fldCharType="end"/>
+        </w:r>
+      </w:p>
+    </w:sdtContent>
+  </w:sdt>
+  <w:p>
+    <w:pPr>
+      <w:pStyle w:val="a8"/>
+    </w:pPr>
+  </w:p>
+</w:ftr>
+</file>
+
+<file path=word/footnotes.xml><?xml version="1.0" encoding="utf-8"?>
+<w:footnotes xmlns:wpc="http://schemas.microsoft.com/office/word/2010/wordprocessingCanvas" xmlns:cx="http://schemas.microsoft.com/office/drawing/2014/chartex" xmlns:cx1="http://schemas.microsoft.com/office/drawing/2015/9/8/chartex" xmlns:cx2="http://schemas.microsoft.com/office/drawing/2015/10/21/chartex" xmlns:cx3="http://schemas.microsoft.com/office/drawing/2016/5/9/chartex" xmlns:cx4="http://schemas.microsoft.com/office/drawing/2016/5/10/chartex" xmlns:cx5="http://schemas.microsoft.com/office/drawing/2016/5/11/chartex" xmlns:cx6="http://schemas.microsoft.com/office/drawing/2016/5/12/chartex" xmlns:cx7="http://schemas.microsoft.com/office/drawing/2016/5/13/chartex" xmlns:cx8="http://schemas.microsoft.com/office/drawing/2016/5/14/chartex" xmlns:mc="http://schemas.openxmlformats.org/markup-compatibility/2006" xmlns:aink="http://schemas.microsoft.com/office/drawing/2016/ink" xmlns:am3d="http://schemas.microsoft.com/office/drawing/2017/model3d" xmlns:o="urn:schemas-microsoft-com:office:office" xmlns:r="http://schemas.openxmlformats.org/officeDocument/2006/relationships" xmlns:m="http://schemas.openxmlformats.org/officeDocument/2006/math" xmlns:v="urn:schemas-microsoft-com:vml" xmlns:wp14="http://schemas.microsoft.com/office/word/2010/wordprocessingDrawing" xmlns:wp="http://schemas.openxmlformats.org/drawingml/2006/wordprocessingDrawing" xmlns:w10="urn:schemas-microsoft-com:office:word" xmlns:w="http://schemas.openxmlformats.org/wordprocessingml/2006/main" xmlns:w14="http://schemas.microsoft.com/office/word/2010/wordml" xmlns:w15="http://schemas.microsoft.com/office/word/2012/wordml" xmlns:w16cex="http://schemas.microsoft.com/office/word/2018/wordml/cex" xmlns:w16cid="http://schemas.microsoft.com/office/word/2016/wordml/cid" xmlns:w16="http://schemas.microsoft.com/office/word/2018/wordml" xmlns:w16se="http://schemas.microsoft.com/office/word/2015/wordml/symex" xmlns:wpg="http://schemas.microsoft.com/office/word/2010/wordprocessingGroup" xmlns:wpi="http://schemas.microsoft.com/office/word/2010/wordprocessingInk" xmlns:wne="http://schemas.microsoft.com/office/word/2006/wordml" xmlns:wps="http://schemas.microsoft.com/office/word/2010/wordprocessingShape" mc:Ignorable="w14 w15 w16se w16cid w16 w16cex wp14">
+  <w:footnote w:type="separator" w:id="-1">
+    <w:p>
+      <w:pPr>
+        <w:spacing w:after="0" w:line="240" w:lineRule="auto"/>
+      </w:pPr>
+      <w:r>
+        <w:separator/>
+      </w:r>
+    </w:p>
+  </w:footnote>
+  <w:footnote w:type="continuationSeparator" w:id="0">
+    <w:p>
+      <w:pPr>
+        <w:spacing w:after="0" w:line="240" w:lineRule="auto"/>
+      </w:pPr>
+      <w:r>
+        <w:continuationSeparator/>
+      </w:r>
+    </w:p>
+  </w:footnote>
+</w:footnotes>
 </file>
 
 <file path=word/numbering.xml><?xml version="1.0" encoding="utf-8"?>
@@ -4781,6 +4759,79 @@
       </w:tblBorders>
     </w:tblPr>
   </w:style>
+  <w:style w:type="paragraph" w:styleId="a6">
+    <w:name w:val="header"/>
+    <w:basedOn w:val="a"/>
+    <w:link w:val="a7"/>
+    <w:uiPriority w:val="99"/>
+    <w:unhideWhenUsed/>
+    <w:rsid w:val="00EF5DD9"/>
+    <w:pPr>
+      <w:tabs>
+        <w:tab w:val="center" w:pos="4677"/>
+        <w:tab w:val="right" w:pos="9355"/>
+      </w:tabs>
+      <w:spacing w:after="0" w:line="240" w:lineRule="auto"/>
+    </w:pPr>
+  </w:style>
+  <w:style w:type="character" w:customStyle="1" w:styleId="a7">
+    <w:name w:val="Верхний колонтитул Знак"/>
+    <w:basedOn w:val="a0"/>
+    <w:link w:val="a6"/>
+    <w:uiPriority w:val="99"/>
+    <w:rsid w:val="00EF5DD9"/>
+  </w:style>
+  <w:style w:type="paragraph" w:styleId="a8">
+    <w:name w:val="footer"/>
+    <w:basedOn w:val="a"/>
+    <w:link w:val="a9"/>
+    <w:uiPriority w:val="99"/>
+    <w:unhideWhenUsed/>
+    <w:rsid w:val="00EF5DD9"/>
+    <w:pPr>
+      <w:tabs>
+        <w:tab w:val="center" w:pos="4677"/>
+        <w:tab w:val="right" w:pos="9355"/>
+      </w:tabs>
+      <w:spacing w:after="0" w:line="240" w:lineRule="auto"/>
+    </w:pPr>
+  </w:style>
+  <w:style w:type="character" w:customStyle="1" w:styleId="a9">
+    <w:name w:val="Нижний колонтитул Знак"/>
+    <w:basedOn w:val="a0"/>
+    <w:link w:val="a8"/>
+    <w:uiPriority w:val="99"/>
+    <w:rsid w:val="00EF5DD9"/>
+  </w:style>
+  <w:style w:type="paragraph" w:styleId="aa">
+    <w:name w:val="No Spacing"/>
+    <w:link w:val="ab"/>
+    <w:uiPriority w:val="1"/>
+    <w:qFormat/>
+    <w:rsid w:val="00EF5DD9"/>
+    <w:pPr>
+      <w:spacing w:after="0" w:line="240" w:lineRule="auto"/>
+    </w:pPr>
+    <w:rPr>
+      <w:rFonts w:asciiTheme="minorHAnsi" w:eastAsiaTheme="minorEastAsia" w:hAnsiTheme="minorHAnsi"/>
+      <w:sz w:val="22"/>
+      <w:szCs w:val="22"/>
+      <w:lang w:eastAsia="ru-RU"/>
+    </w:rPr>
+  </w:style>
+  <w:style w:type="character" w:customStyle="1" w:styleId="ab">
+    <w:name w:val="Без интервала Знак"/>
+    <w:basedOn w:val="a0"/>
+    <w:link w:val="aa"/>
+    <w:uiPriority w:val="1"/>
+    <w:rsid w:val="00EF5DD9"/>
+    <w:rPr>
+      <w:rFonts w:asciiTheme="minorHAnsi" w:eastAsiaTheme="minorEastAsia" w:hAnsiTheme="minorHAnsi"/>
+      <w:sz w:val="22"/>
+      <w:szCs w:val="22"/>
+      <w:lang w:eastAsia="ru-RU"/>
+    </w:rPr>
+  </w:style>
 </w:styles>
 </file>
 
